--- a/dist/docs/templates/bsa/04-data-mapping-spec.docx
+++ b/dist/docs/templates/bsa/04-data-mapping-spec.docx
@@ -82,7 +82,22 @@
         <w:t xml:space="preserve"> </w:t>
       </w:r>
       <w:r>
-        <w:t xml:space="preserve">first use W2 (5-row mini data map, Tue 10/27). Taught in M4 in W7. Drafted in W10 and W11, finished by W13, then kept current through the e2open build, test loads and cutover (M10).</w:t>
+        <w:t xml:space="preserve">first used in W7, when it is taught in M4 (in W2 the hires map system-level data flows with the table in</w:t>
+      </w:r>
+      <w:r>
+        <w:t xml:space="preserve"> </w:t>
+      </w:r>
+      <w:r>
+        <w:rPr>
+          <w:rStyle w:val="VerbatimChar"/>
+        </w:rPr>
+        <w:t xml:space="preserve">docs/primers/trade-systems-gtm-e2open-primer.md</w:t>
+      </w:r>
+      <w:r>
+        <w:t xml:space="preserve"> </w:t>
+      </w:r>
+      <w:r>
+        <w:t xml:space="preserve">Section 7.3 instead). Drafted in W10 and W11, finished by W13, then kept current through the e2open build, test loads and cutover (M10).</w:t>
       </w:r>
     </w:p>
     <w:bookmarkStart w:id="21" w:name="how-to-fill-this-in"/>
@@ -5717,7 +5732,7 @@
               <w:jc w:val="left"/>
             </w:pPr>
             <w:r>
-              <w:t xml:space="preserve">MX: [COMPANY: confirm the pedimento coding with the agente aduanal]</w:t>
+              <w:t xml:space="preserve">MX: [COMPANY: pedimento coding, confirmed with the agente aduanal by the Senior]</w:t>
             </w:r>
           </w:p>
         </w:tc>
@@ -5741,7 +5756,7 @@
               <w:jc w:val="left"/>
             </w:pPr>
             <w:r>
-              <w:t xml:space="preserve">Not confirmed here</w:t>
+              <w:t xml:space="preserve">Not confirmed here. Before day 60, the hire asks the Senior, not the agente aduanal</w:t>
             </w:r>
           </w:p>
         </w:tc>

--- a/dist/docs/templates/bsa/04-data-mapping-spec.docx
+++ b/dist/docs/templates/bsa/04-data-mapping-spec.docx
@@ -329,20 +329,23 @@
     <w:tbl>
       <w:tblPr>
         <w:tblStyle w:val="Table"/>
-        <w:tblW w:type="auto" w:w="0"/>
+        <w:tblW w:type="dxa" w:w="9360"/>
         <w:tblLook w:firstRow="1" w:lastRow="0" w:firstColumn="0" w:lastColumn="0" w:noHBand="0" w:noVBand="0" w:val="0020"/>
         <w:jc w:val="start"/>
+        <w:tblLayout w:type="fixed"/>
       </w:tblPr>
       <w:tblGrid>
-        <w:gridCol w:w="3960"/>
-        <w:gridCol w:w="3960"/>
+        <w:gridCol w:w="2314"/>
+        <w:gridCol w:w="7045"/>
       </w:tblGrid>
       <w:tr>
         <w:trPr>
           <w:tblHeader w:val="true"/>
         </w:trPr>
         <w:tc>
-          <w:tcPr/>
+          <w:tcPr>
+            <w:tcW w:w="2314" w:type="dxa"/>
+          </w:tcPr>
           <w:p>
             <w:pPr>
               <w:pStyle w:val="Compact"/>
@@ -354,7 +357,9 @@
           </w:p>
         </w:tc>
         <w:tc>
-          <w:tcPr/>
+          <w:tcPr>
+            <w:tcW w:w="7045" w:type="dxa"/>
+          </w:tcPr>
           <w:p>
             <w:pPr>
               <w:pStyle w:val="Compact"/>
@@ -368,7 +373,9 @@
       </w:tr>
       <w:tr>
         <w:tc>
-          <w:tcPr/>
+          <w:tcPr>
+            <w:tcW w:w="2314" w:type="dxa"/>
+          </w:tcPr>
           <w:p>
             <w:pPr>
               <w:pStyle w:val="Compact"/>
@@ -380,7 +387,9 @@
           </w:p>
         </w:tc>
         <w:tc>
-          <w:tcPr/>
+          <w:tcPr>
+            <w:tcW w:w="7045" w:type="dxa"/>
+          </w:tcPr>
           <w:p>
             <w:pPr>
               <w:pStyle w:val="Compact"/>
@@ -394,7 +403,9 @@
       </w:tr>
       <w:tr>
         <w:tc>
-          <w:tcPr/>
+          <w:tcPr>
+            <w:tcW w:w="2314" w:type="dxa"/>
+          </w:tcPr>
           <w:p>
             <w:pPr>
               <w:pStyle w:val="Compact"/>
@@ -406,7 +417,9 @@
           </w:p>
         </w:tc>
         <w:tc>
-          <w:tcPr/>
+          <w:tcPr>
+            <w:tcW w:w="7045" w:type="dxa"/>
+          </w:tcPr>
           <w:p>
             <w:pPr>
               <w:pStyle w:val="Compact"/>
@@ -420,7 +433,9 @@
       </w:tr>
       <w:tr>
         <w:tc>
-          <w:tcPr/>
+          <w:tcPr>
+            <w:tcW w:w="2314" w:type="dxa"/>
+          </w:tcPr>
           <w:p>
             <w:pPr>
               <w:pStyle w:val="Compact"/>
@@ -432,7 +447,9 @@
           </w:p>
         </w:tc>
         <w:tc>
-          <w:tcPr/>
+          <w:tcPr>
+            <w:tcW w:w="7045" w:type="dxa"/>
+          </w:tcPr>
           <w:p>
             <w:pPr>
               <w:pStyle w:val="Compact"/>
@@ -446,7 +463,9 @@
       </w:tr>
       <w:tr>
         <w:tc>
-          <w:tcPr/>
+          <w:tcPr>
+            <w:tcW w:w="2314" w:type="dxa"/>
+          </w:tcPr>
           <w:p>
             <w:pPr>
               <w:pStyle w:val="Compact"/>
@@ -458,7 +477,9 @@
           </w:p>
         </w:tc>
         <w:tc>
-          <w:tcPr/>
+          <w:tcPr>
+            <w:tcW w:w="7045" w:type="dxa"/>
+          </w:tcPr>
           <w:p>
             <w:pPr>
               <w:pStyle w:val="Compact"/>
@@ -472,7 +493,9 @@
       </w:tr>
       <w:tr>
         <w:tc>
-          <w:tcPr/>
+          <w:tcPr>
+            <w:tcW w:w="2314" w:type="dxa"/>
+          </w:tcPr>
           <w:p>
             <w:pPr>
               <w:pStyle w:val="Compact"/>
@@ -484,7 +507,9 @@
           </w:p>
         </w:tc>
         <w:tc>
-          <w:tcPr/>
+          <w:tcPr>
+            <w:tcW w:w="7045" w:type="dxa"/>
+          </w:tcPr>
           <w:p>
             <w:pPr>
               <w:pStyle w:val="Compact"/>
@@ -498,7 +523,9 @@
       </w:tr>
       <w:tr>
         <w:tc>
-          <w:tcPr/>
+          <w:tcPr>
+            <w:tcW w:w="2314" w:type="dxa"/>
+          </w:tcPr>
           <w:p>
             <w:pPr>
               <w:pStyle w:val="Compact"/>
@@ -510,7 +537,9 @@
           </w:p>
         </w:tc>
         <w:tc>
-          <w:tcPr/>
+          <w:tcPr>
+            <w:tcW w:w="7045" w:type="dxa"/>
+          </w:tcPr>
           <w:p>
             <w:pPr>
               <w:pStyle w:val="Compact"/>
@@ -524,7 +553,9 @@
       </w:tr>
       <w:tr>
         <w:tc>
-          <w:tcPr/>
+          <w:tcPr>
+            <w:tcW w:w="2314" w:type="dxa"/>
+          </w:tcPr>
           <w:p>
             <w:pPr>
               <w:pStyle w:val="Compact"/>
@@ -536,7 +567,9 @@
           </w:p>
         </w:tc>
         <w:tc>
-          <w:tcPr/>
+          <w:tcPr>
+            <w:tcW w:w="7045" w:type="dxa"/>
+          </w:tcPr>
           <w:p>
             <w:pPr>
               <w:pStyle w:val="Compact"/>
@@ -550,7 +583,9 @@
       </w:tr>
       <w:tr>
         <w:tc>
-          <w:tcPr/>
+          <w:tcPr>
+            <w:tcW w:w="2314" w:type="dxa"/>
+          </w:tcPr>
           <w:p>
             <w:pPr>
               <w:pStyle w:val="Compact"/>
@@ -562,7 +597,9 @@
           </w:p>
         </w:tc>
         <w:tc>
-          <w:tcPr/>
+          <w:tcPr>
+            <w:tcW w:w="7045" w:type="dxa"/>
+          </w:tcPr>
           <w:p>
             <w:pPr>
               <w:pStyle w:val="Compact"/>
@@ -576,7 +613,9 @@
       </w:tr>
       <w:tr>
         <w:tc>
-          <w:tcPr/>
+          <w:tcPr>
+            <w:tcW w:w="2314" w:type="dxa"/>
+          </w:tcPr>
           <w:p>
             <w:pPr>
               <w:pStyle w:val="Compact"/>
@@ -588,7 +627,9 @@
           </w:p>
         </w:tc>
         <w:tc>
-          <w:tcPr/>
+          <w:tcPr>
+            <w:tcW w:w="7045" w:type="dxa"/>
+          </w:tcPr>
           <w:p>
             <w:pPr>
               <w:pStyle w:val="Compact"/>
@@ -602,7 +643,9 @@
       </w:tr>
       <w:tr>
         <w:tc>
-          <w:tcPr/>
+          <w:tcPr>
+            <w:tcW w:w="2314" w:type="dxa"/>
+          </w:tcPr>
           <w:p>
             <w:pPr>
               <w:pStyle w:val="Compact"/>
@@ -614,7 +657,9 @@
           </w:p>
         </w:tc>
         <w:tc>
-          <w:tcPr/>
+          <w:tcPr>
+            <w:tcW w:w="7045" w:type="dxa"/>
+          </w:tcPr>
           <w:p>
             <w:pPr>
               <w:pStyle w:val="Compact"/>
@@ -628,7 +673,9 @@
       </w:tr>
       <w:tr>
         <w:tc>
-          <w:tcPr/>
+          <w:tcPr>
+            <w:tcW w:w="2314" w:type="dxa"/>
+          </w:tcPr>
           <w:p>
             <w:pPr>
               <w:pStyle w:val="Compact"/>
@@ -640,7 +687,9 @@
           </w:p>
         </w:tc>
         <w:tc>
-          <w:tcPr/>
+          <w:tcPr>
+            <w:tcW w:w="7045" w:type="dxa"/>
+          </w:tcPr>
           <w:p>
             <w:pPr>
               <w:pStyle w:val="Compact"/>
@@ -654,7 +703,9 @@
       </w:tr>
       <w:tr>
         <w:tc>
-          <w:tcPr/>
+          <w:tcPr>
+            <w:tcW w:w="2314" w:type="dxa"/>
+          </w:tcPr>
           <w:p>
             <w:pPr>
               <w:pStyle w:val="Compact"/>
@@ -666,7 +717,9 @@
           </w:p>
         </w:tc>
         <w:tc>
-          <w:tcPr/>
+          <w:tcPr>
+            <w:tcW w:w="7045" w:type="dxa"/>
+          </w:tcPr>
           <w:p>
             <w:pPr>
               <w:pStyle w:val="Compact"/>
@@ -700,23 +753,26 @@
     <w:tbl>
       <w:tblPr>
         <w:tblStyle w:val="Table"/>
-        <w:tblW w:type="auto" w:w="0"/>
+        <w:tblW w:type="dxa" w:w="9360"/>
         <w:tblLook w:firstRow="1" w:lastRow="0" w:firstColumn="0" w:lastColumn="0" w:noHBand="0" w:noVBand="0" w:val="0020"/>
         <w:jc w:val="start"/>
+        <w:tblLayout w:type="fixed"/>
       </w:tblPr>
       <w:tblGrid>
-        <w:gridCol w:w="1584"/>
-        <w:gridCol w:w="1584"/>
-        <w:gridCol w:w="1584"/>
-        <w:gridCol w:w="1584"/>
-        <w:gridCol w:w="1584"/>
+        <w:gridCol w:w="868"/>
+        <w:gridCol w:w="1266"/>
+        <w:gridCol w:w="2804"/>
+        <w:gridCol w:w="2226"/>
+        <w:gridCol w:w="2194"/>
       </w:tblGrid>
       <w:tr>
         <w:trPr>
           <w:tblHeader w:val="true"/>
         </w:trPr>
         <w:tc>
-          <w:tcPr/>
+          <w:tcPr>
+            <w:tcW w:w="868" w:type="dxa"/>
+          </w:tcPr>
           <w:p>
             <w:pPr>
               <w:pStyle w:val="Compact"/>
@@ -728,7 +784,9 @@
           </w:p>
         </w:tc>
         <w:tc>
-          <w:tcPr/>
+          <w:tcPr>
+            <w:tcW w:w="1266" w:type="dxa"/>
+          </w:tcPr>
           <w:p>
             <w:pPr>
               <w:pStyle w:val="Compact"/>
@@ -740,7 +798,9 @@
           </w:p>
         </w:tc>
         <w:tc>
-          <w:tcPr/>
+          <w:tcPr>
+            <w:tcW w:w="2804" w:type="dxa"/>
+          </w:tcPr>
           <w:p>
             <w:pPr>
               <w:pStyle w:val="Compact"/>
@@ -752,7 +812,9 @@
           </w:p>
         </w:tc>
         <w:tc>
-          <w:tcPr/>
+          <w:tcPr>
+            <w:tcW w:w="2226" w:type="dxa"/>
+          </w:tcPr>
           <w:p>
             <w:pPr>
               <w:pStyle w:val="Compact"/>
@@ -764,7 +826,9 @@
           </w:p>
         </w:tc>
         <w:tc>
-          <w:tcPr/>
+          <w:tcPr>
+            <w:tcW w:w="2194" w:type="dxa"/>
+          </w:tcPr>
           <w:p>
             <w:pPr>
               <w:pStyle w:val="Compact"/>
@@ -778,7 +842,9 @@
       </w:tr>
       <w:tr>
         <w:tc>
-          <w:tcPr/>
+          <w:tcPr>
+            <w:tcW w:w="868" w:type="dxa"/>
+          </w:tcPr>
           <w:p>
             <w:pPr>
               <w:pStyle w:val="Compact"/>
@@ -790,7 +856,9 @@
           </w:p>
         </w:tc>
         <w:tc>
-          <w:tcPr/>
+          <w:tcPr>
+            <w:tcW w:w="1266" w:type="dxa"/>
+          </w:tcPr>
           <w:p>
             <w:pPr>
               <w:pStyle w:val="Compact"/>
@@ -802,7 +870,9 @@
           </w:p>
         </w:tc>
         <w:tc>
-          <w:tcPr/>
+          <w:tcPr>
+            <w:tcW w:w="2804" w:type="dxa"/>
+          </w:tcPr>
           <w:p>
             <w:pPr>
               <w:pStyle w:val="Compact"/>
@@ -814,7 +884,9 @@
           </w:p>
         </w:tc>
         <w:tc>
-          <w:tcPr/>
+          <w:tcPr>
+            <w:tcW w:w="2226" w:type="dxa"/>
+          </w:tcPr>
           <w:p>
             <w:pPr>
               <w:pStyle w:val="Compact"/>
@@ -826,7 +898,9 @@
           </w:p>
         </w:tc>
         <w:tc>
-          <w:tcPr/>
+          <w:tcPr>
+            <w:tcW w:w="2194" w:type="dxa"/>
+          </w:tcPr>
           <w:p>
             <w:pPr>
               <w:pStyle w:val="Compact"/>
@@ -850,23 +924,26 @@
     <w:tbl>
       <w:tblPr>
         <w:tblStyle w:val="Table"/>
-        <w:tblW w:type="auto" w:w="0"/>
+        <w:tblW w:type="dxa" w:w="9360"/>
         <w:tblLook w:firstRow="1" w:lastRow="0" w:firstColumn="0" w:lastColumn="0" w:noHBand="0" w:noVBand="0" w:val="0020"/>
         <w:jc w:val="start"/>
+        <w:tblLayout w:type="fixed"/>
       </w:tblPr>
       <w:tblGrid>
-        <w:gridCol w:w="1584"/>
-        <w:gridCol w:w="1584"/>
-        <w:gridCol w:w="1584"/>
-        <w:gridCol w:w="1584"/>
-        <w:gridCol w:w="1584"/>
+        <w:gridCol w:w="843"/>
+        <w:gridCol w:w="4117"/>
+        <w:gridCol w:w="1594"/>
+        <w:gridCol w:w="843"/>
+        <w:gridCol w:w="1961"/>
       </w:tblGrid>
       <w:tr>
         <w:trPr>
           <w:tblHeader w:val="true"/>
         </w:trPr>
         <w:tc>
-          <w:tcPr/>
+          <w:tcPr>
+            <w:tcW w:w="843" w:type="dxa"/>
+          </w:tcPr>
           <w:p>
             <w:pPr>
               <w:pStyle w:val="Compact"/>
@@ -878,7 +955,9 @@
           </w:p>
         </w:tc>
         <w:tc>
-          <w:tcPr/>
+          <w:tcPr>
+            <w:tcW w:w="4117" w:type="dxa"/>
+          </w:tcPr>
           <w:p>
             <w:pPr>
               <w:pStyle w:val="Compact"/>
@@ -890,7 +969,9 @@
           </w:p>
         </w:tc>
         <w:tc>
-          <w:tcPr/>
+          <w:tcPr>
+            <w:tcW w:w="1594" w:type="dxa"/>
+          </w:tcPr>
           <w:p>
             <w:pPr>
               <w:pStyle w:val="Compact"/>
@@ -902,7 +983,9 @@
           </w:p>
         </w:tc>
         <w:tc>
-          <w:tcPr/>
+          <w:tcPr>
+            <w:tcW w:w="843" w:type="dxa"/>
+          </w:tcPr>
           <w:p>
             <w:pPr>
               <w:pStyle w:val="Compact"/>
@@ -914,7 +997,9 @@
           </w:p>
         </w:tc>
         <w:tc>
-          <w:tcPr/>
+          <w:tcPr>
+            <w:tcW w:w="1961" w:type="dxa"/>
+          </w:tcPr>
           <w:p>
             <w:pPr>
               <w:pStyle w:val="Compact"/>
@@ -928,7 +1013,9 @@
       </w:tr>
       <w:tr>
         <w:tc>
-          <w:tcPr/>
+          <w:tcPr>
+            <w:tcW w:w="843" w:type="dxa"/>
+          </w:tcPr>
           <w:p>
             <w:pPr>
               <w:pStyle w:val="Compact"/>
@@ -940,7 +1027,9 @@
           </w:p>
         </w:tc>
         <w:tc>
-          <w:tcPr/>
+          <w:tcPr>
+            <w:tcW w:w="4117" w:type="dxa"/>
+          </w:tcPr>
           <w:p>
             <w:pPr>
               <w:pStyle w:val="Compact"/>
@@ -952,7 +1041,9 @@
           </w:p>
         </w:tc>
         <w:tc>
-          <w:tcPr/>
+          <w:tcPr>
+            <w:tcW w:w="1594" w:type="dxa"/>
+          </w:tcPr>
           <w:p>
             <w:pPr>
               <w:pStyle w:val="Compact"/>
@@ -964,7 +1055,9 @@
           </w:p>
         </w:tc>
         <w:tc>
-          <w:tcPr/>
+          <w:tcPr>
+            <w:tcW w:w="843" w:type="dxa"/>
+          </w:tcPr>
           <w:p>
             <w:pPr>
               <w:pStyle w:val="Compact"/>
@@ -976,7 +1069,9 @@
           </w:p>
         </w:tc>
         <w:tc>
-          <w:tcPr/>
+          <w:tcPr>
+            <w:tcW w:w="1961" w:type="dxa"/>
+          </w:tcPr>
           <w:p>
             <w:pPr>
               <w:pStyle w:val="Compact"/>
@@ -1000,21 +1095,24 @@
     <w:tbl>
       <w:tblPr>
         <w:tblStyle w:val="Table"/>
-        <w:tblW w:type="auto" w:w="0"/>
+        <w:tblW w:type="dxa" w:w="9360"/>
         <w:tblLook w:firstRow="1" w:lastRow="0" w:firstColumn="0" w:lastColumn="0" w:noHBand="0" w:noVBand="0" w:val="0020"/>
         <w:jc w:val="start"/>
+        <w:tblLayout w:type="fixed"/>
       </w:tblPr>
       <w:tblGrid>
-        <w:gridCol w:w="2640"/>
-        <w:gridCol w:w="2640"/>
-        <w:gridCol w:w="2640"/>
+        <w:gridCol w:w="891"/>
+        <w:gridCol w:w="4462"/>
+        <w:gridCol w:w="4006"/>
       </w:tblGrid>
       <w:tr>
         <w:trPr>
           <w:tblHeader w:val="true"/>
         </w:trPr>
         <w:tc>
-          <w:tcPr/>
+          <w:tcPr>
+            <w:tcW w:w="891" w:type="dxa"/>
+          </w:tcPr>
           <w:p>
             <w:pPr>
               <w:pStyle w:val="Compact"/>
@@ -1026,7 +1124,9 @@
           </w:p>
         </w:tc>
         <w:tc>
-          <w:tcPr/>
+          <w:tcPr>
+            <w:tcW w:w="4462" w:type="dxa"/>
+          </w:tcPr>
           <w:p>
             <w:pPr>
               <w:pStyle w:val="Compact"/>
@@ -1038,7 +1138,9 @@
           </w:p>
         </w:tc>
         <w:tc>
-          <w:tcPr/>
+          <w:tcPr>
+            <w:tcW w:w="4006" w:type="dxa"/>
+          </w:tcPr>
           <w:p>
             <w:pPr>
               <w:pStyle w:val="Compact"/>
@@ -1052,7 +1154,9 @@
       </w:tr>
       <w:tr>
         <w:tc>
-          <w:tcPr/>
+          <w:tcPr>
+            <w:tcW w:w="891" w:type="dxa"/>
+          </w:tcPr>
           <w:p>
             <w:pPr>
               <w:pStyle w:val="Compact"/>
@@ -1064,7 +1168,9 @@
           </w:p>
         </w:tc>
         <w:tc>
-          <w:tcPr/>
+          <w:tcPr>
+            <w:tcW w:w="4462" w:type="dxa"/>
+          </w:tcPr>
           <w:p>
             <w:pPr>
               <w:pStyle w:val="Compact"/>
@@ -1076,7 +1182,9 @@
           </w:p>
         </w:tc>
         <w:tc>
-          <w:tcPr/>
+          <w:tcPr>
+            <w:tcW w:w="4006" w:type="dxa"/>
+          </w:tcPr>
           <w:p>
             <w:pPr>
               <w:pStyle w:val="Compact"/>
@@ -1090,7 +1198,9 @@
       </w:tr>
       <w:tr>
         <w:tc>
-          <w:tcPr/>
+          <w:tcPr>
+            <w:tcW w:w="891" w:type="dxa"/>
+          </w:tcPr>
           <w:p>
             <w:pPr>
               <w:pStyle w:val="Compact"/>
@@ -1102,7 +1212,9 @@
           </w:p>
         </w:tc>
         <w:tc>
-          <w:tcPr/>
+          <w:tcPr>
+            <w:tcW w:w="4462" w:type="dxa"/>
+          </w:tcPr>
           <w:p>
             <w:pPr>
               <w:pStyle w:val="Compact"/>
@@ -1114,7 +1226,9 @@
           </w:p>
         </w:tc>
         <w:tc>
-          <w:tcPr/>
+          <w:tcPr>
+            <w:tcW w:w="4006" w:type="dxa"/>
+          </w:tcPr>
           <w:p>
             <w:pPr>
               <w:pStyle w:val="Compact"/>
@@ -1128,7 +1242,9 @@
       </w:tr>
       <w:tr>
         <w:tc>
-          <w:tcPr/>
+          <w:tcPr>
+            <w:tcW w:w="891" w:type="dxa"/>
+          </w:tcPr>
           <w:p>
             <w:pPr>
               <w:pStyle w:val="Compact"/>
@@ -1140,7 +1256,9 @@
           </w:p>
         </w:tc>
         <w:tc>
-          <w:tcPr/>
+          <w:tcPr>
+            <w:tcW w:w="4462" w:type="dxa"/>
+          </w:tcPr>
           <w:p>
             <w:pPr>
               <w:pStyle w:val="Compact"/>
@@ -1152,7 +1270,9 @@
           </w:p>
         </w:tc>
         <w:tc>
-          <w:tcPr/>
+          <w:tcPr>
+            <w:tcW w:w="4006" w:type="dxa"/>
+          </w:tcPr>
           <w:p>
             <w:pPr>
               <w:pStyle w:val="Compact"/>
@@ -1166,7 +1286,9 @@
       </w:tr>
       <w:tr>
         <w:tc>
-          <w:tcPr/>
+          <w:tcPr>
+            <w:tcW w:w="891" w:type="dxa"/>
+          </w:tcPr>
           <w:p>
             <w:pPr>
               <w:pStyle w:val="Compact"/>
@@ -1178,7 +1300,9 @@
           </w:p>
         </w:tc>
         <w:tc>
-          <w:tcPr/>
+          <w:tcPr>
+            <w:tcW w:w="4462" w:type="dxa"/>
+          </w:tcPr>
           <w:p>
             <w:pPr>
               <w:pStyle w:val="Compact"/>
@@ -1190,7 +1314,9 @@
           </w:p>
         </w:tc>
         <w:tc>
-          <w:tcPr/>
+          <w:tcPr>
+            <w:tcW w:w="4006" w:type="dxa"/>
+          </w:tcPr>
           <w:p>
             <w:pPr>
               <w:pStyle w:val="Compact"/>
@@ -1204,7 +1330,9 @@
       </w:tr>
       <w:tr>
         <w:tc>
-          <w:tcPr/>
+          <w:tcPr>
+            <w:tcW w:w="891" w:type="dxa"/>
+          </w:tcPr>
           <w:p>
             <w:pPr>
               <w:pStyle w:val="Compact"/>
@@ -1216,7 +1344,9 @@
           </w:p>
         </w:tc>
         <w:tc>
-          <w:tcPr/>
+          <w:tcPr>
+            <w:tcW w:w="4462" w:type="dxa"/>
+          </w:tcPr>
           <w:p>
             <w:pPr>
               <w:pStyle w:val="Compact"/>
@@ -1228,7 +1358,9 @@
           </w:p>
         </w:tc>
         <w:tc>
-          <w:tcPr/>
+          <w:tcPr>
+            <w:tcW w:w="4006" w:type="dxa"/>
+          </w:tcPr>
           <w:p>
             <w:pPr>
               <w:pStyle w:val="Compact"/>
@@ -1242,7 +1374,9 @@
       </w:tr>
       <w:tr>
         <w:tc>
-          <w:tcPr/>
+          <w:tcPr>
+            <w:tcW w:w="891" w:type="dxa"/>
+          </w:tcPr>
           <w:p>
             <w:pPr>
               <w:pStyle w:val="Compact"/>
@@ -1254,7 +1388,9 @@
           </w:p>
         </w:tc>
         <w:tc>
-          <w:tcPr/>
+          <w:tcPr>
+            <w:tcW w:w="4462" w:type="dxa"/>
+          </w:tcPr>
           <w:p>
             <w:pPr>
               <w:pStyle w:val="Compact"/>
@@ -1266,7 +1402,9 @@
           </w:p>
         </w:tc>
         <w:tc>
-          <w:tcPr/>
+          <w:tcPr>
+            <w:tcW w:w="4006" w:type="dxa"/>
+          </w:tcPr>
           <w:p>
             <w:pPr>
               <w:pStyle w:val="Compact"/>
@@ -1280,7 +1418,9 @@
       </w:tr>
       <w:tr>
         <w:tc>
-          <w:tcPr/>
+          <w:tcPr>
+            <w:tcW w:w="891" w:type="dxa"/>
+          </w:tcPr>
           <w:p>
             <w:pPr>
               <w:pStyle w:val="Compact"/>
@@ -1292,7 +1432,9 @@
           </w:p>
         </w:tc>
         <w:tc>
-          <w:tcPr/>
+          <w:tcPr>
+            <w:tcW w:w="4462" w:type="dxa"/>
+          </w:tcPr>
           <w:p>
             <w:pPr>
               <w:pStyle w:val="Compact"/>
@@ -1304,7 +1446,9 @@
           </w:p>
         </w:tc>
         <w:tc>
-          <w:tcPr/>
+          <w:tcPr>
+            <w:tcW w:w="4006" w:type="dxa"/>
+          </w:tcPr>
           <w:p>
             <w:pPr>
               <w:pStyle w:val="Compact"/>
@@ -1318,7 +1462,9 @@
       </w:tr>
       <w:tr>
         <w:tc>
-          <w:tcPr/>
+          <w:tcPr>
+            <w:tcW w:w="891" w:type="dxa"/>
+          </w:tcPr>
           <w:p>
             <w:pPr>
               <w:pStyle w:val="Compact"/>
@@ -1330,7 +1476,9 @@
           </w:p>
         </w:tc>
         <w:tc>
-          <w:tcPr/>
+          <w:tcPr>
+            <w:tcW w:w="4462" w:type="dxa"/>
+          </w:tcPr>
           <w:p>
             <w:pPr>
               <w:pStyle w:val="Compact"/>
@@ -1342,7 +1490,9 @@
           </w:p>
         </w:tc>
         <w:tc>
-          <w:tcPr/>
+          <w:tcPr>
+            <w:tcW w:w="4006" w:type="dxa"/>
+          </w:tcPr>
           <w:p>
             <w:pPr>
               <w:pStyle w:val="Compact"/>
@@ -1356,7 +1506,9 @@
       </w:tr>
       <w:tr>
         <w:tc>
-          <w:tcPr/>
+          <w:tcPr>
+            <w:tcW w:w="891" w:type="dxa"/>
+          </w:tcPr>
           <w:p>
             <w:pPr>
               <w:pStyle w:val="Compact"/>
@@ -1368,7 +1520,9 @@
           </w:p>
         </w:tc>
         <w:tc>
-          <w:tcPr/>
+          <w:tcPr>
+            <w:tcW w:w="4462" w:type="dxa"/>
+          </w:tcPr>
           <w:p>
             <w:pPr>
               <w:pStyle w:val="Compact"/>
@@ -1380,7 +1534,9 @@
           </w:p>
         </w:tc>
         <w:tc>
-          <w:tcPr/>
+          <w:tcPr>
+            <w:tcW w:w="4006" w:type="dxa"/>
+          </w:tcPr>
           <w:p>
             <w:pPr>
               <w:pStyle w:val="Compact"/>
@@ -1406,23 +1562,26 @@
     <w:tbl>
       <w:tblPr>
         <w:tblStyle w:val="Table"/>
-        <w:tblW w:type="auto" w:w="0"/>
+        <w:tblW w:type="dxa" w:w="9360"/>
         <w:tblLook w:firstRow="1" w:lastRow="0" w:firstColumn="0" w:lastColumn="0" w:noHBand="0" w:noVBand="0" w:val="0020"/>
         <w:jc w:val="start"/>
+        <w:tblLayout w:type="fixed"/>
       </w:tblPr>
       <w:tblGrid>
-        <w:gridCol w:w="1584"/>
-        <w:gridCol w:w="1584"/>
-        <w:gridCol w:w="1584"/>
-        <w:gridCol w:w="1584"/>
-        <w:gridCol w:w="1584"/>
+        <w:gridCol w:w="1271"/>
+        <w:gridCol w:w="2561"/>
+        <w:gridCol w:w="1518"/>
+        <w:gridCol w:w="2041"/>
+        <w:gridCol w:w="1967"/>
       </w:tblGrid>
       <w:tr>
         <w:trPr>
           <w:tblHeader w:val="true"/>
         </w:trPr>
         <w:tc>
-          <w:tcPr/>
+          <w:tcPr>
+            <w:tcW w:w="1271" w:type="dxa"/>
+          </w:tcPr>
           <w:p>
             <w:pPr>
               <w:pStyle w:val="Compact"/>
@@ -1434,7 +1593,9 @@
           </w:p>
         </w:tc>
         <w:tc>
-          <w:tcPr/>
+          <w:tcPr>
+            <w:tcW w:w="2561" w:type="dxa"/>
+          </w:tcPr>
           <w:p>
             <w:pPr>
               <w:pStyle w:val="Compact"/>
@@ -1446,7 +1607,9 @@
           </w:p>
         </w:tc>
         <w:tc>
-          <w:tcPr/>
+          <w:tcPr>
+            <w:tcW w:w="1518" w:type="dxa"/>
+          </w:tcPr>
           <w:p>
             <w:pPr>
               <w:pStyle w:val="Compact"/>
@@ -1458,7 +1621,9 @@
           </w:p>
         </w:tc>
         <w:tc>
-          <w:tcPr/>
+          <w:tcPr>
+            <w:tcW w:w="2041" w:type="dxa"/>
+          </w:tcPr>
           <w:p>
             <w:pPr>
               <w:pStyle w:val="Compact"/>
@@ -1470,7 +1635,9 @@
           </w:p>
         </w:tc>
         <w:tc>
-          <w:tcPr/>
+          <w:tcPr>
+            <w:tcW w:w="1967" w:type="dxa"/>
+          </w:tcPr>
           <w:p>
             <w:pPr>
               <w:pStyle w:val="Compact"/>
@@ -1484,7 +1651,9 @@
       </w:tr>
       <w:tr>
         <w:tc>
-          <w:tcPr/>
+          <w:tcPr>
+            <w:tcW w:w="1271" w:type="dxa"/>
+          </w:tcPr>
           <w:p>
             <w:pPr>
               <w:pStyle w:val="Compact"/>
@@ -1496,7 +1665,9 @@
           </w:p>
         </w:tc>
         <w:tc>
-          <w:tcPr/>
+          <w:tcPr>
+            <w:tcW w:w="2561" w:type="dxa"/>
+          </w:tcPr>
           <w:p>
             <w:pPr>
               <w:pStyle w:val="Compact"/>
@@ -1508,7 +1679,9 @@
           </w:p>
         </w:tc>
         <w:tc>
-          <w:tcPr/>
+          <w:tcPr>
+            <w:tcW w:w="1518" w:type="dxa"/>
+          </w:tcPr>
           <w:p>
             <w:pPr>
               <w:pStyle w:val="Compact"/>
@@ -1520,7 +1693,9 @@
           </w:p>
         </w:tc>
         <w:tc>
-          <w:tcPr/>
+          <w:tcPr>
+            <w:tcW w:w="2041" w:type="dxa"/>
+          </w:tcPr>
           <w:p>
             <w:pPr>
               <w:pStyle w:val="Compact"/>
@@ -1532,7 +1707,9 @@
           </w:p>
         </w:tc>
         <w:tc>
-          <w:tcPr/>
+          <w:tcPr>
+            <w:tcW w:w="1967" w:type="dxa"/>
+          </w:tcPr>
           <w:p>
             <w:pPr>
               <w:pStyle w:val="Compact"/>
@@ -1574,20 +1751,23 @@
     <w:tbl>
       <w:tblPr>
         <w:tblStyle w:val="Table"/>
-        <w:tblW w:type="auto" w:w="0"/>
+        <w:tblW w:type="dxa" w:w="9360"/>
         <w:tblLook w:firstRow="1" w:lastRow="0" w:firstColumn="0" w:lastColumn="0" w:noHBand="0" w:noVBand="0" w:val="0020"/>
         <w:jc w:val="start"/>
+        <w:tblLayout w:type="fixed"/>
       </w:tblPr>
       <w:tblGrid>
-        <w:gridCol w:w="3960"/>
-        <w:gridCol w:w="3960"/>
+        <w:gridCol w:w="2885"/>
+        <w:gridCol w:w="6474"/>
       </w:tblGrid>
       <w:tr>
         <w:trPr>
           <w:tblHeader w:val="true"/>
         </w:trPr>
         <w:tc>
-          <w:tcPr/>
+          <w:tcPr>
+            <w:tcW w:w="2885" w:type="dxa"/>
+          </w:tcPr>
           <w:p>
             <w:pPr>
               <w:pStyle w:val="Compact"/>
@@ -1599,7 +1779,9 @@
           </w:p>
         </w:tc>
         <w:tc>
-          <w:tcPr/>
+          <w:tcPr>
+            <w:tcW w:w="6474" w:type="dxa"/>
+          </w:tcPr>
           <w:p>
             <w:pPr>
               <w:pStyle w:val="Compact"/>
@@ -1613,7 +1795,9 @@
       </w:tr>
       <w:tr>
         <w:tc>
-          <w:tcPr/>
+          <w:tcPr>
+            <w:tcW w:w="2885" w:type="dxa"/>
+          </w:tcPr>
           <w:p>
             <w:pPr>
               <w:pStyle w:val="Compact"/>
@@ -1625,7 +1809,9 @@
           </w:p>
         </w:tc>
         <w:tc>
-          <w:tcPr/>
+          <w:tcPr>
+            <w:tcW w:w="6474" w:type="dxa"/>
+          </w:tcPr>
           <w:p>
             <w:pPr>
               <w:pStyle w:val="Compact"/>
@@ -1639,7 +1825,9 @@
       </w:tr>
       <w:tr>
         <w:tc>
-          <w:tcPr/>
+          <w:tcPr>
+            <w:tcW w:w="2885" w:type="dxa"/>
+          </w:tcPr>
           <w:p>
             <w:pPr>
               <w:pStyle w:val="Compact"/>
@@ -1651,7 +1839,9 @@
           </w:p>
         </w:tc>
         <w:tc>
-          <w:tcPr/>
+          <w:tcPr>
+            <w:tcW w:w="6474" w:type="dxa"/>
+          </w:tcPr>
           <w:p>
             <w:pPr>
               <w:pStyle w:val="Compact"/>
@@ -1665,7 +1855,9 @@
       </w:tr>
       <w:tr>
         <w:tc>
-          <w:tcPr/>
+          <w:tcPr>
+            <w:tcW w:w="2885" w:type="dxa"/>
+          </w:tcPr>
           <w:p>
             <w:pPr>
               <w:pStyle w:val="Compact"/>
@@ -1677,7 +1869,9 @@
           </w:p>
         </w:tc>
         <w:tc>
-          <w:tcPr/>
+          <w:tcPr>
+            <w:tcW w:w="6474" w:type="dxa"/>
+          </w:tcPr>
           <w:p>
             <w:pPr>
               <w:pStyle w:val="Compact"/>
@@ -1691,7 +1885,9 @@
       </w:tr>
       <w:tr>
         <w:tc>
-          <w:tcPr/>
+          <w:tcPr>
+            <w:tcW w:w="2885" w:type="dxa"/>
+          </w:tcPr>
           <w:p>
             <w:pPr>
               <w:pStyle w:val="Compact"/>
@@ -1703,7 +1899,9 @@
           </w:p>
         </w:tc>
         <w:tc>
-          <w:tcPr/>
+          <w:tcPr>
+            <w:tcW w:w="6474" w:type="dxa"/>
+          </w:tcPr>
           <w:p>
             <w:pPr>
               <w:pStyle w:val="Compact"/>
@@ -1717,7 +1915,9 @@
       </w:tr>
       <w:tr>
         <w:tc>
-          <w:tcPr/>
+          <w:tcPr>
+            <w:tcW w:w="2885" w:type="dxa"/>
+          </w:tcPr>
           <w:p>
             <w:pPr>
               <w:pStyle w:val="Compact"/>
@@ -1729,7 +1929,9 @@
           </w:p>
         </w:tc>
         <w:tc>
-          <w:tcPr/>
+          <w:tcPr>
+            <w:tcW w:w="6474" w:type="dxa"/>
+          </w:tcPr>
           <w:p>
             <w:pPr>
               <w:pStyle w:val="Compact"/>
@@ -1743,7 +1945,9 @@
       </w:tr>
       <w:tr>
         <w:tc>
-          <w:tcPr/>
+          <w:tcPr>
+            <w:tcW w:w="2885" w:type="dxa"/>
+          </w:tcPr>
           <w:p>
             <w:pPr>
               <w:pStyle w:val="Compact"/>
@@ -1755,7 +1959,9 @@
           </w:p>
         </w:tc>
         <w:tc>
-          <w:tcPr/>
+          <w:tcPr>
+            <w:tcW w:w="6474" w:type="dxa"/>
+          </w:tcPr>
           <w:p>
             <w:pPr>
               <w:pStyle w:val="Compact"/>
@@ -1769,7 +1975,9 @@
       </w:tr>
       <w:tr>
         <w:tc>
-          <w:tcPr/>
+          <w:tcPr>
+            <w:tcW w:w="2885" w:type="dxa"/>
+          </w:tcPr>
           <w:p>
             <w:pPr>
               <w:pStyle w:val="Compact"/>
@@ -1781,7 +1989,9 @@
           </w:p>
         </w:tc>
         <w:tc>
-          <w:tcPr/>
+          <w:tcPr>
+            <w:tcW w:w="6474" w:type="dxa"/>
+          </w:tcPr>
           <w:p>
             <w:pPr>
               <w:pStyle w:val="Compact"/>
@@ -1889,23 +2099,26 @@
     <w:tbl>
       <w:tblPr>
         <w:tblStyle w:val="Table"/>
-        <w:tblW w:type="auto" w:w="0"/>
+        <w:tblW w:type="dxa" w:w="9360"/>
         <w:tblLook w:firstRow="1" w:lastRow="0" w:firstColumn="0" w:lastColumn="0" w:noHBand="0" w:noVBand="0" w:val="0020"/>
         <w:jc w:val="start"/>
+        <w:tblLayout w:type="fixed"/>
       </w:tblPr>
       <w:tblGrid>
-        <w:gridCol w:w="1584"/>
-        <w:gridCol w:w="1584"/>
-        <w:gridCol w:w="1584"/>
-        <w:gridCol w:w="1584"/>
-        <w:gridCol w:w="1584"/>
+        <w:gridCol w:w="865"/>
+        <w:gridCol w:w="2485"/>
+        <w:gridCol w:w="2023"/>
+        <w:gridCol w:w="1853"/>
+        <w:gridCol w:w="2131"/>
       </w:tblGrid>
       <w:tr>
         <w:trPr>
           <w:tblHeader w:val="true"/>
         </w:trPr>
         <w:tc>
-          <w:tcPr/>
+          <w:tcPr>
+            <w:tcW w:w="865" w:type="dxa"/>
+          </w:tcPr>
           <w:p>
             <w:pPr>
               <w:pStyle w:val="Compact"/>
@@ -1917,7 +2130,9 @@
           </w:p>
         </w:tc>
         <w:tc>
-          <w:tcPr/>
+          <w:tcPr>
+            <w:tcW w:w="2485" w:type="dxa"/>
+          </w:tcPr>
           <w:p>
             <w:pPr>
               <w:pStyle w:val="Compact"/>
@@ -1929,7 +2144,9 @@
           </w:p>
         </w:tc>
         <w:tc>
-          <w:tcPr/>
+          <w:tcPr>
+            <w:tcW w:w="2023" w:type="dxa"/>
+          </w:tcPr>
           <w:p>
             <w:pPr>
               <w:pStyle w:val="Compact"/>
@@ -1941,7 +2158,9 @@
           </w:p>
         </w:tc>
         <w:tc>
-          <w:tcPr/>
+          <w:tcPr>
+            <w:tcW w:w="1853" w:type="dxa"/>
+          </w:tcPr>
           <w:p>
             <w:pPr>
               <w:pStyle w:val="Compact"/>
@@ -1953,7 +2172,9 @@
           </w:p>
         </w:tc>
         <w:tc>
-          <w:tcPr/>
+          <w:tcPr>
+            <w:tcW w:w="2131" w:type="dxa"/>
+          </w:tcPr>
           <w:p>
             <w:pPr>
               <w:pStyle w:val="Compact"/>
@@ -1967,7 +2188,9 @@
       </w:tr>
       <w:tr>
         <w:tc>
-          <w:tcPr/>
+          <w:tcPr>
+            <w:tcW w:w="865" w:type="dxa"/>
+          </w:tcPr>
           <w:p>
             <w:pPr>
               <w:pStyle w:val="Compact"/>
@@ -1979,7 +2202,9 @@
           </w:p>
         </w:tc>
         <w:tc>
-          <w:tcPr/>
+          <w:tcPr>
+            <w:tcW w:w="2485" w:type="dxa"/>
+          </w:tcPr>
           <w:p>
             <w:pPr>
               <w:pStyle w:val="Compact"/>
@@ -1991,7 +2216,9 @@
           </w:p>
         </w:tc>
         <w:tc>
-          <w:tcPr/>
+          <w:tcPr>
+            <w:tcW w:w="2023" w:type="dxa"/>
+          </w:tcPr>
           <w:p>
             <w:pPr>
               <w:pStyle w:val="Compact"/>
@@ -2003,7 +2230,9 @@
           </w:p>
         </w:tc>
         <w:tc>
-          <w:tcPr/>
+          <w:tcPr>
+            <w:tcW w:w="1853" w:type="dxa"/>
+          </w:tcPr>
           <w:p>
             <w:pPr>
               <w:pStyle w:val="Compact"/>
@@ -2015,7 +2244,9 @@
           </w:p>
         </w:tc>
         <w:tc>
-          <w:tcPr/>
+          <w:tcPr>
+            <w:tcW w:w="2131" w:type="dxa"/>
+          </w:tcPr>
           <w:p>
             <w:pPr>
               <w:pStyle w:val="Compact"/>
@@ -2029,7 +2260,9 @@
       </w:tr>
       <w:tr>
         <w:tc>
-          <w:tcPr/>
+          <w:tcPr>
+            <w:tcW w:w="865" w:type="dxa"/>
+          </w:tcPr>
           <w:p>
             <w:pPr>
               <w:pStyle w:val="Compact"/>
@@ -2041,7 +2274,9 @@
           </w:p>
         </w:tc>
         <w:tc>
-          <w:tcPr/>
+          <w:tcPr>
+            <w:tcW w:w="2485" w:type="dxa"/>
+          </w:tcPr>
           <w:p>
             <w:pPr>
               <w:pStyle w:val="Compact"/>
@@ -2053,7 +2288,9 @@
           </w:p>
         </w:tc>
         <w:tc>
-          <w:tcPr/>
+          <w:tcPr>
+            <w:tcW w:w="2023" w:type="dxa"/>
+          </w:tcPr>
           <w:p>
             <w:pPr>
               <w:pStyle w:val="Compact"/>
@@ -2065,7 +2302,9 @@
           </w:p>
         </w:tc>
         <w:tc>
-          <w:tcPr/>
+          <w:tcPr>
+            <w:tcW w:w="1853" w:type="dxa"/>
+          </w:tcPr>
           <w:p>
             <w:pPr>
               <w:pStyle w:val="Compact"/>
@@ -2077,7 +2316,9 @@
           </w:p>
         </w:tc>
         <w:tc>
-          <w:tcPr/>
+          <w:tcPr>
+            <w:tcW w:w="2131" w:type="dxa"/>
+          </w:tcPr>
           <w:p>
             <w:pPr>
               <w:pStyle w:val="Compact"/>
@@ -2091,7 +2332,9 @@
       </w:tr>
       <w:tr>
         <w:tc>
-          <w:tcPr/>
+          <w:tcPr>
+            <w:tcW w:w="865" w:type="dxa"/>
+          </w:tcPr>
           <w:p>
             <w:pPr>
               <w:pStyle w:val="Compact"/>
@@ -2103,7 +2346,9 @@
           </w:p>
         </w:tc>
         <w:tc>
-          <w:tcPr/>
+          <w:tcPr>
+            <w:tcW w:w="2485" w:type="dxa"/>
+          </w:tcPr>
           <w:p>
             <w:pPr>
               <w:pStyle w:val="Compact"/>
@@ -2115,7 +2360,9 @@
           </w:p>
         </w:tc>
         <w:tc>
-          <w:tcPr/>
+          <w:tcPr>
+            <w:tcW w:w="2023" w:type="dxa"/>
+          </w:tcPr>
           <w:p>
             <w:pPr>
               <w:pStyle w:val="Compact"/>
@@ -2127,7 +2374,9 @@
           </w:p>
         </w:tc>
         <w:tc>
-          <w:tcPr/>
+          <w:tcPr>
+            <w:tcW w:w="1853" w:type="dxa"/>
+          </w:tcPr>
           <w:p>
             <w:pPr>
               <w:pStyle w:val="Compact"/>
@@ -2139,7 +2388,9 @@
           </w:p>
         </w:tc>
         <w:tc>
-          <w:tcPr/>
+          <w:tcPr>
+            <w:tcW w:w="2131" w:type="dxa"/>
+          </w:tcPr>
           <w:p>
             <w:pPr>
               <w:pStyle w:val="Compact"/>
@@ -2153,7 +2404,9 @@
       </w:tr>
       <w:tr>
         <w:tc>
-          <w:tcPr/>
+          <w:tcPr>
+            <w:tcW w:w="865" w:type="dxa"/>
+          </w:tcPr>
           <w:p>
             <w:pPr>
               <w:pStyle w:val="Compact"/>
@@ -2165,7 +2418,9 @@
           </w:p>
         </w:tc>
         <w:tc>
-          <w:tcPr/>
+          <w:tcPr>
+            <w:tcW w:w="2485" w:type="dxa"/>
+          </w:tcPr>
           <w:p>
             <w:pPr>
               <w:pStyle w:val="Compact"/>
@@ -2177,7 +2432,9 @@
           </w:p>
         </w:tc>
         <w:tc>
-          <w:tcPr/>
+          <w:tcPr>
+            <w:tcW w:w="2023" w:type="dxa"/>
+          </w:tcPr>
           <w:p>
             <w:pPr>
               <w:pStyle w:val="Compact"/>
@@ -2189,7 +2446,9 @@
           </w:p>
         </w:tc>
         <w:tc>
-          <w:tcPr/>
+          <w:tcPr>
+            <w:tcW w:w="1853" w:type="dxa"/>
+          </w:tcPr>
           <w:p>
             <w:pPr>
               <w:pStyle w:val="Compact"/>
@@ -2201,7 +2460,9 @@
           </w:p>
         </w:tc>
         <w:tc>
-          <w:tcPr/>
+          <w:tcPr>
+            <w:tcW w:w="2131" w:type="dxa"/>
+          </w:tcPr>
           <w:p>
             <w:pPr>
               <w:pStyle w:val="Compact"/>
@@ -2215,7 +2476,9 @@
       </w:tr>
       <w:tr>
         <w:tc>
-          <w:tcPr/>
+          <w:tcPr>
+            <w:tcW w:w="865" w:type="dxa"/>
+          </w:tcPr>
           <w:p>
             <w:pPr>
               <w:pStyle w:val="Compact"/>
@@ -2227,7 +2490,9 @@
           </w:p>
         </w:tc>
         <w:tc>
-          <w:tcPr/>
+          <w:tcPr>
+            <w:tcW w:w="2485" w:type="dxa"/>
+          </w:tcPr>
           <w:p>
             <w:pPr>
               <w:pStyle w:val="Compact"/>
@@ -2239,7 +2504,9 @@
           </w:p>
         </w:tc>
         <w:tc>
-          <w:tcPr/>
+          <w:tcPr>
+            <w:tcW w:w="2023" w:type="dxa"/>
+          </w:tcPr>
           <w:p>
             <w:pPr>
               <w:pStyle w:val="Compact"/>
@@ -2251,7 +2518,9 @@
           </w:p>
         </w:tc>
         <w:tc>
-          <w:tcPr/>
+          <w:tcPr>
+            <w:tcW w:w="1853" w:type="dxa"/>
+          </w:tcPr>
           <w:p>
             <w:pPr>
               <w:pStyle w:val="Compact"/>
@@ -2263,7 +2532,9 @@
           </w:p>
         </w:tc>
         <w:tc>
-          <w:tcPr/>
+          <w:tcPr>
+            <w:tcW w:w="2131" w:type="dxa"/>
+          </w:tcPr>
           <w:p>
             <w:pPr>
               <w:pStyle w:val="Compact"/>
@@ -2277,7 +2548,9 @@
       </w:tr>
       <w:tr>
         <w:tc>
-          <w:tcPr/>
+          <w:tcPr>
+            <w:tcW w:w="865" w:type="dxa"/>
+          </w:tcPr>
           <w:p>
             <w:pPr>
               <w:pStyle w:val="Compact"/>
@@ -2289,7 +2562,9 @@
           </w:p>
         </w:tc>
         <w:tc>
-          <w:tcPr/>
+          <w:tcPr>
+            <w:tcW w:w="2485" w:type="dxa"/>
+          </w:tcPr>
           <w:p>
             <w:pPr>
               <w:pStyle w:val="Compact"/>
@@ -2301,7 +2576,9 @@
           </w:p>
         </w:tc>
         <w:tc>
-          <w:tcPr/>
+          <w:tcPr>
+            <w:tcW w:w="2023" w:type="dxa"/>
+          </w:tcPr>
           <w:p>
             <w:pPr>
               <w:pStyle w:val="Compact"/>
@@ -2313,7 +2590,9 @@
           </w:p>
         </w:tc>
         <w:tc>
-          <w:tcPr/>
+          <w:tcPr>
+            <w:tcW w:w="1853" w:type="dxa"/>
+          </w:tcPr>
           <w:p>
             <w:pPr>
               <w:pStyle w:val="Compact"/>
@@ -2325,7 +2604,9 @@
           </w:p>
         </w:tc>
         <w:tc>
-          <w:tcPr/>
+          <w:tcPr>
+            <w:tcW w:w="2131" w:type="dxa"/>
+          </w:tcPr>
           <w:p>
             <w:pPr>
               <w:pStyle w:val="Compact"/>
@@ -2339,7 +2620,9 @@
       </w:tr>
       <w:tr>
         <w:tc>
-          <w:tcPr/>
+          <w:tcPr>
+            <w:tcW w:w="865" w:type="dxa"/>
+          </w:tcPr>
           <w:p>
             <w:pPr>
               <w:pStyle w:val="Compact"/>
@@ -2351,7 +2634,9 @@
           </w:p>
         </w:tc>
         <w:tc>
-          <w:tcPr/>
+          <w:tcPr>
+            <w:tcW w:w="2485" w:type="dxa"/>
+          </w:tcPr>
           <w:p>
             <w:pPr>
               <w:pStyle w:val="Compact"/>
@@ -2363,7 +2648,9 @@
           </w:p>
         </w:tc>
         <w:tc>
-          <w:tcPr/>
+          <w:tcPr>
+            <w:tcW w:w="2023" w:type="dxa"/>
+          </w:tcPr>
           <w:p>
             <w:pPr>
               <w:pStyle w:val="Compact"/>
@@ -2375,7 +2662,9 @@
           </w:p>
         </w:tc>
         <w:tc>
-          <w:tcPr/>
+          <w:tcPr>
+            <w:tcW w:w="1853" w:type="dxa"/>
+          </w:tcPr>
           <w:p>
             <w:pPr>
               <w:pStyle w:val="Compact"/>
@@ -2387,7 +2676,9 @@
           </w:p>
         </w:tc>
         <w:tc>
-          <w:tcPr/>
+          <w:tcPr>
+            <w:tcW w:w="2131" w:type="dxa"/>
+          </w:tcPr>
           <w:p>
             <w:pPr>
               <w:pStyle w:val="Compact"/>
@@ -3056,24 +3347,27 @@
     <w:tbl>
       <w:tblPr>
         <w:tblStyle w:val="Table"/>
-        <w:tblW w:type="auto" w:w="0"/>
+        <w:tblW w:type="dxa" w:w="9360"/>
         <w:tblLook w:firstRow="1" w:lastRow="0" w:firstColumn="0" w:lastColumn="0" w:noHBand="0" w:noVBand="0" w:val="0020"/>
         <w:jc w:val="start"/>
+        <w:tblLayout w:type="fixed"/>
       </w:tblPr>
       <w:tblGrid>
-        <w:gridCol w:w="1320"/>
-        <w:gridCol w:w="1320"/>
-        <w:gridCol w:w="1320"/>
-        <w:gridCol w:w="1320"/>
-        <w:gridCol w:w="1320"/>
-        <w:gridCol w:w="1320"/>
+        <w:gridCol w:w="814"/>
+        <w:gridCol w:w="814"/>
+        <w:gridCol w:w="2084"/>
+        <w:gridCol w:w="2841"/>
+        <w:gridCol w:w="814"/>
+        <w:gridCol w:w="1992"/>
       </w:tblGrid>
       <w:tr>
         <w:trPr>
           <w:tblHeader w:val="true"/>
         </w:trPr>
         <w:tc>
-          <w:tcPr/>
+          <w:tcPr>
+            <w:tcW w:w="814" w:type="dxa"/>
+          </w:tcPr>
           <w:p>
             <w:pPr>
               <w:pStyle w:val="Compact"/>
@@ -3085,7 +3379,9 @@
           </w:p>
         </w:tc>
         <w:tc>
-          <w:tcPr/>
+          <w:tcPr>
+            <w:tcW w:w="814" w:type="dxa"/>
+          </w:tcPr>
           <w:p>
             <w:pPr>
               <w:pStyle w:val="Compact"/>
@@ -3097,7 +3393,9 @@
           </w:p>
         </w:tc>
         <w:tc>
-          <w:tcPr/>
+          <w:tcPr>
+            <w:tcW w:w="2084" w:type="dxa"/>
+          </w:tcPr>
           <w:p>
             <w:pPr>
               <w:pStyle w:val="Compact"/>
@@ -3109,7 +3407,9 @@
           </w:p>
         </w:tc>
         <w:tc>
-          <w:tcPr/>
+          <w:tcPr>
+            <w:tcW w:w="2841" w:type="dxa"/>
+          </w:tcPr>
           <w:p>
             <w:pPr>
               <w:pStyle w:val="Compact"/>
@@ -3121,7 +3421,9 @@
           </w:p>
         </w:tc>
         <w:tc>
-          <w:tcPr/>
+          <w:tcPr>
+            <w:tcW w:w="814" w:type="dxa"/>
+          </w:tcPr>
           <w:p>
             <w:pPr>
               <w:pStyle w:val="Compact"/>
@@ -3133,7 +3435,9 @@
           </w:p>
         </w:tc>
         <w:tc>
-          <w:tcPr/>
+          <w:tcPr>
+            <w:tcW w:w="1992" w:type="dxa"/>
+          </w:tcPr>
           <w:p>
             <w:pPr>
               <w:pStyle w:val="Compact"/>
@@ -3147,7 +3451,9 @@
       </w:tr>
       <w:tr>
         <w:tc>
-          <w:tcPr/>
+          <w:tcPr>
+            <w:tcW w:w="814" w:type="dxa"/>
+          </w:tcPr>
           <w:p>
             <w:pPr>
               <w:pStyle w:val="Compact"/>
@@ -3159,7 +3465,9 @@
           </w:p>
         </w:tc>
         <w:tc>
-          <w:tcPr/>
+          <w:tcPr>
+            <w:tcW w:w="814" w:type="dxa"/>
+          </w:tcPr>
           <w:p>
             <w:pPr>
               <w:pStyle w:val="Compact"/>
@@ -3171,7 +3479,9 @@
           </w:p>
         </w:tc>
         <w:tc>
-          <w:tcPr/>
+          <w:tcPr>
+            <w:tcW w:w="2084" w:type="dxa"/>
+          </w:tcPr>
           <w:p>
             <w:pPr>
               <w:pStyle w:val="Compact"/>
@@ -3183,7 +3493,9 @@
           </w:p>
         </w:tc>
         <w:tc>
-          <w:tcPr/>
+          <w:tcPr>
+            <w:tcW w:w="2841" w:type="dxa"/>
+          </w:tcPr>
           <w:p>
             <w:pPr>
               <w:pStyle w:val="Compact"/>
@@ -3195,7 +3507,9 @@
           </w:p>
         </w:tc>
         <w:tc>
-          <w:tcPr/>
+          <w:tcPr>
+            <w:tcW w:w="814" w:type="dxa"/>
+          </w:tcPr>
           <w:p>
             <w:pPr>
               <w:pStyle w:val="Compact"/>
@@ -3207,7 +3521,9 @@
           </w:p>
         </w:tc>
         <w:tc>
-          <w:tcPr/>
+          <w:tcPr>
+            <w:tcW w:w="1992" w:type="dxa"/>
+          </w:tcPr>
           <w:p>
             <w:pPr>
               <w:pStyle w:val="Compact"/>
@@ -3350,24 +3666,27 @@
     <w:tbl>
       <w:tblPr>
         <w:tblStyle w:val="Table"/>
-        <w:tblW w:type="auto" w:w="0"/>
+        <w:tblW w:type="dxa" w:w="9360"/>
         <w:tblLook w:firstRow="1" w:lastRow="0" w:firstColumn="0" w:lastColumn="0" w:noHBand="0" w:noVBand="0" w:val="0020"/>
         <w:jc w:val="start"/>
+        <w:tblLayout w:type="fixed"/>
       </w:tblPr>
       <w:tblGrid>
-        <w:gridCol w:w="1320"/>
-        <w:gridCol w:w="1320"/>
-        <w:gridCol w:w="1320"/>
-        <w:gridCol w:w="1320"/>
-        <w:gridCol w:w="1320"/>
-        <w:gridCol w:w="1320"/>
+        <w:gridCol w:w="3333"/>
+        <w:gridCol w:w="1216"/>
+        <w:gridCol w:w="869"/>
+        <w:gridCol w:w="884"/>
+        <w:gridCol w:w="2187"/>
+        <w:gridCol w:w="869"/>
       </w:tblGrid>
       <w:tr>
         <w:trPr>
           <w:tblHeader w:val="true"/>
         </w:trPr>
         <w:tc>
-          <w:tcPr/>
+          <w:tcPr>
+            <w:tcW w:w="3333" w:type="dxa"/>
+          </w:tcPr>
           <w:p>
             <w:pPr>
               <w:pStyle w:val="Compact"/>
@@ -3379,7 +3698,9 @@
           </w:p>
         </w:tc>
         <w:tc>
-          <w:tcPr/>
+          <w:tcPr>
+            <w:tcW w:w="1216" w:type="dxa"/>
+          </w:tcPr>
           <w:p>
             <w:pPr>
               <w:pStyle w:val="Compact"/>
@@ -3391,7 +3712,9 @@
           </w:p>
         </w:tc>
         <w:tc>
-          <w:tcPr/>
+          <w:tcPr>
+            <w:tcW w:w="869" w:type="dxa"/>
+          </w:tcPr>
           <w:p>
             <w:pPr>
               <w:pStyle w:val="Compact"/>
@@ -3403,7 +3726,9 @@
           </w:p>
         </w:tc>
         <w:tc>
-          <w:tcPr/>
+          <w:tcPr>
+            <w:tcW w:w="884" w:type="dxa"/>
+          </w:tcPr>
           <w:p>
             <w:pPr>
               <w:pStyle w:val="Compact"/>
@@ -3415,7 +3740,9 @@
           </w:p>
         </w:tc>
         <w:tc>
-          <w:tcPr/>
+          <w:tcPr>
+            <w:tcW w:w="2187" w:type="dxa"/>
+          </w:tcPr>
           <w:p>
             <w:pPr>
               <w:pStyle w:val="Compact"/>
@@ -3427,7 +3754,9 @@
           </w:p>
         </w:tc>
         <w:tc>
-          <w:tcPr/>
+          <w:tcPr>
+            <w:tcW w:w="869" w:type="dxa"/>
+          </w:tcPr>
           <w:p>
             <w:pPr>
               <w:pStyle w:val="Compact"/>
@@ -3441,7 +3770,9 @@
       </w:tr>
       <w:tr>
         <w:tc>
-          <w:tcPr/>
+          <w:tcPr>
+            <w:tcW w:w="3333" w:type="dxa"/>
+          </w:tcPr>
           <w:p>
             <w:pPr>
               <w:pStyle w:val="Compact"/>
@@ -3453,7 +3784,9 @@
           </w:p>
         </w:tc>
         <w:tc>
-          <w:tcPr/>
+          <w:tcPr>
+            <w:tcW w:w="1216" w:type="dxa"/>
+          </w:tcPr>
           <w:p>
             <w:pPr>
               <w:pStyle w:val="Compact"/>
@@ -3465,7 +3798,9 @@
           </w:p>
         </w:tc>
         <w:tc>
-          <w:tcPr/>
+          <w:tcPr>
+            <w:tcW w:w="869" w:type="dxa"/>
+          </w:tcPr>
           <w:p>
             <w:pPr>
               <w:pStyle w:val="Compact"/>
@@ -3477,7 +3812,9 @@
           </w:p>
         </w:tc>
         <w:tc>
-          <w:tcPr/>
+          <w:tcPr>
+            <w:tcW w:w="884" w:type="dxa"/>
+          </w:tcPr>
           <w:p>
             <w:pPr>
               <w:pStyle w:val="Compact"/>
@@ -3489,7 +3826,9 @@
           </w:p>
         </w:tc>
         <w:tc>
-          <w:tcPr/>
+          <w:tcPr>
+            <w:tcW w:w="2187" w:type="dxa"/>
+          </w:tcPr>
           <w:p>
             <w:pPr>
               <w:pStyle w:val="Compact"/>
@@ -3501,7 +3840,9 @@
           </w:p>
         </w:tc>
         <w:tc>
-          <w:tcPr/>
+          <w:tcPr>
+            <w:tcW w:w="869" w:type="dxa"/>
+          </w:tcPr>
           <w:p>
             <w:pPr>
               <w:pStyle w:val="Compact"/>
@@ -3515,7 +3856,9 @@
       </w:tr>
       <w:tr>
         <w:tc>
-          <w:tcPr/>
+          <w:tcPr>
+            <w:tcW w:w="3333" w:type="dxa"/>
+          </w:tcPr>
           <w:p>
             <w:pPr>
               <w:pStyle w:val="Compact"/>
@@ -3527,7 +3870,9 @@
           </w:p>
         </w:tc>
         <w:tc>
-          <w:tcPr/>
+          <w:tcPr>
+            <w:tcW w:w="1216" w:type="dxa"/>
+          </w:tcPr>
           <w:p>
             <w:pPr>
               <w:pStyle w:val="Compact"/>
@@ -3539,7 +3884,9 @@
           </w:p>
         </w:tc>
         <w:tc>
-          <w:tcPr/>
+          <w:tcPr>
+            <w:tcW w:w="869" w:type="dxa"/>
+          </w:tcPr>
           <w:p>
             <w:pPr>
               <w:pStyle w:val="Compact"/>
@@ -3551,7 +3898,9 @@
           </w:p>
         </w:tc>
         <w:tc>
-          <w:tcPr/>
+          <w:tcPr>
+            <w:tcW w:w="884" w:type="dxa"/>
+          </w:tcPr>
           <w:p>
             <w:pPr>
               <w:pStyle w:val="Compact"/>
@@ -3563,7 +3912,9 @@
           </w:p>
         </w:tc>
         <w:tc>
-          <w:tcPr/>
+          <w:tcPr>
+            <w:tcW w:w="2187" w:type="dxa"/>
+          </w:tcPr>
           <w:p>
             <w:pPr>
               <w:pStyle w:val="Compact"/>
@@ -3575,7 +3926,9 @@
           </w:p>
         </w:tc>
         <w:tc>
-          <w:tcPr/>
+          <w:tcPr>
+            <w:tcW w:w="869" w:type="dxa"/>
+          </w:tcPr>
           <w:p>
             <w:pPr>
               <w:pStyle w:val="Compact"/>
@@ -3589,7 +3942,9 @@
       </w:tr>
       <w:tr>
         <w:tc>
-          <w:tcPr/>
+          <w:tcPr>
+            <w:tcW w:w="3333" w:type="dxa"/>
+          </w:tcPr>
           <w:p>
             <w:pPr>
               <w:pStyle w:val="Compact"/>
@@ -3601,7 +3956,9 @@
           </w:p>
         </w:tc>
         <w:tc>
-          <w:tcPr/>
+          <w:tcPr>
+            <w:tcW w:w="1216" w:type="dxa"/>
+          </w:tcPr>
           <w:p>
             <w:pPr>
               <w:pStyle w:val="Compact"/>
@@ -3613,7 +3970,9 @@
           </w:p>
         </w:tc>
         <w:tc>
-          <w:tcPr/>
+          <w:tcPr>
+            <w:tcW w:w="869" w:type="dxa"/>
+          </w:tcPr>
           <w:p>
             <w:pPr>
               <w:pStyle w:val="Compact"/>
@@ -3625,7 +3984,9 @@
           </w:p>
         </w:tc>
         <w:tc>
-          <w:tcPr/>
+          <w:tcPr>
+            <w:tcW w:w="884" w:type="dxa"/>
+          </w:tcPr>
           <w:p>
             <w:pPr>
               <w:pStyle w:val="Compact"/>
@@ -3637,7 +3998,9 @@
           </w:p>
         </w:tc>
         <w:tc>
-          <w:tcPr/>
+          <w:tcPr>
+            <w:tcW w:w="2187" w:type="dxa"/>
+          </w:tcPr>
           <w:p>
             <w:pPr>
               <w:pStyle w:val="Compact"/>
@@ -3649,7 +4012,9 @@
           </w:p>
         </w:tc>
         <w:tc>
-          <w:tcPr/>
+          <w:tcPr>
+            <w:tcW w:w="869" w:type="dxa"/>
+          </w:tcPr>
           <w:p>
             <w:pPr>
               <w:pStyle w:val="Compact"/>
@@ -3663,7 +4028,9 @@
       </w:tr>
       <w:tr>
         <w:tc>
-          <w:tcPr/>
+          <w:tcPr>
+            <w:tcW w:w="3333" w:type="dxa"/>
+          </w:tcPr>
           <w:p>
             <w:pPr>
               <w:pStyle w:val="Compact"/>
@@ -3675,7 +4042,9 @@
           </w:p>
         </w:tc>
         <w:tc>
-          <w:tcPr/>
+          <w:tcPr>
+            <w:tcW w:w="1216" w:type="dxa"/>
+          </w:tcPr>
           <w:p>
             <w:pPr>
               <w:pStyle w:val="Compact"/>
@@ -3687,7 +4056,9 @@
           </w:p>
         </w:tc>
         <w:tc>
-          <w:tcPr/>
+          <w:tcPr>
+            <w:tcW w:w="869" w:type="dxa"/>
+          </w:tcPr>
           <w:p>
             <w:pPr>
               <w:pStyle w:val="Compact"/>
@@ -3699,7 +4070,9 @@
           </w:p>
         </w:tc>
         <w:tc>
-          <w:tcPr/>
+          <w:tcPr>
+            <w:tcW w:w="884" w:type="dxa"/>
+          </w:tcPr>
           <w:p>
             <w:pPr>
               <w:pStyle w:val="Compact"/>
@@ -3711,7 +4084,9 @@
           </w:p>
         </w:tc>
         <w:tc>
-          <w:tcPr/>
+          <w:tcPr>
+            <w:tcW w:w="2187" w:type="dxa"/>
+          </w:tcPr>
           <w:p>
             <w:pPr>
               <w:pStyle w:val="Compact"/>
@@ -3723,7 +4098,9 @@
           </w:p>
         </w:tc>
         <w:tc>
-          <w:tcPr/>
+          <w:tcPr>
+            <w:tcW w:w="869" w:type="dxa"/>
+          </w:tcPr>
           <w:p>
             <w:pPr>
               <w:pStyle w:val="Compact"/>
@@ -3737,7 +4114,9 @@
       </w:tr>
       <w:tr>
         <w:tc>
-          <w:tcPr/>
+          <w:tcPr>
+            <w:tcW w:w="3333" w:type="dxa"/>
+          </w:tcPr>
           <w:p>
             <w:pPr>
               <w:pStyle w:val="Compact"/>
@@ -3749,7 +4128,9 @@
           </w:p>
         </w:tc>
         <w:tc>
-          <w:tcPr/>
+          <w:tcPr>
+            <w:tcW w:w="1216" w:type="dxa"/>
+          </w:tcPr>
           <w:p>
             <w:pPr>
               <w:pStyle w:val="Compact"/>
@@ -3761,7 +4142,9 @@
           </w:p>
         </w:tc>
         <w:tc>
-          <w:tcPr/>
+          <w:tcPr>
+            <w:tcW w:w="869" w:type="dxa"/>
+          </w:tcPr>
           <w:p>
             <w:pPr>
               <w:pStyle w:val="Compact"/>
@@ -3773,7 +4156,9 @@
           </w:p>
         </w:tc>
         <w:tc>
-          <w:tcPr/>
+          <w:tcPr>
+            <w:tcW w:w="884" w:type="dxa"/>
+          </w:tcPr>
           <w:p>
             <w:pPr>
               <w:pStyle w:val="Compact"/>
@@ -3785,7 +4170,9 @@
           </w:p>
         </w:tc>
         <w:tc>
-          <w:tcPr/>
+          <w:tcPr>
+            <w:tcW w:w="2187" w:type="dxa"/>
+          </w:tcPr>
           <w:p>
             <w:pPr>
               <w:pStyle w:val="Compact"/>
@@ -3797,7 +4184,9 @@
           </w:p>
         </w:tc>
         <w:tc>
-          <w:tcPr/>
+          <w:tcPr>
+            <w:tcW w:w="869" w:type="dxa"/>
+          </w:tcPr>
           <w:p>
             <w:pPr>
               <w:pStyle w:val="Compact"/>
@@ -3811,7 +4200,9 @@
       </w:tr>
       <w:tr>
         <w:tc>
-          <w:tcPr/>
+          <w:tcPr>
+            <w:tcW w:w="3333" w:type="dxa"/>
+          </w:tcPr>
           <w:p>
             <w:pPr>
               <w:pStyle w:val="Compact"/>
@@ -3823,7 +4214,9 @@
           </w:p>
         </w:tc>
         <w:tc>
-          <w:tcPr/>
+          <w:tcPr>
+            <w:tcW w:w="1216" w:type="dxa"/>
+          </w:tcPr>
           <w:p>
             <w:pPr>
               <w:pStyle w:val="Compact"/>
@@ -3835,7 +4228,9 @@
           </w:p>
         </w:tc>
         <w:tc>
-          <w:tcPr/>
+          <w:tcPr>
+            <w:tcW w:w="869" w:type="dxa"/>
+          </w:tcPr>
           <w:p>
             <w:pPr>
               <w:pStyle w:val="Compact"/>
@@ -3847,7 +4242,9 @@
           </w:p>
         </w:tc>
         <w:tc>
-          <w:tcPr/>
+          <w:tcPr>
+            <w:tcW w:w="884" w:type="dxa"/>
+          </w:tcPr>
           <w:p>
             <w:pPr>
               <w:pStyle w:val="Compact"/>
@@ -3859,7 +4256,9 @@
           </w:p>
         </w:tc>
         <w:tc>
-          <w:tcPr/>
+          <w:tcPr>
+            <w:tcW w:w="2187" w:type="dxa"/>
+          </w:tcPr>
           <w:p>
             <w:pPr>
               <w:pStyle w:val="Compact"/>
@@ -3871,7 +4270,9 @@
           </w:p>
         </w:tc>
         <w:tc>
-          <w:tcPr/>
+          <w:tcPr>
+            <w:tcW w:w="869" w:type="dxa"/>
+          </w:tcPr>
           <w:p>
             <w:pPr>
               <w:pStyle w:val="Compact"/>
@@ -3913,23 +4314,26 @@
     <w:tbl>
       <w:tblPr>
         <w:tblStyle w:val="Table"/>
-        <w:tblW w:type="auto" w:w="0"/>
+        <w:tblW w:type="dxa" w:w="9360"/>
         <w:tblLook w:firstRow="1" w:lastRow="0" w:firstColumn="0" w:lastColumn="0" w:noHBand="0" w:noVBand="0" w:val="0020"/>
         <w:jc w:val="start"/>
+        <w:tblLayout w:type="fixed"/>
       </w:tblPr>
       <w:tblGrid>
-        <w:gridCol w:w="1584"/>
-        <w:gridCol w:w="1584"/>
-        <w:gridCol w:w="1584"/>
-        <w:gridCol w:w="1584"/>
-        <w:gridCol w:w="1584"/>
+        <w:gridCol w:w="2412"/>
+        <w:gridCol w:w="1641"/>
+        <w:gridCol w:w="3356"/>
+        <w:gridCol w:w="862"/>
+        <w:gridCol w:w="1085"/>
       </w:tblGrid>
       <w:tr>
         <w:trPr>
           <w:tblHeader w:val="true"/>
         </w:trPr>
         <w:tc>
-          <w:tcPr/>
+          <w:tcPr>
+            <w:tcW w:w="2412" w:type="dxa"/>
+          </w:tcPr>
           <w:p>
             <w:pPr>
               <w:pStyle w:val="Compact"/>
@@ -3941,7 +4345,9 @@
           </w:p>
         </w:tc>
         <w:tc>
-          <w:tcPr/>
+          <w:tcPr>
+            <w:tcW w:w="1641" w:type="dxa"/>
+          </w:tcPr>
           <w:p>
             <w:pPr>
               <w:pStyle w:val="Compact"/>
@@ -3953,7 +4359,9 @@
           </w:p>
         </w:tc>
         <w:tc>
-          <w:tcPr/>
+          <w:tcPr>
+            <w:tcW w:w="3356" w:type="dxa"/>
+          </w:tcPr>
           <w:p>
             <w:pPr>
               <w:pStyle w:val="Compact"/>
@@ -3965,7 +4373,9 @@
           </w:p>
         </w:tc>
         <w:tc>
-          <w:tcPr/>
+          <w:tcPr>
+            <w:tcW w:w="862" w:type="dxa"/>
+          </w:tcPr>
           <w:p>
             <w:pPr>
               <w:pStyle w:val="Compact"/>
@@ -3977,7 +4387,9 @@
           </w:p>
         </w:tc>
         <w:tc>
-          <w:tcPr/>
+          <w:tcPr>
+            <w:tcW w:w="1085" w:type="dxa"/>
+          </w:tcPr>
           <w:p>
             <w:pPr>
               <w:pStyle w:val="Compact"/>
@@ -3991,7 +4403,9 @@
       </w:tr>
       <w:tr>
         <w:tc>
-          <w:tcPr/>
+          <w:tcPr>
+            <w:tcW w:w="2412" w:type="dxa"/>
+          </w:tcPr>
           <w:p>
             <w:pPr>
               <w:pStyle w:val="Compact"/>
@@ -4003,7 +4417,9 @@
           </w:p>
         </w:tc>
         <w:tc>
-          <w:tcPr/>
+          <w:tcPr>
+            <w:tcW w:w="1641" w:type="dxa"/>
+          </w:tcPr>
           <w:p>
             <w:pPr>
               <w:pStyle w:val="Compact"/>
@@ -4015,7 +4431,9 @@
           </w:p>
         </w:tc>
         <w:tc>
-          <w:tcPr/>
+          <w:tcPr>
+            <w:tcW w:w="3356" w:type="dxa"/>
+          </w:tcPr>
           <w:p>
             <w:pPr>
               <w:pStyle w:val="Compact"/>
@@ -4027,7 +4445,9 @@
           </w:p>
         </w:tc>
         <w:tc>
-          <w:tcPr/>
+          <w:tcPr>
+            <w:tcW w:w="862" w:type="dxa"/>
+          </w:tcPr>
           <w:p>
             <w:pPr>
               <w:pStyle w:val="Compact"/>
@@ -4039,7 +4459,9 @@
           </w:p>
         </w:tc>
         <w:tc>
-          <w:tcPr/>
+          <w:tcPr>
+            <w:tcW w:w="1085" w:type="dxa"/>
+          </w:tcPr>
           <w:p>
             <w:pPr>
               <w:pStyle w:val="Compact"/>
@@ -4053,7 +4475,9 @@
       </w:tr>
       <w:tr>
         <w:tc>
-          <w:tcPr/>
+          <w:tcPr>
+            <w:tcW w:w="2412" w:type="dxa"/>
+          </w:tcPr>
           <w:p>
             <w:pPr>
               <w:pStyle w:val="Compact"/>
@@ -4065,7 +4489,9 @@
           </w:p>
         </w:tc>
         <w:tc>
-          <w:tcPr/>
+          <w:tcPr>
+            <w:tcW w:w="1641" w:type="dxa"/>
+          </w:tcPr>
           <w:p>
             <w:pPr>
               <w:pStyle w:val="Compact"/>
@@ -4077,7 +4503,9 @@
           </w:p>
         </w:tc>
         <w:tc>
-          <w:tcPr/>
+          <w:tcPr>
+            <w:tcW w:w="3356" w:type="dxa"/>
+          </w:tcPr>
           <w:p>
             <w:pPr>
               <w:pStyle w:val="Compact"/>
@@ -4089,7 +4517,9 @@
           </w:p>
         </w:tc>
         <w:tc>
-          <w:tcPr/>
+          <w:tcPr>
+            <w:tcW w:w="862" w:type="dxa"/>
+          </w:tcPr>
           <w:p>
             <w:pPr>
               <w:pStyle w:val="Compact"/>
@@ -4101,7 +4531,9 @@
           </w:p>
         </w:tc>
         <w:tc>
-          <w:tcPr/>
+          <w:tcPr>
+            <w:tcW w:w="1085" w:type="dxa"/>
+          </w:tcPr>
           <w:p>
             <w:pPr>
               <w:pStyle w:val="Compact"/>
@@ -4115,7 +4547,9 @@
       </w:tr>
       <w:tr>
         <w:tc>
-          <w:tcPr/>
+          <w:tcPr>
+            <w:tcW w:w="2412" w:type="dxa"/>
+          </w:tcPr>
           <w:p>
             <w:pPr>
               <w:pStyle w:val="Compact"/>
@@ -4127,7 +4561,9 @@
           </w:p>
         </w:tc>
         <w:tc>
-          <w:tcPr/>
+          <w:tcPr>
+            <w:tcW w:w="1641" w:type="dxa"/>
+          </w:tcPr>
           <w:p>
             <w:pPr>
               <w:pStyle w:val="Compact"/>
@@ -4139,7 +4575,9 @@
           </w:p>
         </w:tc>
         <w:tc>
-          <w:tcPr/>
+          <w:tcPr>
+            <w:tcW w:w="3356" w:type="dxa"/>
+          </w:tcPr>
           <w:p>
             <w:pPr>
               <w:pStyle w:val="Compact"/>
@@ -4151,7 +4589,9 @@
           </w:p>
         </w:tc>
         <w:tc>
-          <w:tcPr/>
+          <w:tcPr>
+            <w:tcW w:w="862" w:type="dxa"/>
+          </w:tcPr>
           <w:p>
             <w:pPr>
               <w:pStyle w:val="Compact"/>
@@ -4163,7 +4603,9 @@
           </w:p>
         </w:tc>
         <w:tc>
-          <w:tcPr/>
+          <w:tcPr>
+            <w:tcW w:w="1085" w:type="dxa"/>
+          </w:tcPr>
           <w:p>
             <w:pPr>
               <w:pStyle w:val="Compact"/>
@@ -4177,7 +4619,9 @@
       </w:tr>
       <w:tr>
         <w:tc>
-          <w:tcPr/>
+          <w:tcPr>
+            <w:tcW w:w="2412" w:type="dxa"/>
+          </w:tcPr>
           <w:p>
             <w:pPr>
               <w:pStyle w:val="Compact"/>
@@ -4189,7 +4633,9 @@
           </w:p>
         </w:tc>
         <w:tc>
-          <w:tcPr/>
+          <w:tcPr>
+            <w:tcW w:w="1641" w:type="dxa"/>
+          </w:tcPr>
           <w:p>
             <w:pPr>
               <w:pStyle w:val="Compact"/>
@@ -4201,7 +4647,9 @@
           </w:p>
         </w:tc>
         <w:tc>
-          <w:tcPr/>
+          <w:tcPr>
+            <w:tcW w:w="3356" w:type="dxa"/>
+          </w:tcPr>
           <w:p>
             <w:pPr>
               <w:pStyle w:val="Compact"/>
@@ -4213,7 +4661,9 @@
           </w:p>
         </w:tc>
         <w:tc>
-          <w:tcPr/>
+          <w:tcPr>
+            <w:tcW w:w="862" w:type="dxa"/>
+          </w:tcPr>
           <w:p>
             <w:pPr>
               <w:pStyle w:val="Compact"/>
@@ -4225,7 +4675,9 @@
           </w:p>
         </w:tc>
         <w:tc>
-          <w:tcPr/>
+          <w:tcPr>
+            <w:tcW w:w="1085" w:type="dxa"/>
+          </w:tcPr>
           <w:p>
             <w:pPr>
               <w:pStyle w:val="Compact"/>
@@ -4239,7 +4691,9 @@
       </w:tr>
       <w:tr>
         <w:tc>
-          <w:tcPr/>
+          <w:tcPr>
+            <w:tcW w:w="2412" w:type="dxa"/>
+          </w:tcPr>
           <w:p>
             <w:pPr>
               <w:pStyle w:val="Compact"/>
@@ -4251,7 +4705,9 @@
           </w:p>
         </w:tc>
         <w:tc>
-          <w:tcPr/>
+          <w:tcPr>
+            <w:tcW w:w="1641" w:type="dxa"/>
+          </w:tcPr>
           <w:p>
             <w:pPr>
               <w:pStyle w:val="Compact"/>
@@ -4263,7 +4719,9 @@
           </w:p>
         </w:tc>
         <w:tc>
-          <w:tcPr/>
+          <w:tcPr>
+            <w:tcW w:w="3356" w:type="dxa"/>
+          </w:tcPr>
           <w:p>
             <w:pPr>
               <w:pStyle w:val="Compact"/>
@@ -4275,7 +4733,9 @@
           </w:p>
         </w:tc>
         <w:tc>
-          <w:tcPr/>
+          <w:tcPr>
+            <w:tcW w:w="862" w:type="dxa"/>
+          </w:tcPr>
           <w:p>
             <w:pPr>
               <w:pStyle w:val="Compact"/>
@@ -4287,7 +4747,9 @@
           </w:p>
         </w:tc>
         <w:tc>
-          <w:tcPr/>
+          <w:tcPr>
+            <w:tcW w:w="1085" w:type="dxa"/>
+          </w:tcPr>
           <w:p>
             <w:pPr>
               <w:pStyle w:val="Compact"/>
@@ -4322,20 +4784,23 @@
     <w:tbl>
       <w:tblPr>
         <w:tblStyle w:val="Table"/>
-        <w:tblW w:type="auto" w:w="0"/>
+        <w:tblW w:type="dxa" w:w="9360"/>
         <w:tblLook w:firstRow="1" w:lastRow="0" w:firstColumn="0" w:lastColumn="0" w:noHBand="0" w:noVBand="0" w:val="0020"/>
         <w:jc w:val="start"/>
+        <w:tblLayout w:type="fixed"/>
       </w:tblPr>
       <w:tblGrid>
-        <w:gridCol w:w="3960"/>
-        <w:gridCol w:w="3960"/>
+        <w:gridCol w:w="2842"/>
+        <w:gridCol w:w="6517"/>
       </w:tblGrid>
       <w:tr>
         <w:trPr>
           <w:tblHeader w:val="true"/>
         </w:trPr>
         <w:tc>
-          <w:tcPr/>
+          <w:tcPr>
+            <w:tcW w:w="2842" w:type="dxa"/>
+          </w:tcPr>
           <w:p>
             <w:pPr>
               <w:pStyle w:val="Compact"/>
@@ -4347,7 +4812,9 @@
           </w:p>
         </w:tc>
         <w:tc>
-          <w:tcPr/>
+          <w:tcPr>
+            <w:tcW w:w="6517" w:type="dxa"/>
+          </w:tcPr>
           <w:p>
             <w:pPr>
               <w:pStyle w:val="Compact"/>
@@ -4361,7 +4828,9 @@
       </w:tr>
       <w:tr>
         <w:tc>
-          <w:tcPr/>
+          <w:tcPr>
+            <w:tcW w:w="2842" w:type="dxa"/>
+          </w:tcPr>
           <w:p>
             <w:pPr>
               <w:pStyle w:val="Compact"/>
@@ -4373,7 +4842,9 @@
           </w:p>
         </w:tc>
         <w:tc>
-          <w:tcPr/>
+          <w:tcPr>
+            <w:tcW w:w="6517" w:type="dxa"/>
+          </w:tcPr>
           <w:p>
             <w:pPr>
               <w:pStyle w:val="Compact"/>
@@ -4387,7 +4858,9 @@
       </w:tr>
       <w:tr>
         <w:tc>
-          <w:tcPr/>
+          <w:tcPr>
+            <w:tcW w:w="2842" w:type="dxa"/>
+          </w:tcPr>
           <w:p>
             <w:pPr>
               <w:pStyle w:val="Compact"/>
@@ -4399,7 +4872,9 @@
           </w:p>
         </w:tc>
         <w:tc>
-          <w:tcPr/>
+          <w:tcPr>
+            <w:tcW w:w="6517" w:type="dxa"/>
+          </w:tcPr>
           <w:p>
             <w:pPr>
               <w:pStyle w:val="Compact"/>
@@ -4413,7 +4888,9 @@
       </w:tr>
       <w:tr>
         <w:tc>
-          <w:tcPr/>
+          <w:tcPr>
+            <w:tcW w:w="2842" w:type="dxa"/>
+          </w:tcPr>
           <w:p>
             <w:pPr>
               <w:pStyle w:val="Compact"/>
@@ -4425,7 +4902,9 @@
           </w:p>
         </w:tc>
         <w:tc>
-          <w:tcPr/>
+          <w:tcPr>
+            <w:tcW w:w="6517" w:type="dxa"/>
+          </w:tcPr>
           <w:p>
             <w:pPr>
               <w:pStyle w:val="Compact"/>
@@ -4439,7 +4918,9 @@
       </w:tr>
       <w:tr>
         <w:tc>
-          <w:tcPr/>
+          <w:tcPr>
+            <w:tcW w:w="2842" w:type="dxa"/>
+          </w:tcPr>
           <w:p>
             <w:pPr>
               <w:pStyle w:val="Compact"/>
@@ -4451,7 +4932,9 @@
           </w:p>
         </w:tc>
         <w:tc>
-          <w:tcPr/>
+          <w:tcPr>
+            <w:tcW w:w="6517" w:type="dxa"/>
+          </w:tcPr>
           <w:p>
             <w:pPr>
               <w:pStyle w:val="Compact"/>
@@ -4465,7 +4948,9 @@
       </w:tr>
       <w:tr>
         <w:tc>
-          <w:tcPr/>
+          <w:tcPr>
+            <w:tcW w:w="2842" w:type="dxa"/>
+          </w:tcPr>
           <w:p>
             <w:pPr>
               <w:pStyle w:val="Compact"/>
@@ -4477,7 +4962,9 @@
           </w:p>
         </w:tc>
         <w:tc>
-          <w:tcPr/>
+          <w:tcPr>
+            <w:tcW w:w="6517" w:type="dxa"/>
+          </w:tcPr>
           <w:p>
             <w:pPr>
               <w:pStyle w:val="Compact"/>
@@ -4491,7 +4978,9 @@
       </w:tr>
       <w:tr>
         <w:tc>
-          <w:tcPr/>
+          <w:tcPr>
+            <w:tcW w:w="2842" w:type="dxa"/>
+          </w:tcPr>
           <w:p>
             <w:pPr>
               <w:pStyle w:val="Compact"/>
@@ -4503,7 +4992,9 @@
           </w:p>
         </w:tc>
         <w:tc>
-          <w:tcPr/>
+          <w:tcPr>
+            <w:tcW w:w="6517" w:type="dxa"/>
+          </w:tcPr>
           <w:p>
             <w:pPr>
               <w:pStyle w:val="Compact"/>
@@ -4517,7 +5008,9 @@
       </w:tr>
       <w:tr>
         <w:tc>
-          <w:tcPr/>
+          <w:tcPr>
+            <w:tcW w:w="2842" w:type="dxa"/>
+          </w:tcPr>
           <w:p>
             <w:pPr>
               <w:pStyle w:val="Compact"/>
@@ -4529,7 +5022,9 @@
           </w:p>
         </w:tc>
         <w:tc>
-          <w:tcPr/>
+          <w:tcPr>
+            <w:tcW w:w="6517" w:type="dxa"/>
+          </w:tcPr>
           <w:p>
             <w:pPr>
               <w:pStyle w:val="Compact"/>
@@ -4543,7 +5038,9 @@
       </w:tr>
       <w:tr>
         <w:tc>
-          <w:tcPr/>
+          <w:tcPr>
+            <w:tcW w:w="2842" w:type="dxa"/>
+          </w:tcPr>
           <w:p>
             <w:pPr>
               <w:pStyle w:val="Compact"/>
@@ -4555,7 +5052,9 @@
           </w:p>
         </w:tc>
         <w:tc>
-          <w:tcPr/>
+          <w:tcPr>
+            <w:tcW w:w="6517" w:type="dxa"/>
+          </w:tcPr>
           <w:p>
             <w:pPr>
               <w:pStyle w:val="Compact"/>
@@ -4579,23 +5078,26 @@
     <w:tbl>
       <w:tblPr>
         <w:tblStyle w:val="Table"/>
-        <w:tblW w:type="auto" w:w="0"/>
+        <w:tblW w:type="dxa" w:w="9360"/>
         <w:tblLook w:firstRow="1" w:lastRow="0" w:firstColumn="0" w:lastColumn="0" w:noHBand="0" w:noVBand="0" w:val="0020"/>
         <w:jc w:val="start"/>
+        <w:tblLayout w:type="fixed"/>
       </w:tblPr>
       <w:tblGrid>
-        <w:gridCol w:w="1584"/>
-        <w:gridCol w:w="1584"/>
-        <w:gridCol w:w="1584"/>
-        <w:gridCol w:w="1584"/>
-        <w:gridCol w:w="1584"/>
+        <w:gridCol w:w="850"/>
+        <w:gridCol w:w="1314"/>
+        <w:gridCol w:w="2827"/>
+        <w:gridCol w:w="2269"/>
+        <w:gridCol w:w="2097"/>
       </w:tblGrid>
       <w:tr>
         <w:trPr>
           <w:tblHeader w:val="true"/>
         </w:trPr>
         <w:tc>
-          <w:tcPr/>
+          <w:tcPr>
+            <w:tcW w:w="850" w:type="dxa"/>
+          </w:tcPr>
           <w:p>
             <w:pPr>
               <w:pStyle w:val="Compact"/>
@@ -4607,7 +5109,9 @@
           </w:p>
         </w:tc>
         <w:tc>
-          <w:tcPr/>
+          <w:tcPr>
+            <w:tcW w:w="1314" w:type="dxa"/>
+          </w:tcPr>
           <w:p>
             <w:pPr>
               <w:pStyle w:val="Compact"/>
@@ -4619,7 +5123,9 @@
           </w:p>
         </w:tc>
         <w:tc>
-          <w:tcPr/>
+          <w:tcPr>
+            <w:tcW w:w="2827" w:type="dxa"/>
+          </w:tcPr>
           <w:p>
             <w:pPr>
               <w:pStyle w:val="Compact"/>
@@ -4631,7 +5137,9 @@
           </w:p>
         </w:tc>
         <w:tc>
-          <w:tcPr/>
+          <w:tcPr>
+            <w:tcW w:w="2269" w:type="dxa"/>
+          </w:tcPr>
           <w:p>
             <w:pPr>
               <w:pStyle w:val="Compact"/>
@@ -4643,7 +5151,9 @@
           </w:p>
         </w:tc>
         <w:tc>
-          <w:tcPr/>
+          <w:tcPr>
+            <w:tcW w:w="2097" w:type="dxa"/>
+          </w:tcPr>
           <w:p>
             <w:pPr>
               <w:pStyle w:val="Compact"/>
@@ -4657,7 +5167,9 @@
       </w:tr>
       <w:tr>
         <w:tc>
-          <w:tcPr/>
+          <w:tcPr>
+            <w:tcW w:w="850" w:type="dxa"/>
+          </w:tcPr>
           <w:p>
             <w:pPr>
               <w:pStyle w:val="Compact"/>
@@ -4669,7 +5181,9 @@
           </w:p>
         </w:tc>
         <w:tc>
-          <w:tcPr/>
+          <w:tcPr>
+            <w:tcW w:w="1314" w:type="dxa"/>
+          </w:tcPr>
           <w:p>
             <w:pPr>
               <w:pStyle w:val="Compact"/>
@@ -4681,7 +5195,9 @@
           </w:p>
         </w:tc>
         <w:tc>
-          <w:tcPr/>
+          <w:tcPr>
+            <w:tcW w:w="2827" w:type="dxa"/>
+          </w:tcPr>
           <w:p>
             <w:pPr>
               <w:pStyle w:val="Compact"/>
@@ -4693,7 +5209,9 @@
           </w:p>
         </w:tc>
         <w:tc>
-          <w:tcPr/>
+          <w:tcPr>
+            <w:tcW w:w="2269" w:type="dxa"/>
+          </w:tcPr>
           <w:p>
             <w:pPr>
               <w:pStyle w:val="Compact"/>
@@ -4705,7 +5223,9 @@
           </w:p>
         </w:tc>
         <w:tc>
-          <w:tcPr/>
+          <w:tcPr>
+            <w:tcW w:w="2097" w:type="dxa"/>
+          </w:tcPr>
           <w:p>
             <w:pPr>
               <w:pStyle w:val="Compact"/>
@@ -4719,7 +5239,9 @@
       </w:tr>
       <w:tr>
         <w:tc>
-          <w:tcPr/>
+          <w:tcPr>
+            <w:tcW w:w="850" w:type="dxa"/>
+          </w:tcPr>
           <w:p>
             <w:pPr>
               <w:pStyle w:val="Compact"/>
@@ -4731,7 +5253,9 @@
           </w:p>
         </w:tc>
         <w:tc>
-          <w:tcPr/>
+          <w:tcPr>
+            <w:tcW w:w="1314" w:type="dxa"/>
+          </w:tcPr>
           <w:p>
             <w:pPr>
               <w:pStyle w:val="Compact"/>
@@ -4743,7 +5267,9 @@
           </w:p>
         </w:tc>
         <w:tc>
-          <w:tcPr/>
+          <w:tcPr>
+            <w:tcW w:w="2827" w:type="dxa"/>
+          </w:tcPr>
           <w:p>
             <w:pPr>
               <w:pStyle w:val="Compact"/>
@@ -4755,7 +5281,9 @@
           </w:p>
         </w:tc>
         <w:tc>
-          <w:tcPr/>
+          <w:tcPr>
+            <w:tcW w:w="2269" w:type="dxa"/>
+          </w:tcPr>
           <w:p>
             <w:pPr>
               <w:pStyle w:val="Compact"/>
@@ -4767,7 +5295,9 @@
           </w:p>
         </w:tc>
         <w:tc>
-          <w:tcPr/>
+          <w:tcPr>
+            <w:tcW w:w="2097" w:type="dxa"/>
+          </w:tcPr>
           <w:p>
             <w:pPr>
               <w:pStyle w:val="Compact"/>
@@ -4781,7 +5311,9 @@
       </w:tr>
       <w:tr>
         <w:tc>
-          <w:tcPr/>
+          <w:tcPr>
+            <w:tcW w:w="850" w:type="dxa"/>
+          </w:tcPr>
           <w:p>
             <w:pPr>
               <w:pStyle w:val="Compact"/>
@@ -4793,7 +5325,9 @@
           </w:p>
         </w:tc>
         <w:tc>
-          <w:tcPr/>
+          <w:tcPr>
+            <w:tcW w:w="1314" w:type="dxa"/>
+          </w:tcPr>
           <w:p>
             <w:pPr>
               <w:pStyle w:val="Compact"/>
@@ -4805,7 +5339,9 @@
           </w:p>
         </w:tc>
         <w:tc>
-          <w:tcPr/>
+          <w:tcPr>
+            <w:tcW w:w="2827" w:type="dxa"/>
+          </w:tcPr>
           <w:p>
             <w:pPr>
               <w:pStyle w:val="Compact"/>
@@ -4817,7 +5353,9 @@
           </w:p>
         </w:tc>
         <w:tc>
-          <w:tcPr/>
+          <w:tcPr>
+            <w:tcW w:w="2269" w:type="dxa"/>
+          </w:tcPr>
           <w:p>
             <w:pPr>
               <w:pStyle w:val="Compact"/>
@@ -4829,7 +5367,9 @@
           </w:p>
         </w:tc>
         <w:tc>
-          <w:tcPr/>
+          <w:tcPr>
+            <w:tcW w:w="2097" w:type="dxa"/>
+          </w:tcPr>
           <w:p>
             <w:pPr>
               <w:pStyle w:val="Compact"/>
@@ -4843,7 +5383,9 @@
       </w:tr>
       <w:tr>
         <w:tc>
-          <w:tcPr/>
+          <w:tcPr>
+            <w:tcW w:w="850" w:type="dxa"/>
+          </w:tcPr>
           <w:p>
             <w:pPr>
               <w:pStyle w:val="Compact"/>
@@ -4855,7 +5397,9 @@
           </w:p>
         </w:tc>
         <w:tc>
-          <w:tcPr/>
+          <w:tcPr>
+            <w:tcW w:w="1314" w:type="dxa"/>
+          </w:tcPr>
           <w:p>
             <w:pPr>
               <w:pStyle w:val="Compact"/>
@@ -4867,7 +5411,9 @@
           </w:p>
         </w:tc>
         <w:tc>
-          <w:tcPr/>
+          <w:tcPr>
+            <w:tcW w:w="2827" w:type="dxa"/>
+          </w:tcPr>
           <w:p>
             <w:pPr>
               <w:pStyle w:val="Compact"/>
@@ -4879,7 +5425,9 @@
           </w:p>
         </w:tc>
         <w:tc>
-          <w:tcPr/>
+          <w:tcPr>
+            <w:tcW w:w="2269" w:type="dxa"/>
+          </w:tcPr>
           <w:p>
             <w:pPr>
               <w:pStyle w:val="Compact"/>
@@ -4891,7 +5439,9 @@
           </w:p>
         </w:tc>
         <w:tc>
-          <w:tcPr/>
+          <w:tcPr>
+            <w:tcW w:w="2097" w:type="dxa"/>
+          </w:tcPr>
           <w:p>
             <w:pPr>
               <w:pStyle w:val="Compact"/>
@@ -4905,7 +5455,9 @@
       </w:tr>
       <w:tr>
         <w:tc>
-          <w:tcPr/>
+          <w:tcPr>
+            <w:tcW w:w="850" w:type="dxa"/>
+          </w:tcPr>
           <w:p>
             <w:pPr>
               <w:pStyle w:val="Compact"/>
@@ -4917,7 +5469,9 @@
           </w:p>
         </w:tc>
         <w:tc>
-          <w:tcPr/>
+          <w:tcPr>
+            <w:tcW w:w="1314" w:type="dxa"/>
+          </w:tcPr>
           <w:p>
             <w:pPr>
               <w:pStyle w:val="Compact"/>
@@ -4929,7 +5483,9 @@
           </w:p>
         </w:tc>
         <w:tc>
-          <w:tcPr/>
+          <w:tcPr>
+            <w:tcW w:w="2827" w:type="dxa"/>
+          </w:tcPr>
           <w:p>
             <w:pPr>
               <w:pStyle w:val="Compact"/>
@@ -4941,7 +5497,9 @@
           </w:p>
         </w:tc>
         <w:tc>
-          <w:tcPr/>
+          <w:tcPr>
+            <w:tcW w:w="2269" w:type="dxa"/>
+          </w:tcPr>
           <w:p>
             <w:pPr>
               <w:pStyle w:val="Compact"/>
@@ -4953,7 +5511,9 @@
           </w:p>
         </w:tc>
         <w:tc>
-          <w:tcPr/>
+          <w:tcPr>
+            <w:tcW w:w="2097" w:type="dxa"/>
+          </w:tcPr>
           <w:p>
             <w:pPr>
               <w:pStyle w:val="Compact"/>
@@ -4967,7 +5527,9 @@
       </w:tr>
       <w:tr>
         <w:tc>
-          <w:tcPr/>
+          <w:tcPr>
+            <w:tcW w:w="850" w:type="dxa"/>
+          </w:tcPr>
           <w:p>
             <w:pPr>
               <w:pStyle w:val="Compact"/>
@@ -4979,7 +5541,9 @@
           </w:p>
         </w:tc>
         <w:tc>
-          <w:tcPr/>
+          <w:tcPr>
+            <w:tcW w:w="1314" w:type="dxa"/>
+          </w:tcPr>
           <w:p>
             <w:pPr>
               <w:pStyle w:val="Compact"/>
@@ -4991,7 +5555,9 @@
           </w:p>
         </w:tc>
         <w:tc>
-          <w:tcPr/>
+          <w:tcPr>
+            <w:tcW w:w="2827" w:type="dxa"/>
+          </w:tcPr>
           <w:p>
             <w:pPr>
               <w:pStyle w:val="Compact"/>
@@ -5003,7 +5569,9 @@
           </w:p>
         </w:tc>
         <w:tc>
-          <w:tcPr/>
+          <w:tcPr>
+            <w:tcW w:w="2269" w:type="dxa"/>
+          </w:tcPr>
           <w:p>
             <w:pPr>
               <w:pStyle w:val="Compact"/>
@@ -5015,7 +5583,9 @@
           </w:p>
         </w:tc>
         <w:tc>
-          <w:tcPr/>
+          <w:tcPr>
+            <w:tcW w:w="2097" w:type="dxa"/>
+          </w:tcPr>
           <w:p>
             <w:pPr>
               <w:pStyle w:val="Compact"/>
@@ -5039,23 +5609,26 @@
     <w:tbl>
       <w:tblPr>
         <w:tblStyle w:val="Table"/>
-        <w:tblW w:type="auto" w:w="0"/>
+        <w:tblW w:type="dxa" w:w="9360"/>
         <w:tblLook w:firstRow="1" w:lastRow="0" w:firstColumn="0" w:lastColumn="0" w:noHBand="0" w:noVBand="0" w:val="0020"/>
         <w:jc w:val="start"/>
+        <w:tblLayout w:type="fixed"/>
       </w:tblPr>
       <w:tblGrid>
-        <w:gridCol w:w="1584"/>
-        <w:gridCol w:w="1584"/>
-        <w:gridCol w:w="1584"/>
-        <w:gridCol w:w="1584"/>
-        <w:gridCol w:w="1584"/>
+        <w:gridCol w:w="829"/>
+        <w:gridCol w:w="3137"/>
+        <w:gridCol w:w="3257"/>
+        <w:gridCol w:w="1305"/>
+        <w:gridCol w:w="829"/>
       </w:tblGrid>
       <w:tr>
         <w:trPr>
           <w:tblHeader w:val="true"/>
         </w:trPr>
         <w:tc>
-          <w:tcPr/>
+          <w:tcPr>
+            <w:tcW w:w="829" w:type="dxa"/>
+          </w:tcPr>
           <w:p>
             <w:pPr>
               <w:pStyle w:val="Compact"/>
@@ -5067,7 +5640,9 @@
           </w:p>
         </w:tc>
         <w:tc>
-          <w:tcPr/>
+          <w:tcPr>
+            <w:tcW w:w="3137" w:type="dxa"/>
+          </w:tcPr>
           <w:p>
             <w:pPr>
               <w:pStyle w:val="Compact"/>
@@ -5079,7 +5654,9 @@
           </w:p>
         </w:tc>
         <w:tc>
-          <w:tcPr/>
+          <w:tcPr>
+            <w:tcW w:w="3257" w:type="dxa"/>
+          </w:tcPr>
           <w:p>
             <w:pPr>
               <w:pStyle w:val="Compact"/>
@@ -5091,7 +5668,9 @@
           </w:p>
         </w:tc>
         <w:tc>
-          <w:tcPr/>
+          <w:tcPr>
+            <w:tcW w:w="1305" w:type="dxa"/>
+          </w:tcPr>
           <w:p>
             <w:pPr>
               <w:pStyle w:val="Compact"/>
@@ -5103,7 +5682,9 @@
           </w:p>
         </w:tc>
         <w:tc>
-          <w:tcPr/>
+          <w:tcPr>
+            <w:tcW w:w="829" w:type="dxa"/>
+          </w:tcPr>
           <w:p>
             <w:pPr>
               <w:pStyle w:val="Compact"/>
@@ -5117,7 +5698,9 @@
       </w:tr>
       <w:tr>
         <w:tc>
-          <w:tcPr/>
+          <w:tcPr>
+            <w:tcW w:w="829" w:type="dxa"/>
+          </w:tcPr>
           <w:p>
             <w:pPr>
               <w:pStyle w:val="Compact"/>
@@ -5129,7 +5712,9 @@
           </w:p>
         </w:tc>
         <w:tc>
-          <w:tcPr/>
+          <w:tcPr>
+            <w:tcW w:w="3137" w:type="dxa"/>
+          </w:tcPr>
           <w:p>
             <w:pPr>
               <w:pStyle w:val="Compact"/>
@@ -5141,7 +5726,9 @@
           </w:p>
         </w:tc>
         <w:tc>
-          <w:tcPr/>
+          <w:tcPr>
+            <w:tcW w:w="3257" w:type="dxa"/>
+          </w:tcPr>
           <w:p>
             <w:pPr>
               <w:pStyle w:val="Compact"/>
@@ -5153,7 +5740,9 @@
           </w:p>
         </w:tc>
         <w:tc>
-          <w:tcPr/>
+          <w:tcPr>
+            <w:tcW w:w="1305" w:type="dxa"/>
+          </w:tcPr>
           <w:p>
             <w:pPr>
               <w:pStyle w:val="Compact"/>
@@ -5165,7 +5754,9 @@
           </w:p>
         </w:tc>
         <w:tc>
-          <w:tcPr/>
+          <w:tcPr>
+            <w:tcW w:w="829" w:type="dxa"/>
+          </w:tcPr>
           <w:p>
             <w:pPr>
               <w:pStyle w:val="Compact"/>
@@ -5179,7 +5770,9 @@
       </w:tr>
       <w:tr>
         <w:tc>
-          <w:tcPr/>
+          <w:tcPr>
+            <w:tcW w:w="829" w:type="dxa"/>
+          </w:tcPr>
           <w:p>
             <w:pPr>
               <w:pStyle w:val="Compact"/>
@@ -5191,7 +5784,9 @@
           </w:p>
         </w:tc>
         <w:tc>
-          <w:tcPr/>
+          <w:tcPr>
+            <w:tcW w:w="3137" w:type="dxa"/>
+          </w:tcPr>
           <w:p>
             <w:pPr>
               <w:pStyle w:val="Compact"/>
@@ -5203,7 +5798,9 @@
           </w:p>
         </w:tc>
         <w:tc>
-          <w:tcPr/>
+          <w:tcPr>
+            <w:tcW w:w="3257" w:type="dxa"/>
+          </w:tcPr>
           <w:p>
             <w:pPr>
               <w:pStyle w:val="Compact"/>
@@ -5215,7 +5812,9 @@
           </w:p>
         </w:tc>
         <w:tc>
-          <w:tcPr/>
+          <w:tcPr>
+            <w:tcW w:w="1305" w:type="dxa"/>
+          </w:tcPr>
           <w:p>
             <w:pPr>
               <w:pStyle w:val="Compact"/>
@@ -5227,7 +5826,9 @@
           </w:p>
         </w:tc>
         <w:tc>
-          <w:tcPr/>
+          <w:tcPr>
+            <w:tcW w:w="829" w:type="dxa"/>
+          </w:tcPr>
           <w:p>
             <w:pPr>
               <w:pStyle w:val="Compact"/>
@@ -5241,7 +5842,9 @@
       </w:tr>
       <w:tr>
         <w:tc>
-          <w:tcPr/>
+          <w:tcPr>
+            <w:tcW w:w="829" w:type="dxa"/>
+          </w:tcPr>
           <w:p>
             <w:pPr>
               <w:pStyle w:val="Compact"/>
@@ -5253,7 +5856,9 @@
           </w:p>
         </w:tc>
         <w:tc>
-          <w:tcPr/>
+          <w:tcPr>
+            <w:tcW w:w="3137" w:type="dxa"/>
+          </w:tcPr>
           <w:p>
             <w:pPr>
               <w:pStyle w:val="Compact"/>
@@ -5265,7 +5870,9 @@
           </w:p>
         </w:tc>
         <w:tc>
-          <w:tcPr/>
+          <w:tcPr>
+            <w:tcW w:w="3257" w:type="dxa"/>
+          </w:tcPr>
           <w:p>
             <w:pPr>
               <w:pStyle w:val="Compact"/>
@@ -5277,7 +5884,9 @@
           </w:p>
         </w:tc>
         <w:tc>
-          <w:tcPr/>
+          <w:tcPr>
+            <w:tcW w:w="1305" w:type="dxa"/>
+          </w:tcPr>
           <w:p>
             <w:pPr>
               <w:pStyle w:val="Compact"/>
@@ -5289,7 +5898,9 @@
           </w:p>
         </w:tc>
         <w:tc>
-          <w:tcPr/>
+          <w:tcPr>
+            <w:tcW w:w="829" w:type="dxa"/>
+          </w:tcPr>
           <w:p>
             <w:pPr>
               <w:pStyle w:val="Compact"/>
@@ -5303,7 +5914,9 @@
       </w:tr>
       <w:tr>
         <w:tc>
-          <w:tcPr/>
+          <w:tcPr>
+            <w:tcW w:w="829" w:type="dxa"/>
+          </w:tcPr>
           <w:p>
             <w:pPr>
               <w:pStyle w:val="Compact"/>
@@ -5315,7 +5928,9 @@
           </w:p>
         </w:tc>
         <w:tc>
-          <w:tcPr/>
+          <w:tcPr>
+            <w:tcW w:w="3137" w:type="dxa"/>
+          </w:tcPr>
           <w:p>
             <w:pPr>
               <w:pStyle w:val="Compact"/>
@@ -5327,7 +5942,9 @@
           </w:p>
         </w:tc>
         <w:tc>
-          <w:tcPr/>
+          <w:tcPr>
+            <w:tcW w:w="3257" w:type="dxa"/>
+          </w:tcPr>
           <w:p>
             <w:pPr>
               <w:pStyle w:val="Compact"/>
@@ -5339,7 +5956,9 @@
           </w:p>
         </w:tc>
         <w:tc>
-          <w:tcPr/>
+          <w:tcPr>
+            <w:tcW w:w="1305" w:type="dxa"/>
+          </w:tcPr>
           <w:p>
             <w:pPr>
               <w:pStyle w:val="Compact"/>
@@ -5351,7 +5970,9 @@
           </w:p>
         </w:tc>
         <w:tc>
-          <w:tcPr/>
+          <w:tcPr>
+            <w:tcW w:w="829" w:type="dxa"/>
+          </w:tcPr>
           <w:p>
             <w:pPr>
               <w:pStyle w:val="Compact"/>
@@ -5365,7 +5986,9 @@
       </w:tr>
       <w:tr>
         <w:tc>
-          <w:tcPr/>
+          <w:tcPr>
+            <w:tcW w:w="829" w:type="dxa"/>
+          </w:tcPr>
           <w:p>
             <w:pPr>
               <w:pStyle w:val="Compact"/>
@@ -5377,7 +6000,9 @@
           </w:p>
         </w:tc>
         <w:tc>
-          <w:tcPr/>
+          <w:tcPr>
+            <w:tcW w:w="3137" w:type="dxa"/>
+          </w:tcPr>
           <w:p>
             <w:pPr>
               <w:pStyle w:val="Compact"/>
@@ -5389,7 +6014,9 @@
           </w:p>
         </w:tc>
         <w:tc>
-          <w:tcPr/>
+          <w:tcPr>
+            <w:tcW w:w="3257" w:type="dxa"/>
+          </w:tcPr>
           <w:p>
             <w:pPr>
               <w:pStyle w:val="Compact"/>
@@ -5401,7 +6028,9 @@
           </w:p>
         </w:tc>
         <w:tc>
-          <w:tcPr/>
+          <w:tcPr>
+            <w:tcW w:w="1305" w:type="dxa"/>
+          </w:tcPr>
           <w:p>
             <w:pPr>
               <w:pStyle w:val="Compact"/>
@@ -5413,7 +6042,9 @@
           </w:p>
         </w:tc>
         <w:tc>
-          <w:tcPr/>
+          <w:tcPr>
+            <w:tcW w:w="829" w:type="dxa"/>
+          </w:tcPr>
           <w:p>
             <w:pPr>
               <w:pStyle w:val="Compact"/>
@@ -5427,7 +6058,9 @@
       </w:tr>
       <w:tr>
         <w:tc>
-          <w:tcPr/>
+          <w:tcPr>
+            <w:tcW w:w="829" w:type="dxa"/>
+          </w:tcPr>
           <w:p>
             <w:pPr>
               <w:pStyle w:val="Compact"/>
@@ -5439,7 +6072,9 @@
           </w:p>
         </w:tc>
         <w:tc>
-          <w:tcPr/>
+          <w:tcPr>
+            <w:tcW w:w="3137" w:type="dxa"/>
+          </w:tcPr>
           <w:p>
             <w:pPr>
               <w:pStyle w:val="Compact"/>
@@ -5451,7 +6086,9 @@
           </w:p>
         </w:tc>
         <w:tc>
-          <w:tcPr/>
+          <w:tcPr>
+            <w:tcW w:w="3257" w:type="dxa"/>
+          </w:tcPr>
           <w:p>
             <w:pPr>
               <w:pStyle w:val="Compact"/>
@@ -5463,7 +6100,9 @@
           </w:p>
         </w:tc>
         <w:tc>
-          <w:tcPr/>
+          <w:tcPr>
+            <w:tcW w:w="1305" w:type="dxa"/>
+          </w:tcPr>
           <w:p>
             <w:pPr>
               <w:pStyle w:val="Compact"/>
@@ -5475,7 +6114,9 @@
           </w:p>
         </w:tc>
         <w:tc>
-          <w:tcPr/>
+          <w:tcPr>
+            <w:tcW w:w="829" w:type="dxa"/>
+          </w:tcPr>
           <w:p>
             <w:pPr>
               <w:pStyle w:val="Compact"/>
@@ -5499,23 +6140,26 @@
     <w:tbl>
       <w:tblPr>
         <w:tblStyle w:val="Table"/>
-        <w:tblW w:type="auto" w:w="0"/>
+        <w:tblW w:type="dxa" w:w="9360"/>
         <w:tblLook w:firstRow="1" w:lastRow="0" w:firstColumn="0" w:lastColumn="0" w:noHBand="0" w:noVBand="0" w:val="0020"/>
         <w:jc w:val="start"/>
+        <w:tblLayout w:type="fixed"/>
       </w:tblPr>
       <w:tblGrid>
-        <w:gridCol w:w="1584"/>
-        <w:gridCol w:w="1584"/>
-        <w:gridCol w:w="1584"/>
-        <w:gridCol w:w="1584"/>
-        <w:gridCol w:w="1584"/>
+        <w:gridCol w:w="819"/>
+        <w:gridCol w:w="819"/>
+        <w:gridCol w:w="2969"/>
+        <w:gridCol w:w="1818"/>
+        <w:gridCol w:w="2933"/>
       </w:tblGrid>
       <w:tr>
         <w:trPr>
           <w:tblHeader w:val="true"/>
         </w:trPr>
         <w:tc>
-          <w:tcPr/>
+          <w:tcPr>
+            <w:tcW w:w="819" w:type="dxa"/>
+          </w:tcPr>
           <w:p>
             <w:pPr>
               <w:pStyle w:val="Compact"/>
@@ -5527,7 +6171,9 @@
           </w:p>
         </w:tc>
         <w:tc>
-          <w:tcPr/>
+          <w:tcPr>
+            <w:tcW w:w="819" w:type="dxa"/>
+          </w:tcPr>
           <w:p>
             <w:pPr>
               <w:pStyle w:val="Compact"/>
@@ -5539,7 +6185,9 @@
           </w:p>
         </w:tc>
         <w:tc>
-          <w:tcPr/>
+          <w:tcPr>
+            <w:tcW w:w="2969" w:type="dxa"/>
+          </w:tcPr>
           <w:p>
             <w:pPr>
               <w:pStyle w:val="Compact"/>
@@ -5551,7 +6199,9 @@
           </w:p>
         </w:tc>
         <w:tc>
-          <w:tcPr/>
+          <w:tcPr>
+            <w:tcW w:w="1818" w:type="dxa"/>
+          </w:tcPr>
           <w:p>
             <w:pPr>
               <w:pStyle w:val="Compact"/>
@@ -5563,7 +6213,9 @@
           </w:p>
         </w:tc>
         <w:tc>
-          <w:tcPr/>
+          <w:tcPr>
+            <w:tcW w:w="2933" w:type="dxa"/>
+          </w:tcPr>
           <w:p>
             <w:pPr>
               <w:pStyle w:val="Compact"/>
@@ -5577,7 +6229,9 @@
       </w:tr>
       <w:tr>
         <w:tc>
-          <w:tcPr/>
+          <w:tcPr>
+            <w:tcW w:w="819" w:type="dxa"/>
+          </w:tcPr>
           <w:p>
             <w:pPr>
               <w:pStyle w:val="Compact"/>
@@ -5589,7 +6243,9 @@
           </w:p>
         </w:tc>
         <w:tc>
-          <w:tcPr/>
+          <w:tcPr>
+            <w:tcW w:w="819" w:type="dxa"/>
+          </w:tcPr>
           <w:p>
             <w:pPr>
               <w:pStyle w:val="Compact"/>
@@ -5601,7 +6257,9 @@
           </w:p>
         </w:tc>
         <w:tc>
-          <w:tcPr/>
+          <w:tcPr>
+            <w:tcW w:w="2969" w:type="dxa"/>
+          </w:tcPr>
           <w:p>
             <w:pPr>
               <w:pStyle w:val="Compact"/>
@@ -5613,7 +6271,9 @@
           </w:p>
         </w:tc>
         <w:tc>
-          <w:tcPr/>
+          <w:tcPr>
+            <w:tcW w:w="1818" w:type="dxa"/>
+          </w:tcPr>
           <w:p>
             <w:pPr>
               <w:pStyle w:val="Compact"/>
@@ -5625,7 +6285,9 @@
           </w:p>
         </w:tc>
         <w:tc>
-          <w:tcPr/>
+          <w:tcPr>
+            <w:tcW w:w="2933" w:type="dxa"/>
+          </w:tcPr>
           <w:p>
             <w:pPr>
               <w:pStyle w:val="Compact"/>
@@ -5639,7 +6301,9 @@
       </w:tr>
       <w:tr>
         <w:tc>
-          <w:tcPr/>
+          <w:tcPr>
+            <w:tcW w:w="819" w:type="dxa"/>
+          </w:tcPr>
           <w:p>
             <w:pPr>
               <w:pStyle w:val="Compact"/>
@@ -5651,7 +6315,9 @@
           </w:p>
         </w:tc>
         <w:tc>
-          <w:tcPr/>
+          <w:tcPr>
+            <w:tcW w:w="819" w:type="dxa"/>
+          </w:tcPr>
           <w:p>
             <w:pPr>
               <w:pStyle w:val="Compact"/>
@@ -5663,7 +6329,9 @@
           </w:p>
         </w:tc>
         <w:tc>
-          <w:tcPr/>
+          <w:tcPr>
+            <w:tcW w:w="2969" w:type="dxa"/>
+          </w:tcPr>
           <w:p>
             <w:pPr>
               <w:pStyle w:val="Compact"/>
@@ -5675,7 +6343,9 @@
           </w:p>
         </w:tc>
         <w:tc>
-          <w:tcPr/>
+          <w:tcPr>
+            <w:tcW w:w="1818" w:type="dxa"/>
+          </w:tcPr>
           <w:p>
             <w:pPr>
               <w:pStyle w:val="Compact"/>
@@ -5687,7 +6357,9 @@
           </w:p>
         </w:tc>
         <w:tc>
-          <w:tcPr/>
+          <w:tcPr>
+            <w:tcW w:w="2933" w:type="dxa"/>
+          </w:tcPr>
           <w:p>
             <w:pPr>
               <w:pStyle w:val="Compact"/>
@@ -5701,7 +6373,9 @@
       </w:tr>
       <w:tr>
         <w:tc>
-          <w:tcPr/>
+          <w:tcPr>
+            <w:tcW w:w="819" w:type="dxa"/>
+          </w:tcPr>
           <w:p>
             <w:pPr>
               <w:pStyle w:val="Compact"/>
@@ -5713,7 +6387,9 @@
           </w:p>
         </w:tc>
         <w:tc>
-          <w:tcPr/>
+          <w:tcPr>
+            <w:tcW w:w="819" w:type="dxa"/>
+          </w:tcPr>
           <w:p>
             <w:pPr>
               <w:pStyle w:val="Compact"/>
@@ -5725,7 +6401,9 @@
           </w:p>
         </w:tc>
         <w:tc>
-          <w:tcPr/>
+          <w:tcPr>
+            <w:tcW w:w="2969" w:type="dxa"/>
+          </w:tcPr>
           <w:p>
             <w:pPr>
               <w:pStyle w:val="Compact"/>
@@ -5737,7 +6415,9 @@
           </w:p>
         </w:tc>
         <w:tc>
-          <w:tcPr/>
+          <w:tcPr>
+            <w:tcW w:w="1818" w:type="dxa"/>
+          </w:tcPr>
           <w:p>
             <w:pPr>
               <w:pStyle w:val="Compact"/>
@@ -5749,7 +6429,9 @@
           </w:p>
         </w:tc>
         <w:tc>
-          <w:tcPr/>
+          <w:tcPr>
+            <w:tcW w:w="2933" w:type="dxa"/>
+          </w:tcPr>
           <w:p>
             <w:pPr>
               <w:pStyle w:val="Compact"/>
@@ -5763,7 +6445,9 @@
       </w:tr>
       <w:tr>
         <w:tc>
-          <w:tcPr/>
+          <w:tcPr>
+            <w:tcW w:w="819" w:type="dxa"/>
+          </w:tcPr>
           <w:p>
             <w:pPr>
               <w:pStyle w:val="Compact"/>
@@ -5775,7 +6459,9 @@
           </w:p>
         </w:tc>
         <w:tc>
-          <w:tcPr/>
+          <w:tcPr>
+            <w:tcW w:w="819" w:type="dxa"/>
+          </w:tcPr>
           <w:p>
             <w:pPr>
               <w:pStyle w:val="Compact"/>
@@ -5787,7 +6473,9 @@
           </w:p>
         </w:tc>
         <w:tc>
-          <w:tcPr/>
+          <w:tcPr>
+            <w:tcW w:w="2969" w:type="dxa"/>
+          </w:tcPr>
           <w:p>
             <w:pPr>
               <w:pStyle w:val="Compact"/>
@@ -5799,7 +6487,9 @@
           </w:p>
         </w:tc>
         <w:tc>
-          <w:tcPr/>
+          <w:tcPr>
+            <w:tcW w:w="1818" w:type="dxa"/>
+          </w:tcPr>
           <w:p>
             <w:pPr>
               <w:pStyle w:val="Compact"/>
@@ -5811,7 +6501,9 @@
           </w:p>
         </w:tc>
         <w:tc>
-          <w:tcPr/>
+          <w:tcPr>
+            <w:tcW w:w="2933" w:type="dxa"/>
+          </w:tcPr>
           <w:p>
             <w:pPr>
               <w:pStyle w:val="Compact"/>
@@ -5835,24 +6527,27 @@
     <w:tbl>
       <w:tblPr>
         <w:tblStyle w:val="Table"/>
-        <w:tblW w:type="auto" w:w="0"/>
+        <w:tblW w:type="dxa" w:w="9360"/>
         <w:tblLook w:firstRow="1" w:lastRow="0" w:firstColumn="0" w:lastColumn="0" w:noHBand="0" w:noVBand="0" w:val="0020"/>
         <w:jc w:val="start"/>
+        <w:tblLayout w:type="fixed"/>
       </w:tblPr>
       <w:tblGrid>
-        <w:gridCol w:w="1320"/>
-        <w:gridCol w:w="1320"/>
-        <w:gridCol w:w="1320"/>
-        <w:gridCol w:w="1320"/>
-        <w:gridCol w:w="1320"/>
-        <w:gridCol w:w="1320"/>
+        <w:gridCol w:w="795"/>
+        <w:gridCol w:w="795"/>
+        <w:gridCol w:w="2751"/>
+        <w:gridCol w:w="2850"/>
+        <w:gridCol w:w="1371"/>
+        <w:gridCol w:w="795"/>
       </w:tblGrid>
       <w:tr>
         <w:trPr>
           <w:tblHeader w:val="true"/>
         </w:trPr>
         <w:tc>
-          <w:tcPr/>
+          <w:tcPr>
+            <w:tcW w:w="795" w:type="dxa"/>
+          </w:tcPr>
           <w:p>
             <w:pPr>
               <w:pStyle w:val="Compact"/>
@@ -5864,7 +6559,9 @@
           </w:p>
         </w:tc>
         <w:tc>
-          <w:tcPr/>
+          <w:tcPr>
+            <w:tcW w:w="795" w:type="dxa"/>
+          </w:tcPr>
           <w:p>
             <w:pPr>
               <w:pStyle w:val="Compact"/>
@@ -5876,7 +6573,9 @@
           </w:p>
         </w:tc>
         <w:tc>
-          <w:tcPr/>
+          <w:tcPr>
+            <w:tcW w:w="2751" w:type="dxa"/>
+          </w:tcPr>
           <w:p>
             <w:pPr>
               <w:pStyle w:val="Compact"/>
@@ -5888,7 +6587,9 @@
           </w:p>
         </w:tc>
         <w:tc>
-          <w:tcPr/>
+          <w:tcPr>
+            <w:tcW w:w="2850" w:type="dxa"/>
+          </w:tcPr>
           <w:p>
             <w:pPr>
               <w:pStyle w:val="Compact"/>
@@ -5900,7 +6601,9 @@
           </w:p>
         </w:tc>
         <w:tc>
-          <w:tcPr/>
+          <w:tcPr>
+            <w:tcW w:w="1371" w:type="dxa"/>
+          </w:tcPr>
           <w:p>
             <w:pPr>
               <w:pStyle w:val="Compact"/>
@@ -5912,7 +6615,9 @@
           </w:p>
         </w:tc>
         <w:tc>
-          <w:tcPr/>
+          <w:tcPr>
+            <w:tcW w:w="795" w:type="dxa"/>
+          </w:tcPr>
           <w:p>
             <w:pPr>
               <w:pStyle w:val="Compact"/>
@@ -5926,7 +6631,9 @@
       </w:tr>
       <w:tr>
         <w:tc>
-          <w:tcPr/>
+          <w:tcPr>
+            <w:tcW w:w="795" w:type="dxa"/>
+          </w:tcPr>
           <w:p>
             <w:pPr>
               <w:pStyle w:val="Compact"/>
@@ -5938,7 +6645,9 @@
           </w:p>
         </w:tc>
         <w:tc>
-          <w:tcPr/>
+          <w:tcPr>
+            <w:tcW w:w="795" w:type="dxa"/>
+          </w:tcPr>
           <w:p>
             <w:pPr>
               <w:pStyle w:val="Compact"/>
@@ -5950,7 +6659,9 @@
           </w:p>
         </w:tc>
         <w:tc>
-          <w:tcPr/>
+          <w:tcPr>
+            <w:tcW w:w="2751" w:type="dxa"/>
+          </w:tcPr>
           <w:p>
             <w:pPr>
               <w:pStyle w:val="Compact"/>
@@ -5962,7 +6673,9 @@
           </w:p>
         </w:tc>
         <w:tc>
-          <w:tcPr/>
+          <w:tcPr>
+            <w:tcW w:w="2850" w:type="dxa"/>
+          </w:tcPr>
           <w:p>
             <w:pPr>
               <w:pStyle w:val="Compact"/>
@@ -5974,7 +6687,9 @@
           </w:p>
         </w:tc>
         <w:tc>
-          <w:tcPr/>
+          <w:tcPr>
+            <w:tcW w:w="1371" w:type="dxa"/>
+          </w:tcPr>
           <w:p>
             <w:pPr>
               <w:pStyle w:val="Compact"/>
@@ -5986,7 +6701,9 @@
           </w:p>
         </w:tc>
         <w:tc>
-          <w:tcPr/>
+          <w:tcPr>
+            <w:tcW w:w="795" w:type="dxa"/>
+          </w:tcPr>
           <w:p>
             <w:pPr>
               <w:pStyle w:val="Compact"/>
@@ -6000,7 +6717,9 @@
       </w:tr>
       <w:tr>
         <w:tc>
-          <w:tcPr/>
+          <w:tcPr>
+            <w:tcW w:w="795" w:type="dxa"/>
+          </w:tcPr>
           <w:p>
             <w:pPr>
               <w:pStyle w:val="Compact"/>
@@ -6012,7 +6731,9 @@
           </w:p>
         </w:tc>
         <w:tc>
-          <w:tcPr/>
+          <w:tcPr>
+            <w:tcW w:w="795" w:type="dxa"/>
+          </w:tcPr>
           <w:p>
             <w:pPr>
               <w:pStyle w:val="Compact"/>
@@ -6024,7 +6745,9 @@
           </w:p>
         </w:tc>
         <w:tc>
-          <w:tcPr/>
+          <w:tcPr>
+            <w:tcW w:w="2751" w:type="dxa"/>
+          </w:tcPr>
           <w:p>
             <w:pPr>
               <w:pStyle w:val="Compact"/>
@@ -6036,7 +6759,9 @@
           </w:p>
         </w:tc>
         <w:tc>
-          <w:tcPr/>
+          <w:tcPr>
+            <w:tcW w:w="2850" w:type="dxa"/>
+          </w:tcPr>
           <w:p>
             <w:pPr>
               <w:pStyle w:val="Compact"/>
@@ -6048,7 +6773,9 @@
           </w:p>
         </w:tc>
         <w:tc>
-          <w:tcPr/>
+          <w:tcPr>
+            <w:tcW w:w="1371" w:type="dxa"/>
+          </w:tcPr>
           <w:p>
             <w:pPr>
               <w:pStyle w:val="Compact"/>
@@ -6060,7 +6787,9 @@
           </w:p>
         </w:tc>
         <w:tc>
-          <w:tcPr/>
+          <w:tcPr>
+            <w:tcW w:w="795" w:type="dxa"/>
+          </w:tcPr>
           <w:p>
             <w:pPr>
               <w:pStyle w:val="Compact"/>
@@ -6074,7 +6803,9 @@
       </w:tr>
       <w:tr>
         <w:tc>
-          <w:tcPr/>
+          <w:tcPr>
+            <w:tcW w:w="795" w:type="dxa"/>
+          </w:tcPr>
           <w:p>
             <w:pPr>
               <w:pStyle w:val="Compact"/>
@@ -6086,7 +6817,9 @@
           </w:p>
         </w:tc>
         <w:tc>
-          <w:tcPr/>
+          <w:tcPr>
+            <w:tcW w:w="795" w:type="dxa"/>
+          </w:tcPr>
           <w:p>
             <w:pPr>
               <w:pStyle w:val="Compact"/>
@@ -6098,7 +6831,9 @@
           </w:p>
         </w:tc>
         <w:tc>
-          <w:tcPr/>
+          <w:tcPr>
+            <w:tcW w:w="2751" w:type="dxa"/>
+          </w:tcPr>
           <w:p>
             <w:pPr>
               <w:pStyle w:val="Compact"/>
@@ -6110,7 +6845,9 @@
           </w:p>
         </w:tc>
         <w:tc>
-          <w:tcPr/>
+          <w:tcPr>
+            <w:tcW w:w="2850" w:type="dxa"/>
+          </w:tcPr>
           <w:p>
             <w:pPr>
               <w:pStyle w:val="Compact"/>
@@ -6122,7 +6859,9 @@
           </w:p>
         </w:tc>
         <w:tc>
-          <w:tcPr/>
+          <w:tcPr>
+            <w:tcW w:w="1371" w:type="dxa"/>
+          </w:tcPr>
           <w:p>
             <w:pPr>
               <w:pStyle w:val="Compact"/>
@@ -6134,7 +6873,9 @@
           </w:p>
         </w:tc>
         <w:tc>
-          <w:tcPr/>
+          <w:tcPr>
+            <w:tcW w:w="795" w:type="dxa"/>
+          </w:tcPr>
           <w:p>
             <w:pPr>
               <w:pStyle w:val="Compact"/>
@@ -6148,7 +6889,9 @@
       </w:tr>
       <w:tr>
         <w:tc>
-          <w:tcPr/>
+          <w:tcPr>
+            <w:tcW w:w="795" w:type="dxa"/>
+          </w:tcPr>
           <w:p>
             <w:pPr>
               <w:pStyle w:val="Compact"/>
@@ -6160,7 +6903,9 @@
           </w:p>
         </w:tc>
         <w:tc>
-          <w:tcPr/>
+          <w:tcPr>
+            <w:tcW w:w="795" w:type="dxa"/>
+          </w:tcPr>
           <w:p>
             <w:pPr>
               <w:pStyle w:val="Compact"/>
@@ -6172,7 +6917,9 @@
           </w:p>
         </w:tc>
         <w:tc>
-          <w:tcPr/>
+          <w:tcPr>
+            <w:tcW w:w="2751" w:type="dxa"/>
+          </w:tcPr>
           <w:p>
             <w:pPr>
               <w:pStyle w:val="Compact"/>
@@ -6184,7 +6931,9 @@
           </w:p>
         </w:tc>
         <w:tc>
-          <w:tcPr/>
+          <w:tcPr>
+            <w:tcW w:w="2850" w:type="dxa"/>
+          </w:tcPr>
           <w:p>
             <w:pPr>
               <w:pStyle w:val="Compact"/>
@@ -6196,7 +6945,9 @@
           </w:p>
         </w:tc>
         <w:tc>
-          <w:tcPr/>
+          <w:tcPr>
+            <w:tcW w:w="1371" w:type="dxa"/>
+          </w:tcPr>
           <w:p>
             <w:pPr>
               <w:pStyle w:val="Compact"/>
@@ -6208,7 +6959,9 @@
           </w:p>
         </w:tc>
         <w:tc>
-          <w:tcPr/>
+          <w:tcPr>
+            <w:tcW w:w="795" w:type="dxa"/>
+          </w:tcPr>
           <w:p>
             <w:pPr>
               <w:pStyle w:val="Compact"/>
@@ -6232,24 +6985,27 @@
     <w:tbl>
       <w:tblPr>
         <w:tblStyle w:val="Table"/>
-        <w:tblW w:type="auto" w:w="0"/>
+        <w:tblW w:type="dxa" w:w="9360"/>
         <w:tblLook w:firstRow="1" w:lastRow="0" w:firstColumn="0" w:lastColumn="0" w:noHBand="0" w:noVBand="0" w:val="0020"/>
         <w:jc w:val="start"/>
+        <w:tblLayout w:type="fixed"/>
       </w:tblPr>
       <w:tblGrid>
-        <w:gridCol w:w="1320"/>
-        <w:gridCol w:w="1320"/>
-        <w:gridCol w:w="1320"/>
-        <w:gridCol w:w="1320"/>
-        <w:gridCol w:w="1320"/>
-        <w:gridCol w:w="1320"/>
+        <w:gridCol w:w="2434"/>
+        <w:gridCol w:w="876"/>
+        <w:gridCol w:w="876"/>
+        <w:gridCol w:w="876"/>
+        <w:gridCol w:w="1097"/>
+        <w:gridCol w:w="3200"/>
       </w:tblGrid>
       <w:tr>
         <w:trPr>
           <w:tblHeader w:val="true"/>
         </w:trPr>
         <w:tc>
-          <w:tcPr/>
+          <w:tcPr>
+            <w:tcW w:w="2434" w:type="dxa"/>
+          </w:tcPr>
           <w:p>
             <w:pPr>
               <w:pStyle w:val="Compact"/>
@@ -6261,7 +7017,9 @@
           </w:p>
         </w:tc>
         <w:tc>
-          <w:tcPr/>
+          <w:tcPr>
+            <w:tcW w:w="876" w:type="dxa"/>
+          </w:tcPr>
           <w:p>
             <w:pPr>
               <w:pStyle w:val="Compact"/>
@@ -6273,7 +7031,9 @@
           </w:p>
         </w:tc>
         <w:tc>
-          <w:tcPr/>
+          <w:tcPr>
+            <w:tcW w:w="876" w:type="dxa"/>
+          </w:tcPr>
           <w:p>
             <w:pPr>
               <w:pStyle w:val="Compact"/>
@@ -6285,7 +7045,9 @@
           </w:p>
         </w:tc>
         <w:tc>
-          <w:tcPr/>
+          <w:tcPr>
+            <w:tcW w:w="876" w:type="dxa"/>
+          </w:tcPr>
           <w:p>
             <w:pPr>
               <w:pStyle w:val="Compact"/>
@@ -6297,7 +7059,9 @@
           </w:p>
         </w:tc>
         <w:tc>
-          <w:tcPr/>
+          <w:tcPr>
+            <w:tcW w:w="1097" w:type="dxa"/>
+          </w:tcPr>
           <w:p>
             <w:pPr>
               <w:pStyle w:val="Compact"/>
@@ -6309,7 +7073,9 @@
           </w:p>
         </w:tc>
         <w:tc>
-          <w:tcPr/>
+          <w:tcPr>
+            <w:tcW w:w="3200" w:type="dxa"/>
+          </w:tcPr>
           <w:p>
             <w:pPr>
               <w:pStyle w:val="Compact"/>
@@ -6323,7 +7089,9 @@
       </w:tr>
       <w:tr>
         <w:tc>
-          <w:tcPr/>
+          <w:tcPr>
+            <w:tcW w:w="2434" w:type="dxa"/>
+          </w:tcPr>
           <w:p>
             <w:pPr>
               <w:pStyle w:val="Compact"/>
@@ -6335,7 +7103,9 @@
           </w:p>
         </w:tc>
         <w:tc>
-          <w:tcPr/>
+          <w:tcPr>
+            <w:tcW w:w="876" w:type="dxa"/>
+          </w:tcPr>
           <w:p>
             <w:pPr>
               <w:pStyle w:val="Compact"/>
@@ -6347,7 +7117,9 @@
           </w:p>
         </w:tc>
         <w:tc>
-          <w:tcPr/>
+          <w:tcPr>
+            <w:tcW w:w="876" w:type="dxa"/>
+          </w:tcPr>
           <w:p>
             <w:pPr>
               <w:pStyle w:val="Compact"/>
@@ -6359,7 +7131,9 @@
           </w:p>
         </w:tc>
         <w:tc>
-          <w:tcPr/>
+          <w:tcPr>
+            <w:tcW w:w="876" w:type="dxa"/>
+          </w:tcPr>
           <w:p>
             <w:pPr>
               <w:pStyle w:val="Compact"/>
@@ -6371,7 +7145,9 @@
           </w:p>
         </w:tc>
         <w:tc>
-          <w:tcPr/>
+          <w:tcPr>
+            <w:tcW w:w="1097" w:type="dxa"/>
+          </w:tcPr>
           <w:p>
             <w:pPr>
               <w:pStyle w:val="Compact"/>
@@ -6383,7 +7159,9 @@
           </w:p>
         </w:tc>
         <w:tc>
-          <w:tcPr/>
+          <w:tcPr>
+            <w:tcW w:w="3200" w:type="dxa"/>
+          </w:tcPr>
           <w:p>
             <w:pPr>
               <w:pStyle w:val="Compact"/>
@@ -6397,7 +7175,9 @@
       </w:tr>
       <w:tr>
         <w:tc>
-          <w:tcPr/>
+          <w:tcPr>
+            <w:tcW w:w="2434" w:type="dxa"/>
+          </w:tcPr>
           <w:p>
             <w:pPr>
               <w:pStyle w:val="Compact"/>
@@ -6409,7 +7189,9 @@
           </w:p>
         </w:tc>
         <w:tc>
-          <w:tcPr/>
+          <w:tcPr>
+            <w:tcW w:w="876" w:type="dxa"/>
+          </w:tcPr>
           <w:p>
             <w:pPr>
               <w:pStyle w:val="Compact"/>
@@ -6421,7 +7203,9 @@
           </w:p>
         </w:tc>
         <w:tc>
-          <w:tcPr/>
+          <w:tcPr>
+            <w:tcW w:w="876" w:type="dxa"/>
+          </w:tcPr>
           <w:p>
             <w:pPr>
               <w:pStyle w:val="Compact"/>
@@ -6433,7 +7217,9 @@
           </w:p>
         </w:tc>
         <w:tc>
-          <w:tcPr/>
+          <w:tcPr>
+            <w:tcW w:w="876" w:type="dxa"/>
+          </w:tcPr>
           <w:p>
             <w:pPr>
               <w:pStyle w:val="Compact"/>
@@ -6445,7 +7231,9 @@
           </w:p>
         </w:tc>
         <w:tc>
-          <w:tcPr/>
+          <w:tcPr>
+            <w:tcW w:w="1097" w:type="dxa"/>
+          </w:tcPr>
           <w:p>
             <w:pPr>
               <w:pStyle w:val="Compact"/>
@@ -6457,7 +7245,9 @@
           </w:p>
         </w:tc>
         <w:tc>
-          <w:tcPr/>
+          <w:tcPr>
+            <w:tcW w:w="3200" w:type="dxa"/>
+          </w:tcPr>
           <w:p>
             <w:pPr>
               <w:pStyle w:val="Compact"/>
@@ -6471,7 +7261,9 @@
       </w:tr>
       <w:tr>
         <w:tc>
-          <w:tcPr/>
+          <w:tcPr>
+            <w:tcW w:w="2434" w:type="dxa"/>
+          </w:tcPr>
           <w:p>
             <w:pPr>
               <w:pStyle w:val="Compact"/>
@@ -6483,7 +7275,9 @@
           </w:p>
         </w:tc>
         <w:tc>
-          <w:tcPr/>
+          <w:tcPr>
+            <w:tcW w:w="876" w:type="dxa"/>
+          </w:tcPr>
           <w:p>
             <w:pPr>
               <w:pStyle w:val="Compact"/>
@@ -6495,7 +7289,9 @@
           </w:p>
         </w:tc>
         <w:tc>
-          <w:tcPr/>
+          <w:tcPr>
+            <w:tcW w:w="876" w:type="dxa"/>
+          </w:tcPr>
           <w:p>
             <w:pPr>
               <w:pStyle w:val="Compact"/>
@@ -6507,7 +7303,9 @@
           </w:p>
         </w:tc>
         <w:tc>
-          <w:tcPr/>
+          <w:tcPr>
+            <w:tcW w:w="876" w:type="dxa"/>
+          </w:tcPr>
           <w:p>
             <w:pPr>
               <w:pStyle w:val="Compact"/>
@@ -6519,7 +7317,9 @@
           </w:p>
         </w:tc>
         <w:tc>
-          <w:tcPr/>
+          <w:tcPr>
+            <w:tcW w:w="1097" w:type="dxa"/>
+          </w:tcPr>
           <w:p>
             <w:pPr>
               <w:pStyle w:val="Compact"/>
@@ -6531,7 +7331,9 @@
           </w:p>
         </w:tc>
         <w:tc>
-          <w:tcPr/>
+          <w:tcPr>
+            <w:tcW w:w="3200" w:type="dxa"/>
+          </w:tcPr>
           <w:p>
             <w:pPr>
               <w:pStyle w:val="Compact"/>
@@ -6545,7 +7347,9 @@
       </w:tr>
       <w:tr>
         <w:tc>
-          <w:tcPr/>
+          <w:tcPr>
+            <w:tcW w:w="2434" w:type="dxa"/>
+          </w:tcPr>
           <w:p>
             <w:pPr>
               <w:pStyle w:val="Compact"/>
@@ -6557,7 +7361,9 @@
           </w:p>
         </w:tc>
         <w:tc>
-          <w:tcPr/>
+          <w:tcPr>
+            <w:tcW w:w="876" w:type="dxa"/>
+          </w:tcPr>
           <w:p>
             <w:pPr>
               <w:pStyle w:val="Compact"/>
@@ -6569,7 +7375,9 @@
           </w:p>
         </w:tc>
         <w:tc>
-          <w:tcPr/>
+          <w:tcPr>
+            <w:tcW w:w="876" w:type="dxa"/>
+          </w:tcPr>
           <w:p>
             <w:pPr>
               <w:pStyle w:val="Compact"/>
@@ -6581,7 +7389,9 @@
           </w:p>
         </w:tc>
         <w:tc>
-          <w:tcPr/>
+          <w:tcPr>
+            <w:tcW w:w="876" w:type="dxa"/>
+          </w:tcPr>
           <w:p>
             <w:pPr>
               <w:pStyle w:val="Compact"/>
@@ -6593,7 +7403,9 @@
           </w:p>
         </w:tc>
         <w:tc>
-          <w:tcPr/>
+          <w:tcPr>
+            <w:tcW w:w="1097" w:type="dxa"/>
+          </w:tcPr>
           <w:p>
             <w:pPr>
               <w:pStyle w:val="Compact"/>
@@ -6605,7 +7417,9 @@
           </w:p>
         </w:tc>
         <w:tc>
-          <w:tcPr/>
+          <w:tcPr>
+            <w:tcW w:w="3200" w:type="dxa"/>
+          </w:tcPr>
           <w:p>
             <w:pPr>
               <w:pStyle w:val="Compact"/>

--- a/dist/docs/templates/bsa/04-data-mapping-spec.docx
+++ b/dist/docs/templates/bsa/04-data-mapping-spec.docx
@@ -16,7 +16,7 @@
         <w:pStyle w:val="FirstParagraph"/>
       </w:pPr>
       <w:r>
-        <w:t xml:space="preserve">Last updated: 2026-10-08 · Owner: BSA Manager</w:t>
+        <w:t xml:space="preserve">Last updated: 2026-10-17 · Owner: BSA Manager</w:t>
       </w:r>
     </w:p>
     <w:p>
@@ -759,11 +759,11 @@
         <w:tblLayout w:type="fixed"/>
       </w:tblPr>
       <w:tblGrid>
-        <w:gridCol w:w="868"/>
-        <w:gridCol w:w="1266"/>
-        <w:gridCol w:w="2804"/>
-        <w:gridCol w:w="2226"/>
-        <w:gridCol w:w="2194"/>
+        <w:gridCol w:w="1035"/>
+        <w:gridCol w:w="1380"/>
+        <w:gridCol w:w="2695"/>
+        <w:gridCol w:w="2139"/>
+        <w:gridCol w:w="2109"/>
       </w:tblGrid>
       <w:tr>
         <w:trPr>
@@ -771,7 +771,7 @@
         </w:trPr>
         <w:tc>
           <w:tcPr>
-            <w:tcW w:w="868" w:type="dxa"/>
+            <w:tcW w:w="1035" w:type="dxa"/>
           </w:tcPr>
           <w:p>
             <w:pPr>
@@ -785,7 +785,7 @@
         </w:tc>
         <w:tc>
           <w:tcPr>
-            <w:tcW w:w="1266" w:type="dxa"/>
+            <w:tcW w:w="1380" w:type="dxa"/>
           </w:tcPr>
           <w:p>
             <w:pPr>
@@ -799,7 +799,7 @@
         </w:tc>
         <w:tc>
           <w:tcPr>
-            <w:tcW w:w="2804" w:type="dxa"/>
+            <w:tcW w:w="2695" w:type="dxa"/>
           </w:tcPr>
           <w:p>
             <w:pPr>
@@ -813,7 +813,7 @@
         </w:tc>
         <w:tc>
           <w:tcPr>
-            <w:tcW w:w="2226" w:type="dxa"/>
+            <w:tcW w:w="2139" w:type="dxa"/>
           </w:tcPr>
           <w:p>
             <w:pPr>
@@ -827,7 +827,7 @@
         </w:tc>
         <w:tc>
           <w:tcPr>
-            <w:tcW w:w="2194" w:type="dxa"/>
+            <w:tcW w:w="2109" w:type="dxa"/>
           </w:tcPr>
           <w:p>
             <w:pPr>
@@ -843,7 +843,7 @@
       <w:tr>
         <w:tc>
           <w:tcPr>
-            <w:tcW w:w="868" w:type="dxa"/>
+            <w:tcW w:w="1035" w:type="dxa"/>
           </w:tcPr>
           <w:p>
             <w:pPr>
@@ -857,7 +857,7 @@
         </w:tc>
         <w:tc>
           <w:tcPr>
-            <w:tcW w:w="1266" w:type="dxa"/>
+            <w:tcW w:w="1380" w:type="dxa"/>
           </w:tcPr>
           <w:p>
             <w:pPr>
@@ -871,7 +871,7 @@
         </w:tc>
         <w:tc>
           <w:tcPr>
-            <w:tcW w:w="2804" w:type="dxa"/>
+            <w:tcW w:w="2695" w:type="dxa"/>
           </w:tcPr>
           <w:p>
             <w:pPr>
@@ -885,7 +885,7 @@
         </w:tc>
         <w:tc>
           <w:tcPr>
-            <w:tcW w:w="2226" w:type="dxa"/>
+            <w:tcW w:w="2139" w:type="dxa"/>
           </w:tcPr>
           <w:p>
             <w:pPr>
@@ -899,7 +899,7 @@
         </w:tc>
         <w:tc>
           <w:tcPr>
-            <w:tcW w:w="2194" w:type="dxa"/>
+            <w:tcW w:w="2109" w:type="dxa"/>
           </w:tcPr>
           <w:p>
             <w:pPr>
@@ -930,11 +930,11 @@
         <w:tblLayout w:type="fixed"/>
       </w:tblPr>
       <w:tblGrid>
-        <w:gridCol w:w="843"/>
-        <w:gridCol w:w="4117"/>
-        <w:gridCol w:w="1594"/>
-        <w:gridCol w:w="843"/>
-        <w:gridCol w:w="1961"/>
+        <w:gridCol w:w="1035"/>
+        <w:gridCol w:w="3973"/>
+        <w:gridCol w:w="1539"/>
+        <w:gridCol w:w="920"/>
+        <w:gridCol w:w="1892"/>
       </w:tblGrid>
       <w:tr>
         <w:trPr>
@@ -942,7 +942,7 @@
         </w:trPr>
         <w:tc>
           <w:tcPr>
-            <w:tcW w:w="843" w:type="dxa"/>
+            <w:tcW w:w="1035" w:type="dxa"/>
           </w:tcPr>
           <w:p>
             <w:pPr>
@@ -956,7 +956,7 @@
         </w:tc>
         <w:tc>
           <w:tcPr>
-            <w:tcW w:w="4117" w:type="dxa"/>
+            <w:tcW w:w="3973" w:type="dxa"/>
           </w:tcPr>
           <w:p>
             <w:pPr>
@@ -970,7 +970,7 @@
         </w:tc>
         <w:tc>
           <w:tcPr>
-            <w:tcW w:w="1594" w:type="dxa"/>
+            <w:tcW w:w="1539" w:type="dxa"/>
           </w:tcPr>
           <w:p>
             <w:pPr>
@@ -984,7 +984,7 @@
         </w:tc>
         <w:tc>
           <w:tcPr>
-            <w:tcW w:w="843" w:type="dxa"/>
+            <w:tcW w:w="920" w:type="dxa"/>
           </w:tcPr>
           <w:p>
             <w:pPr>
@@ -998,7 +998,7 @@
         </w:tc>
         <w:tc>
           <w:tcPr>
-            <w:tcW w:w="1961" w:type="dxa"/>
+            <w:tcW w:w="1892" w:type="dxa"/>
           </w:tcPr>
           <w:p>
             <w:pPr>
@@ -1014,7 +1014,7 @@
       <w:tr>
         <w:tc>
           <w:tcPr>
-            <w:tcW w:w="843" w:type="dxa"/>
+            <w:tcW w:w="1035" w:type="dxa"/>
           </w:tcPr>
           <w:p>
             <w:pPr>
@@ -1028,7 +1028,7 @@
         </w:tc>
         <w:tc>
           <w:tcPr>
-            <w:tcW w:w="4117" w:type="dxa"/>
+            <w:tcW w:w="3973" w:type="dxa"/>
           </w:tcPr>
           <w:p>
             <w:pPr>
@@ -1042,7 +1042,7 @@
         </w:tc>
         <w:tc>
           <w:tcPr>
-            <w:tcW w:w="1594" w:type="dxa"/>
+            <w:tcW w:w="1539" w:type="dxa"/>
           </w:tcPr>
           <w:p>
             <w:pPr>
@@ -1056,7 +1056,7 @@
         </w:tc>
         <w:tc>
           <w:tcPr>
-            <w:tcW w:w="843" w:type="dxa"/>
+            <w:tcW w:w="920" w:type="dxa"/>
           </w:tcPr>
           <w:p>
             <w:pPr>
@@ -1070,7 +1070,7 @@
         </w:tc>
         <w:tc>
           <w:tcPr>
-            <w:tcW w:w="1961" w:type="dxa"/>
+            <w:tcW w:w="1892" w:type="dxa"/>
           </w:tcPr>
           <w:p>
             <w:pPr>
@@ -1101,9 +1101,9 @@
         <w:tblLayout w:type="fixed"/>
       </w:tblPr>
       <w:tblGrid>
-        <w:gridCol w:w="891"/>
-        <w:gridCol w:w="4462"/>
-        <w:gridCol w:w="4006"/>
+        <w:gridCol w:w="1150"/>
+        <w:gridCol w:w="4326"/>
+        <w:gridCol w:w="3883"/>
       </w:tblGrid>
       <w:tr>
         <w:trPr>
@@ -1111,7 +1111,7 @@
         </w:trPr>
         <w:tc>
           <w:tcPr>
-            <w:tcW w:w="891" w:type="dxa"/>
+            <w:tcW w:w="1150" w:type="dxa"/>
           </w:tcPr>
           <w:p>
             <w:pPr>
@@ -1125,7 +1125,7 @@
         </w:tc>
         <w:tc>
           <w:tcPr>
-            <w:tcW w:w="4462" w:type="dxa"/>
+            <w:tcW w:w="4326" w:type="dxa"/>
           </w:tcPr>
           <w:p>
             <w:pPr>
@@ -1139,7 +1139,7 @@
         </w:tc>
         <w:tc>
           <w:tcPr>
-            <w:tcW w:w="4006" w:type="dxa"/>
+            <w:tcW w:w="3883" w:type="dxa"/>
           </w:tcPr>
           <w:p>
             <w:pPr>
@@ -1155,7 +1155,7 @@
       <w:tr>
         <w:tc>
           <w:tcPr>
-            <w:tcW w:w="891" w:type="dxa"/>
+            <w:tcW w:w="1150" w:type="dxa"/>
           </w:tcPr>
           <w:p>
             <w:pPr>
@@ -1169,7 +1169,7 @@
         </w:tc>
         <w:tc>
           <w:tcPr>
-            <w:tcW w:w="4462" w:type="dxa"/>
+            <w:tcW w:w="4326" w:type="dxa"/>
           </w:tcPr>
           <w:p>
             <w:pPr>
@@ -1183,7 +1183,7 @@
         </w:tc>
         <w:tc>
           <w:tcPr>
-            <w:tcW w:w="4006" w:type="dxa"/>
+            <w:tcW w:w="3883" w:type="dxa"/>
           </w:tcPr>
           <w:p>
             <w:pPr>
@@ -1199,7 +1199,7 @@
       <w:tr>
         <w:tc>
           <w:tcPr>
-            <w:tcW w:w="891" w:type="dxa"/>
+            <w:tcW w:w="1150" w:type="dxa"/>
           </w:tcPr>
           <w:p>
             <w:pPr>
@@ -1213,7 +1213,7 @@
         </w:tc>
         <w:tc>
           <w:tcPr>
-            <w:tcW w:w="4462" w:type="dxa"/>
+            <w:tcW w:w="4326" w:type="dxa"/>
           </w:tcPr>
           <w:p>
             <w:pPr>
@@ -1227,7 +1227,7 @@
         </w:tc>
         <w:tc>
           <w:tcPr>
-            <w:tcW w:w="4006" w:type="dxa"/>
+            <w:tcW w:w="3883" w:type="dxa"/>
           </w:tcPr>
           <w:p>
             <w:pPr>
@@ -1243,7 +1243,7 @@
       <w:tr>
         <w:tc>
           <w:tcPr>
-            <w:tcW w:w="891" w:type="dxa"/>
+            <w:tcW w:w="1150" w:type="dxa"/>
           </w:tcPr>
           <w:p>
             <w:pPr>
@@ -1257,7 +1257,7 @@
         </w:tc>
         <w:tc>
           <w:tcPr>
-            <w:tcW w:w="4462" w:type="dxa"/>
+            <w:tcW w:w="4326" w:type="dxa"/>
           </w:tcPr>
           <w:p>
             <w:pPr>
@@ -1271,7 +1271,7 @@
         </w:tc>
         <w:tc>
           <w:tcPr>
-            <w:tcW w:w="4006" w:type="dxa"/>
+            <w:tcW w:w="3883" w:type="dxa"/>
           </w:tcPr>
           <w:p>
             <w:pPr>
@@ -1287,7 +1287,7 @@
       <w:tr>
         <w:tc>
           <w:tcPr>
-            <w:tcW w:w="891" w:type="dxa"/>
+            <w:tcW w:w="1150" w:type="dxa"/>
           </w:tcPr>
           <w:p>
             <w:pPr>
@@ -1301,7 +1301,7 @@
         </w:tc>
         <w:tc>
           <w:tcPr>
-            <w:tcW w:w="4462" w:type="dxa"/>
+            <w:tcW w:w="4326" w:type="dxa"/>
           </w:tcPr>
           <w:p>
             <w:pPr>
@@ -1315,7 +1315,7 @@
         </w:tc>
         <w:tc>
           <w:tcPr>
-            <w:tcW w:w="4006" w:type="dxa"/>
+            <w:tcW w:w="3883" w:type="dxa"/>
           </w:tcPr>
           <w:p>
             <w:pPr>
@@ -1331,7 +1331,7 @@
       <w:tr>
         <w:tc>
           <w:tcPr>
-            <w:tcW w:w="891" w:type="dxa"/>
+            <w:tcW w:w="1150" w:type="dxa"/>
           </w:tcPr>
           <w:p>
             <w:pPr>
@@ -1345,7 +1345,7 @@
         </w:tc>
         <w:tc>
           <w:tcPr>
-            <w:tcW w:w="4462" w:type="dxa"/>
+            <w:tcW w:w="4326" w:type="dxa"/>
           </w:tcPr>
           <w:p>
             <w:pPr>
@@ -1359,7 +1359,7 @@
         </w:tc>
         <w:tc>
           <w:tcPr>
-            <w:tcW w:w="4006" w:type="dxa"/>
+            <w:tcW w:w="3883" w:type="dxa"/>
           </w:tcPr>
           <w:p>
             <w:pPr>
@@ -1375,7 +1375,7 @@
       <w:tr>
         <w:tc>
           <w:tcPr>
-            <w:tcW w:w="891" w:type="dxa"/>
+            <w:tcW w:w="1150" w:type="dxa"/>
           </w:tcPr>
           <w:p>
             <w:pPr>
@@ -1389,7 +1389,7 @@
         </w:tc>
         <w:tc>
           <w:tcPr>
-            <w:tcW w:w="4462" w:type="dxa"/>
+            <w:tcW w:w="4326" w:type="dxa"/>
           </w:tcPr>
           <w:p>
             <w:pPr>
@@ -1403,7 +1403,7 @@
         </w:tc>
         <w:tc>
           <w:tcPr>
-            <w:tcW w:w="4006" w:type="dxa"/>
+            <w:tcW w:w="3883" w:type="dxa"/>
           </w:tcPr>
           <w:p>
             <w:pPr>
@@ -1419,7 +1419,7 @@
       <w:tr>
         <w:tc>
           <w:tcPr>
-            <w:tcW w:w="891" w:type="dxa"/>
+            <w:tcW w:w="1150" w:type="dxa"/>
           </w:tcPr>
           <w:p>
             <w:pPr>
@@ -1433,7 +1433,7 @@
         </w:tc>
         <w:tc>
           <w:tcPr>
-            <w:tcW w:w="4462" w:type="dxa"/>
+            <w:tcW w:w="4326" w:type="dxa"/>
           </w:tcPr>
           <w:p>
             <w:pPr>
@@ -1447,7 +1447,7 @@
         </w:tc>
         <w:tc>
           <w:tcPr>
-            <w:tcW w:w="4006" w:type="dxa"/>
+            <w:tcW w:w="3883" w:type="dxa"/>
           </w:tcPr>
           <w:p>
             <w:pPr>
@@ -1463,7 +1463,7 @@
       <w:tr>
         <w:tc>
           <w:tcPr>
-            <w:tcW w:w="891" w:type="dxa"/>
+            <w:tcW w:w="1150" w:type="dxa"/>
           </w:tcPr>
           <w:p>
             <w:pPr>
@@ -1477,7 +1477,7 @@
         </w:tc>
         <w:tc>
           <w:tcPr>
-            <w:tcW w:w="4462" w:type="dxa"/>
+            <w:tcW w:w="4326" w:type="dxa"/>
           </w:tcPr>
           <w:p>
             <w:pPr>
@@ -1491,7 +1491,7 @@
         </w:tc>
         <w:tc>
           <w:tcPr>
-            <w:tcW w:w="4006" w:type="dxa"/>
+            <w:tcW w:w="3883" w:type="dxa"/>
           </w:tcPr>
           <w:p>
             <w:pPr>
@@ -1507,7 +1507,7 @@
       <w:tr>
         <w:tc>
           <w:tcPr>
-            <w:tcW w:w="891" w:type="dxa"/>
+            <w:tcW w:w="1150" w:type="dxa"/>
           </w:tcPr>
           <w:p>
             <w:pPr>
@@ -1521,7 +1521,7 @@
         </w:tc>
         <w:tc>
           <w:tcPr>
-            <w:tcW w:w="4462" w:type="dxa"/>
+            <w:tcW w:w="4326" w:type="dxa"/>
           </w:tcPr>
           <w:p>
             <w:pPr>
@@ -1535,7 +1535,7 @@
         </w:tc>
         <w:tc>
           <w:tcPr>
-            <w:tcW w:w="4006" w:type="dxa"/>
+            <w:tcW w:w="3883" w:type="dxa"/>
           </w:tcPr>
           <w:p>
             <w:pPr>
@@ -2031,7 +2031,7 @@
         <w:t xml:space="preserve"> </w:t>
       </w:r>
       <w:r>
-        <w:t xml:space="preserve">Which system is the master for item number, description and unit of measure ([COMPANY: confirm Oracle is the item master]). Which cost elements receive duty, freight and fees ([COMPANY: Oracle EBS or Fusion cost elements and sub-elements]). Finance owns the cost load; the BSA prepares and checks the input.</w:t>
+        <w:t xml:space="preserve">Which system is the master for item number, description and unit of measure ([COMPANY: confirm Oracle is the item master]). Which cost elements receive duty, freight and fees ([COMPANY: Oracle EBS cost elements and sub-elements]). Finance owns the cost load; the BSA prepares and checks the input.</w:t>
       </w:r>
     </w:p>
     <w:p>
@@ -2105,11 +2105,11 @@
         <w:tblLayout w:type="fixed"/>
       </w:tblPr>
       <w:tblGrid>
-        <w:gridCol w:w="865"/>
-        <w:gridCol w:w="2485"/>
-        <w:gridCol w:w="2023"/>
-        <w:gridCol w:w="1853"/>
-        <w:gridCol w:w="2131"/>
+        <w:gridCol w:w="1150"/>
+        <w:gridCol w:w="2384"/>
+        <w:gridCol w:w="1941"/>
+        <w:gridCol w:w="1840"/>
+        <w:gridCol w:w="2044"/>
       </w:tblGrid>
       <w:tr>
         <w:trPr>
@@ -2117,7 +2117,7 @@
         </w:trPr>
         <w:tc>
           <w:tcPr>
-            <w:tcW w:w="865" w:type="dxa"/>
+            <w:tcW w:w="1150" w:type="dxa"/>
           </w:tcPr>
           <w:p>
             <w:pPr>
@@ -2131,7 +2131,7 @@
         </w:tc>
         <w:tc>
           <w:tcPr>
-            <w:tcW w:w="2485" w:type="dxa"/>
+            <w:tcW w:w="2384" w:type="dxa"/>
           </w:tcPr>
           <w:p>
             <w:pPr>
@@ -2145,7 +2145,7 @@
         </w:tc>
         <w:tc>
           <w:tcPr>
-            <w:tcW w:w="2023" w:type="dxa"/>
+            <w:tcW w:w="1941" w:type="dxa"/>
           </w:tcPr>
           <w:p>
             <w:pPr>
@@ -2159,7 +2159,7 @@
         </w:tc>
         <w:tc>
           <w:tcPr>
-            <w:tcW w:w="1853" w:type="dxa"/>
+            <w:tcW w:w="1840" w:type="dxa"/>
           </w:tcPr>
           <w:p>
             <w:pPr>
@@ -2173,7 +2173,7 @@
         </w:tc>
         <w:tc>
           <w:tcPr>
-            <w:tcW w:w="2131" w:type="dxa"/>
+            <w:tcW w:w="2044" w:type="dxa"/>
           </w:tcPr>
           <w:p>
             <w:pPr>
@@ -2189,7 +2189,7 @@
       <w:tr>
         <w:tc>
           <w:tcPr>
-            <w:tcW w:w="865" w:type="dxa"/>
+            <w:tcW w:w="1150" w:type="dxa"/>
           </w:tcPr>
           <w:p>
             <w:pPr>
@@ -2203,7 +2203,7 @@
         </w:tc>
         <w:tc>
           <w:tcPr>
-            <w:tcW w:w="2485" w:type="dxa"/>
+            <w:tcW w:w="2384" w:type="dxa"/>
           </w:tcPr>
           <w:p>
             <w:pPr>
@@ -2217,7 +2217,7 @@
         </w:tc>
         <w:tc>
           <w:tcPr>
-            <w:tcW w:w="2023" w:type="dxa"/>
+            <w:tcW w:w="1941" w:type="dxa"/>
           </w:tcPr>
           <w:p>
             <w:pPr>
@@ -2231,7 +2231,7 @@
         </w:tc>
         <w:tc>
           <w:tcPr>
-            <w:tcW w:w="1853" w:type="dxa"/>
+            <w:tcW w:w="1840" w:type="dxa"/>
           </w:tcPr>
           <w:p>
             <w:pPr>
@@ -2245,7 +2245,7 @@
         </w:tc>
         <w:tc>
           <w:tcPr>
-            <w:tcW w:w="2131" w:type="dxa"/>
+            <w:tcW w:w="2044" w:type="dxa"/>
           </w:tcPr>
           <w:p>
             <w:pPr>
@@ -2261,7 +2261,7 @@
       <w:tr>
         <w:tc>
           <w:tcPr>
-            <w:tcW w:w="865" w:type="dxa"/>
+            <w:tcW w:w="1150" w:type="dxa"/>
           </w:tcPr>
           <w:p>
             <w:pPr>
@@ -2275,7 +2275,7 @@
         </w:tc>
         <w:tc>
           <w:tcPr>
-            <w:tcW w:w="2485" w:type="dxa"/>
+            <w:tcW w:w="2384" w:type="dxa"/>
           </w:tcPr>
           <w:p>
             <w:pPr>
@@ -2289,7 +2289,7 @@
         </w:tc>
         <w:tc>
           <w:tcPr>
-            <w:tcW w:w="2023" w:type="dxa"/>
+            <w:tcW w:w="1941" w:type="dxa"/>
           </w:tcPr>
           <w:p>
             <w:pPr>
@@ -2303,7 +2303,7 @@
         </w:tc>
         <w:tc>
           <w:tcPr>
-            <w:tcW w:w="1853" w:type="dxa"/>
+            <w:tcW w:w="1840" w:type="dxa"/>
           </w:tcPr>
           <w:p>
             <w:pPr>
@@ -2317,7 +2317,7 @@
         </w:tc>
         <w:tc>
           <w:tcPr>
-            <w:tcW w:w="2131" w:type="dxa"/>
+            <w:tcW w:w="2044" w:type="dxa"/>
           </w:tcPr>
           <w:p>
             <w:pPr>
@@ -2333,7 +2333,7 @@
       <w:tr>
         <w:tc>
           <w:tcPr>
-            <w:tcW w:w="865" w:type="dxa"/>
+            <w:tcW w:w="1150" w:type="dxa"/>
           </w:tcPr>
           <w:p>
             <w:pPr>
@@ -2347,7 +2347,7 @@
         </w:tc>
         <w:tc>
           <w:tcPr>
-            <w:tcW w:w="2485" w:type="dxa"/>
+            <w:tcW w:w="2384" w:type="dxa"/>
           </w:tcPr>
           <w:p>
             <w:pPr>
@@ -2361,7 +2361,7 @@
         </w:tc>
         <w:tc>
           <w:tcPr>
-            <w:tcW w:w="2023" w:type="dxa"/>
+            <w:tcW w:w="1941" w:type="dxa"/>
           </w:tcPr>
           <w:p>
             <w:pPr>
@@ -2375,7 +2375,7 @@
         </w:tc>
         <w:tc>
           <w:tcPr>
-            <w:tcW w:w="1853" w:type="dxa"/>
+            <w:tcW w:w="1840" w:type="dxa"/>
           </w:tcPr>
           <w:p>
             <w:pPr>
@@ -2389,7 +2389,7 @@
         </w:tc>
         <w:tc>
           <w:tcPr>
-            <w:tcW w:w="2131" w:type="dxa"/>
+            <w:tcW w:w="2044" w:type="dxa"/>
           </w:tcPr>
           <w:p>
             <w:pPr>
@@ -2405,7 +2405,7 @@
       <w:tr>
         <w:tc>
           <w:tcPr>
-            <w:tcW w:w="865" w:type="dxa"/>
+            <w:tcW w:w="1150" w:type="dxa"/>
           </w:tcPr>
           <w:p>
             <w:pPr>
@@ -2419,7 +2419,7 @@
         </w:tc>
         <w:tc>
           <w:tcPr>
-            <w:tcW w:w="2485" w:type="dxa"/>
+            <w:tcW w:w="2384" w:type="dxa"/>
           </w:tcPr>
           <w:p>
             <w:pPr>
@@ -2433,7 +2433,7 @@
         </w:tc>
         <w:tc>
           <w:tcPr>
-            <w:tcW w:w="2023" w:type="dxa"/>
+            <w:tcW w:w="1941" w:type="dxa"/>
           </w:tcPr>
           <w:p>
             <w:pPr>
@@ -2447,7 +2447,7 @@
         </w:tc>
         <w:tc>
           <w:tcPr>
-            <w:tcW w:w="1853" w:type="dxa"/>
+            <w:tcW w:w="1840" w:type="dxa"/>
           </w:tcPr>
           <w:p>
             <w:pPr>
@@ -2461,7 +2461,7 @@
         </w:tc>
         <w:tc>
           <w:tcPr>
-            <w:tcW w:w="2131" w:type="dxa"/>
+            <w:tcW w:w="2044" w:type="dxa"/>
           </w:tcPr>
           <w:p>
             <w:pPr>
@@ -2477,7 +2477,7 @@
       <w:tr>
         <w:tc>
           <w:tcPr>
-            <w:tcW w:w="865" w:type="dxa"/>
+            <w:tcW w:w="1150" w:type="dxa"/>
           </w:tcPr>
           <w:p>
             <w:pPr>
@@ -2491,7 +2491,7 @@
         </w:tc>
         <w:tc>
           <w:tcPr>
-            <w:tcW w:w="2485" w:type="dxa"/>
+            <w:tcW w:w="2384" w:type="dxa"/>
           </w:tcPr>
           <w:p>
             <w:pPr>
@@ -2505,7 +2505,7 @@
         </w:tc>
         <w:tc>
           <w:tcPr>
-            <w:tcW w:w="2023" w:type="dxa"/>
+            <w:tcW w:w="1941" w:type="dxa"/>
           </w:tcPr>
           <w:p>
             <w:pPr>
@@ -2519,7 +2519,7 @@
         </w:tc>
         <w:tc>
           <w:tcPr>
-            <w:tcW w:w="1853" w:type="dxa"/>
+            <w:tcW w:w="1840" w:type="dxa"/>
           </w:tcPr>
           <w:p>
             <w:pPr>
@@ -2533,7 +2533,7 @@
         </w:tc>
         <w:tc>
           <w:tcPr>
-            <w:tcW w:w="2131" w:type="dxa"/>
+            <w:tcW w:w="2044" w:type="dxa"/>
           </w:tcPr>
           <w:p>
             <w:pPr>
@@ -2549,7 +2549,7 @@
       <w:tr>
         <w:tc>
           <w:tcPr>
-            <w:tcW w:w="865" w:type="dxa"/>
+            <w:tcW w:w="1150" w:type="dxa"/>
           </w:tcPr>
           <w:p>
             <w:pPr>
@@ -2563,7 +2563,7 @@
         </w:tc>
         <w:tc>
           <w:tcPr>
-            <w:tcW w:w="2485" w:type="dxa"/>
+            <w:tcW w:w="2384" w:type="dxa"/>
           </w:tcPr>
           <w:p>
             <w:pPr>
@@ -2577,7 +2577,7 @@
         </w:tc>
         <w:tc>
           <w:tcPr>
-            <w:tcW w:w="2023" w:type="dxa"/>
+            <w:tcW w:w="1941" w:type="dxa"/>
           </w:tcPr>
           <w:p>
             <w:pPr>
@@ -2591,7 +2591,7 @@
         </w:tc>
         <w:tc>
           <w:tcPr>
-            <w:tcW w:w="1853" w:type="dxa"/>
+            <w:tcW w:w="1840" w:type="dxa"/>
           </w:tcPr>
           <w:p>
             <w:pPr>
@@ -2605,7 +2605,7 @@
         </w:tc>
         <w:tc>
           <w:tcPr>
-            <w:tcW w:w="2131" w:type="dxa"/>
+            <w:tcW w:w="2044" w:type="dxa"/>
           </w:tcPr>
           <w:p>
             <w:pPr>
@@ -2621,7 +2621,7 @@
       <w:tr>
         <w:tc>
           <w:tcPr>
-            <w:tcW w:w="865" w:type="dxa"/>
+            <w:tcW w:w="1150" w:type="dxa"/>
           </w:tcPr>
           <w:p>
             <w:pPr>
@@ -2635,7 +2635,7 @@
         </w:tc>
         <w:tc>
           <w:tcPr>
-            <w:tcW w:w="2485" w:type="dxa"/>
+            <w:tcW w:w="2384" w:type="dxa"/>
           </w:tcPr>
           <w:p>
             <w:pPr>
@@ -2649,7 +2649,7 @@
         </w:tc>
         <w:tc>
           <w:tcPr>
-            <w:tcW w:w="2023" w:type="dxa"/>
+            <w:tcW w:w="1941" w:type="dxa"/>
           </w:tcPr>
           <w:p>
             <w:pPr>
@@ -2663,7 +2663,7 @@
         </w:tc>
         <w:tc>
           <w:tcPr>
-            <w:tcW w:w="1853" w:type="dxa"/>
+            <w:tcW w:w="1840" w:type="dxa"/>
           </w:tcPr>
           <w:p>
             <w:pPr>
@@ -2677,7 +2677,7 @@
         </w:tc>
         <w:tc>
           <w:tcPr>
-            <w:tcW w:w="2131" w:type="dxa"/>
+            <w:tcW w:w="2044" w:type="dxa"/>
           </w:tcPr>
           <w:p>
             <w:pPr>
@@ -3353,12 +3353,12 @@
         <w:tblLayout w:type="fixed"/>
       </w:tblPr>
       <w:tblGrid>
-        <w:gridCol w:w="814"/>
-        <w:gridCol w:w="814"/>
-        <w:gridCol w:w="2084"/>
-        <w:gridCol w:w="2841"/>
-        <w:gridCol w:w="814"/>
-        <w:gridCol w:w="1992"/>
+        <w:gridCol w:w="1035"/>
+        <w:gridCol w:w="1035"/>
+        <w:gridCol w:w="1918"/>
+        <w:gridCol w:w="2616"/>
+        <w:gridCol w:w="920"/>
+        <w:gridCol w:w="1834"/>
       </w:tblGrid>
       <w:tr>
         <w:trPr>
@@ -3366,7 +3366,7 @@
         </w:trPr>
         <w:tc>
           <w:tcPr>
-            <w:tcW w:w="814" w:type="dxa"/>
+            <w:tcW w:w="1035" w:type="dxa"/>
           </w:tcPr>
           <w:p>
             <w:pPr>
@@ -3380,7 +3380,7 @@
         </w:tc>
         <w:tc>
           <w:tcPr>
-            <w:tcW w:w="814" w:type="dxa"/>
+            <w:tcW w:w="1035" w:type="dxa"/>
           </w:tcPr>
           <w:p>
             <w:pPr>
@@ -3394,7 +3394,7 @@
         </w:tc>
         <w:tc>
           <w:tcPr>
-            <w:tcW w:w="2084" w:type="dxa"/>
+            <w:tcW w:w="1918" w:type="dxa"/>
           </w:tcPr>
           <w:p>
             <w:pPr>
@@ -3408,7 +3408,7 @@
         </w:tc>
         <w:tc>
           <w:tcPr>
-            <w:tcW w:w="2841" w:type="dxa"/>
+            <w:tcW w:w="2616" w:type="dxa"/>
           </w:tcPr>
           <w:p>
             <w:pPr>
@@ -3422,7 +3422,7 @@
         </w:tc>
         <w:tc>
           <w:tcPr>
-            <w:tcW w:w="814" w:type="dxa"/>
+            <w:tcW w:w="920" w:type="dxa"/>
           </w:tcPr>
           <w:p>
             <w:pPr>
@@ -3436,7 +3436,7 @@
         </w:tc>
         <w:tc>
           <w:tcPr>
-            <w:tcW w:w="1992" w:type="dxa"/>
+            <w:tcW w:w="1834" w:type="dxa"/>
           </w:tcPr>
           <w:p>
             <w:pPr>
@@ -3452,7 +3452,7 @@
       <w:tr>
         <w:tc>
           <w:tcPr>
-            <w:tcW w:w="814" w:type="dxa"/>
+            <w:tcW w:w="1035" w:type="dxa"/>
           </w:tcPr>
           <w:p>
             <w:pPr>
@@ -3466,7 +3466,7 @@
         </w:tc>
         <w:tc>
           <w:tcPr>
-            <w:tcW w:w="814" w:type="dxa"/>
+            <w:tcW w:w="1035" w:type="dxa"/>
           </w:tcPr>
           <w:p>
             <w:pPr>
@@ -3480,7 +3480,7 @@
         </w:tc>
         <w:tc>
           <w:tcPr>
-            <w:tcW w:w="2084" w:type="dxa"/>
+            <w:tcW w:w="1918" w:type="dxa"/>
           </w:tcPr>
           <w:p>
             <w:pPr>
@@ -3494,7 +3494,7 @@
         </w:tc>
         <w:tc>
           <w:tcPr>
-            <w:tcW w:w="2841" w:type="dxa"/>
+            <w:tcW w:w="2616" w:type="dxa"/>
           </w:tcPr>
           <w:p>
             <w:pPr>
@@ -3508,7 +3508,7 @@
         </w:tc>
         <w:tc>
           <w:tcPr>
-            <w:tcW w:w="814" w:type="dxa"/>
+            <w:tcW w:w="920" w:type="dxa"/>
           </w:tcPr>
           <w:p>
             <w:pPr>
@@ -3522,7 +3522,7 @@
         </w:tc>
         <w:tc>
           <w:tcPr>
-            <w:tcW w:w="1992" w:type="dxa"/>
+            <w:tcW w:w="1834" w:type="dxa"/>
           </w:tcPr>
           <w:p>
             <w:pPr>
@@ -3672,12 +3672,12 @@
         <w:tblLayout w:type="fixed"/>
       </w:tblPr>
       <w:tblGrid>
-        <w:gridCol w:w="3333"/>
-        <w:gridCol w:w="1216"/>
-        <w:gridCol w:w="869"/>
-        <w:gridCol w:w="884"/>
-        <w:gridCol w:w="2187"/>
-        <w:gridCol w:w="869"/>
+        <w:gridCol w:w="2457"/>
+        <w:gridCol w:w="1150"/>
+        <w:gridCol w:w="1265"/>
+        <w:gridCol w:w="1610"/>
+        <w:gridCol w:w="1612"/>
+        <w:gridCol w:w="1265"/>
       </w:tblGrid>
       <w:tr>
         <w:trPr>
@@ -3685,7 +3685,7 @@
         </w:trPr>
         <w:tc>
           <w:tcPr>
-            <w:tcW w:w="3333" w:type="dxa"/>
+            <w:tcW w:w="2457" w:type="dxa"/>
           </w:tcPr>
           <w:p>
             <w:pPr>
@@ -3699,7 +3699,7 @@
         </w:tc>
         <w:tc>
           <w:tcPr>
-            <w:tcW w:w="1216" w:type="dxa"/>
+            <w:tcW w:w="1150" w:type="dxa"/>
           </w:tcPr>
           <w:p>
             <w:pPr>
@@ -3713,7 +3713,7 @@
         </w:tc>
         <w:tc>
           <w:tcPr>
-            <w:tcW w:w="869" w:type="dxa"/>
+            <w:tcW w:w="1265" w:type="dxa"/>
           </w:tcPr>
           <w:p>
             <w:pPr>
@@ -3727,7 +3727,7 @@
         </w:tc>
         <w:tc>
           <w:tcPr>
-            <w:tcW w:w="884" w:type="dxa"/>
+            <w:tcW w:w="1610" w:type="dxa"/>
           </w:tcPr>
           <w:p>
             <w:pPr>
@@ -3741,7 +3741,7 @@
         </w:tc>
         <w:tc>
           <w:tcPr>
-            <w:tcW w:w="2187" w:type="dxa"/>
+            <w:tcW w:w="1612" w:type="dxa"/>
           </w:tcPr>
           <w:p>
             <w:pPr>
@@ -3755,7 +3755,7 @@
         </w:tc>
         <w:tc>
           <w:tcPr>
-            <w:tcW w:w="869" w:type="dxa"/>
+            <w:tcW w:w="1265" w:type="dxa"/>
           </w:tcPr>
           <w:p>
             <w:pPr>
@@ -3771,7 +3771,7 @@
       <w:tr>
         <w:tc>
           <w:tcPr>
-            <w:tcW w:w="3333" w:type="dxa"/>
+            <w:tcW w:w="2457" w:type="dxa"/>
           </w:tcPr>
           <w:p>
             <w:pPr>
@@ -3785,7 +3785,7 @@
         </w:tc>
         <w:tc>
           <w:tcPr>
-            <w:tcW w:w="1216" w:type="dxa"/>
+            <w:tcW w:w="1150" w:type="dxa"/>
           </w:tcPr>
           <w:p>
             <w:pPr>
@@ -3799,7 +3799,7 @@
         </w:tc>
         <w:tc>
           <w:tcPr>
-            <w:tcW w:w="869" w:type="dxa"/>
+            <w:tcW w:w="1265" w:type="dxa"/>
           </w:tcPr>
           <w:p>
             <w:pPr>
@@ -3813,7 +3813,7 @@
         </w:tc>
         <w:tc>
           <w:tcPr>
-            <w:tcW w:w="884" w:type="dxa"/>
+            <w:tcW w:w="1610" w:type="dxa"/>
           </w:tcPr>
           <w:p>
             <w:pPr>
@@ -3827,7 +3827,7 @@
         </w:tc>
         <w:tc>
           <w:tcPr>
-            <w:tcW w:w="2187" w:type="dxa"/>
+            <w:tcW w:w="1612" w:type="dxa"/>
           </w:tcPr>
           <w:p>
             <w:pPr>
@@ -3841,7 +3841,7 @@
         </w:tc>
         <w:tc>
           <w:tcPr>
-            <w:tcW w:w="869" w:type="dxa"/>
+            <w:tcW w:w="1265" w:type="dxa"/>
           </w:tcPr>
           <w:p>
             <w:pPr>
@@ -3857,7 +3857,7 @@
       <w:tr>
         <w:tc>
           <w:tcPr>
-            <w:tcW w:w="3333" w:type="dxa"/>
+            <w:tcW w:w="2457" w:type="dxa"/>
           </w:tcPr>
           <w:p>
             <w:pPr>
@@ -3871,7 +3871,7 @@
         </w:tc>
         <w:tc>
           <w:tcPr>
-            <w:tcW w:w="1216" w:type="dxa"/>
+            <w:tcW w:w="1150" w:type="dxa"/>
           </w:tcPr>
           <w:p>
             <w:pPr>
@@ -3885,7 +3885,7 @@
         </w:tc>
         <w:tc>
           <w:tcPr>
-            <w:tcW w:w="869" w:type="dxa"/>
+            <w:tcW w:w="1265" w:type="dxa"/>
           </w:tcPr>
           <w:p>
             <w:pPr>
@@ -3899,7 +3899,7 @@
         </w:tc>
         <w:tc>
           <w:tcPr>
-            <w:tcW w:w="884" w:type="dxa"/>
+            <w:tcW w:w="1610" w:type="dxa"/>
           </w:tcPr>
           <w:p>
             <w:pPr>
@@ -3913,7 +3913,7 @@
         </w:tc>
         <w:tc>
           <w:tcPr>
-            <w:tcW w:w="2187" w:type="dxa"/>
+            <w:tcW w:w="1612" w:type="dxa"/>
           </w:tcPr>
           <w:p>
             <w:pPr>
@@ -3927,7 +3927,7 @@
         </w:tc>
         <w:tc>
           <w:tcPr>
-            <w:tcW w:w="869" w:type="dxa"/>
+            <w:tcW w:w="1265" w:type="dxa"/>
           </w:tcPr>
           <w:p>
             <w:pPr>
@@ -3943,7 +3943,7 @@
       <w:tr>
         <w:tc>
           <w:tcPr>
-            <w:tcW w:w="3333" w:type="dxa"/>
+            <w:tcW w:w="2457" w:type="dxa"/>
           </w:tcPr>
           <w:p>
             <w:pPr>
@@ -3957,7 +3957,7 @@
         </w:tc>
         <w:tc>
           <w:tcPr>
-            <w:tcW w:w="1216" w:type="dxa"/>
+            <w:tcW w:w="1150" w:type="dxa"/>
           </w:tcPr>
           <w:p>
             <w:pPr>
@@ -3971,7 +3971,7 @@
         </w:tc>
         <w:tc>
           <w:tcPr>
-            <w:tcW w:w="869" w:type="dxa"/>
+            <w:tcW w:w="1265" w:type="dxa"/>
           </w:tcPr>
           <w:p>
             <w:pPr>
@@ -3985,7 +3985,7 @@
         </w:tc>
         <w:tc>
           <w:tcPr>
-            <w:tcW w:w="884" w:type="dxa"/>
+            <w:tcW w:w="1610" w:type="dxa"/>
           </w:tcPr>
           <w:p>
             <w:pPr>
@@ -3999,7 +3999,7 @@
         </w:tc>
         <w:tc>
           <w:tcPr>
-            <w:tcW w:w="2187" w:type="dxa"/>
+            <w:tcW w:w="1612" w:type="dxa"/>
           </w:tcPr>
           <w:p>
             <w:pPr>
@@ -4013,7 +4013,7 @@
         </w:tc>
         <w:tc>
           <w:tcPr>
-            <w:tcW w:w="869" w:type="dxa"/>
+            <w:tcW w:w="1265" w:type="dxa"/>
           </w:tcPr>
           <w:p>
             <w:pPr>
@@ -4029,7 +4029,7 @@
       <w:tr>
         <w:tc>
           <w:tcPr>
-            <w:tcW w:w="3333" w:type="dxa"/>
+            <w:tcW w:w="2457" w:type="dxa"/>
           </w:tcPr>
           <w:p>
             <w:pPr>
@@ -4043,7 +4043,7 @@
         </w:tc>
         <w:tc>
           <w:tcPr>
-            <w:tcW w:w="1216" w:type="dxa"/>
+            <w:tcW w:w="1150" w:type="dxa"/>
           </w:tcPr>
           <w:p>
             <w:pPr>
@@ -4057,7 +4057,7 @@
         </w:tc>
         <w:tc>
           <w:tcPr>
-            <w:tcW w:w="869" w:type="dxa"/>
+            <w:tcW w:w="1265" w:type="dxa"/>
           </w:tcPr>
           <w:p>
             <w:pPr>
@@ -4071,7 +4071,7 @@
         </w:tc>
         <w:tc>
           <w:tcPr>
-            <w:tcW w:w="884" w:type="dxa"/>
+            <w:tcW w:w="1610" w:type="dxa"/>
           </w:tcPr>
           <w:p>
             <w:pPr>
@@ -4085,7 +4085,7 @@
         </w:tc>
         <w:tc>
           <w:tcPr>
-            <w:tcW w:w="2187" w:type="dxa"/>
+            <w:tcW w:w="1612" w:type="dxa"/>
           </w:tcPr>
           <w:p>
             <w:pPr>
@@ -4099,7 +4099,7 @@
         </w:tc>
         <w:tc>
           <w:tcPr>
-            <w:tcW w:w="869" w:type="dxa"/>
+            <w:tcW w:w="1265" w:type="dxa"/>
           </w:tcPr>
           <w:p>
             <w:pPr>
@@ -4115,7 +4115,7 @@
       <w:tr>
         <w:tc>
           <w:tcPr>
-            <w:tcW w:w="3333" w:type="dxa"/>
+            <w:tcW w:w="2457" w:type="dxa"/>
           </w:tcPr>
           <w:p>
             <w:pPr>
@@ -4129,7 +4129,7 @@
         </w:tc>
         <w:tc>
           <w:tcPr>
-            <w:tcW w:w="1216" w:type="dxa"/>
+            <w:tcW w:w="1150" w:type="dxa"/>
           </w:tcPr>
           <w:p>
             <w:pPr>
@@ -4143,7 +4143,7 @@
         </w:tc>
         <w:tc>
           <w:tcPr>
-            <w:tcW w:w="869" w:type="dxa"/>
+            <w:tcW w:w="1265" w:type="dxa"/>
           </w:tcPr>
           <w:p>
             <w:pPr>
@@ -4157,7 +4157,7 @@
         </w:tc>
         <w:tc>
           <w:tcPr>
-            <w:tcW w:w="884" w:type="dxa"/>
+            <w:tcW w:w="1610" w:type="dxa"/>
           </w:tcPr>
           <w:p>
             <w:pPr>
@@ -4171,7 +4171,7 @@
         </w:tc>
         <w:tc>
           <w:tcPr>
-            <w:tcW w:w="2187" w:type="dxa"/>
+            <w:tcW w:w="1612" w:type="dxa"/>
           </w:tcPr>
           <w:p>
             <w:pPr>
@@ -4185,7 +4185,7 @@
         </w:tc>
         <w:tc>
           <w:tcPr>
-            <w:tcW w:w="869" w:type="dxa"/>
+            <w:tcW w:w="1265" w:type="dxa"/>
           </w:tcPr>
           <w:p>
             <w:pPr>
@@ -4201,7 +4201,7 @@
       <w:tr>
         <w:tc>
           <w:tcPr>
-            <w:tcW w:w="3333" w:type="dxa"/>
+            <w:tcW w:w="2457" w:type="dxa"/>
           </w:tcPr>
           <w:p>
             <w:pPr>
@@ -4215,7 +4215,7 @@
         </w:tc>
         <w:tc>
           <w:tcPr>
-            <w:tcW w:w="1216" w:type="dxa"/>
+            <w:tcW w:w="1150" w:type="dxa"/>
           </w:tcPr>
           <w:p>
             <w:pPr>
@@ -4229,7 +4229,7 @@
         </w:tc>
         <w:tc>
           <w:tcPr>
-            <w:tcW w:w="869" w:type="dxa"/>
+            <w:tcW w:w="1265" w:type="dxa"/>
           </w:tcPr>
           <w:p>
             <w:pPr>
@@ -4243,7 +4243,7 @@
         </w:tc>
         <w:tc>
           <w:tcPr>
-            <w:tcW w:w="884" w:type="dxa"/>
+            <w:tcW w:w="1610" w:type="dxa"/>
           </w:tcPr>
           <w:p>
             <w:pPr>
@@ -4257,7 +4257,7 @@
         </w:tc>
         <w:tc>
           <w:tcPr>
-            <w:tcW w:w="2187" w:type="dxa"/>
+            <w:tcW w:w="1612" w:type="dxa"/>
           </w:tcPr>
           <w:p>
             <w:pPr>
@@ -4271,7 +4271,7 @@
         </w:tc>
         <w:tc>
           <w:tcPr>
-            <w:tcW w:w="869" w:type="dxa"/>
+            <w:tcW w:w="1265" w:type="dxa"/>
           </w:tcPr>
           <w:p>
             <w:pPr>
@@ -4320,11 +4320,11 @@
         <w:tblLayout w:type="fixed"/>
       </w:tblPr>
       <w:tblGrid>
-        <w:gridCol w:w="2412"/>
-        <w:gridCol w:w="1641"/>
-        <w:gridCol w:w="3356"/>
-        <w:gridCol w:w="862"/>
-        <w:gridCol w:w="1085"/>
+        <w:gridCol w:w="2380"/>
+        <w:gridCol w:w="1619"/>
+        <w:gridCol w:w="3310"/>
+        <w:gridCol w:w="900"/>
+        <w:gridCol w:w="1150"/>
       </w:tblGrid>
       <w:tr>
         <w:trPr>
@@ -4332,7 +4332,7 @@
         </w:trPr>
         <w:tc>
           <w:tcPr>
-            <w:tcW w:w="2412" w:type="dxa"/>
+            <w:tcW w:w="2380" w:type="dxa"/>
           </w:tcPr>
           <w:p>
             <w:pPr>
@@ -4346,7 +4346,7 @@
         </w:tc>
         <w:tc>
           <w:tcPr>
-            <w:tcW w:w="1641" w:type="dxa"/>
+            <w:tcW w:w="1619" w:type="dxa"/>
           </w:tcPr>
           <w:p>
             <w:pPr>
@@ -4360,7 +4360,7 @@
         </w:tc>
         <w:tc>
           <w:tcPr>
-            <w:tcW w:w="3356" w:type="dxa"/>
+            <w:tcW w:w="3310" w:type="dxa"/>
           </w:tcPr>
           <w:p>
             <w:pPr>
@@ -4374,7 +4374,7 @@
         </w:tc>
         <w:tc>
           <w:tcPr>
-            <w:tcW w:w="862" w:type="dxa"/>
+            <w:tcW w:w="900" w:type="dxa"/>
           </w:tcPr>
           <w:p>
             <w:pPr>
@@ -4388,7 +4388,7 @@
         </w:tc>
         <w:tc>
           <w:tcPr>
-            <w:tcW w:w="1085" w:type="dxa"/>
+            <w:tcW w:w="1150" w:type="dxa"/>
           </w:tcPr>
           <w:p>
             <w:pPr>
@@ -4404,7 +4404,7 @@
       <w:tr>
         <w:tc>
           <w:tcPr>
-            <w:tcW w:w="2412" w:type="dxa"/>
+            <w:tcW w:w="2380" w:type="dxa"/>
           </w:tcPr>
           <w:p>
             <w:pPr>
@@ -4418,7 +4418,7 @@
         </w:tc>
         <w:tc>
           <w:tcPr>
-            <w:tcW w:w="1641" w:type="dxa"/>
+            <w:tcW w:w="1619" w:type="dxa"/>
           </w:tcPr>
           <w:p>
             <w:pPr>
@@ -4432,7 +4432,7 @@
         </w:tc>
         <w:tc>
           <w:tcPr>
-            <w:tcW w:w="3356" w:type="dxa"/>
+            <w:tcW w:w="3310" w:type="dxa"/>
           </w:tcPr>
           <w:p>
             <w:pPr>
@@ -4446,7 +4446,7 @@
         </w:tc>
         <w:tc>
           <w:tcPr>
-            <w:tcW w:w="862" w:type="dxa"/>
+            <w:tcW w:w="900" w:type="dxa"/>
           </w:tcPr>
           <w:p>
             <w:pPr>
@@ -4460,7 +4460,7 @@
         </w:tc>
         <w:tc>
           <w:tcPr>
-            <w:tcW w:w="1085" w:type="dxa"/>
+            <w:tcW w:w="1150" w:type="dxa"/>
           </w:tcPr>
           <w:p>
             <w:pPr>
@@ -4476,7 +4476,7 @@
       <w:tr>
         <w:tc>
           <w:tcPr>
-            <w:tcW w:w="2412" w:type="dxa"/>
+            <w:tcW w:w="2380" w:type="dxa"/>
           </w:tcPr>
           <w:p>
             <w:pPr>
@@ -4490,7 +4490,7 @@
         </w:tc>
         <w:tc>
           <w:tcPr>
-            <w:tcW w:w="1641" w:type="dxa"/>
+            <w:tcW w:w="1619" w:type="dxa"/>
           </w:tcPr>
           <w:p>
             <w:pPr>
@@ -4504,7 +4504,7 @@
         </w:tc>
         <w:tc>
           <w:tcPr>
-            <w:tcW w:w="3356" w:type="dxa"/>
+            <w:tcW w:w="3310" w:type="dxa"/>
           </w:tcPr>
           <w:p>
             <w:pPr>
@@ -4518,7 +4518,7 @@
         </w:tc>
         <w:tc>
           <w:tcPr>
-            <w:tcW w:w="862" w:type="dxa"/>
+            <w:tcW w:w="900" w:type="dxa"/>
           </w:tcPr>
           <w:p>
             <w:pPr>
@@ -4532,7 +4532,7 @@
         </w:tc>
         <w:tc>
           <w:tcPr>
-            <w:tcW w:w="1085" w:type="dxa"/>
+            <w:tcW w:w="1150" w:type="dxa"/>
           </w:tcPr>
           <w:p>
             <w:pPr>
@@ -4548,7 +4548,7 @@
       <w:tr>
         <w:tc>
           <w:tcPr>
-            <w:tcW w:w="2412" w:type="dxa"/>
+            <w:tcW w:w="2380" w:type="dxa"/>
           </w:tcPr>
           <w:p>
             <w:pPr>
@@ -4562,7 +4562,7 @@
         </w:tc>
         <w:tc>
           <w:tcPr>
-            <w:tcW w:w="1641" w:type="dxa"/>
+            <w:tcW w:w="1619" w:type="dxa"/>
           </w:tcPr>
           <w:p>
             <w:pPr>
@@ -4576,7 +4576,7 @@
         </w:tc>
         <w:tc>
           <w:tcPr>
-            <w:tcW w:w="3356" w:type="dxa"/>
+            <w:tcW w:w="3310" w:type="dxa"/>
           </w:tcPr>
           <w:p>
             <w:pPr>
@@ -4590,7 +4590,7 @@
         </w:tc>
         <w:tc>
           <w:tcPr>
-            <w:tcW w:w="862" w:type="dxa"/>
+            <w:tcW w:w="900" w:type="dxa"/>
           </w:tcPr>
           <w:p>
             <w:pPr>
@@ -4604,7 +4604,7 @@
         </w:tc>
         <w:tc>
           <w:tcPr>
-            <w:tcW w:w="1085" w:type="dxa"/>
+            <w:tcW w:w="1150" w:type="dxa"/>
           </w:tcPr>
           <w:p>
             <w:pPr>
@@ -4620,7 +4620,7 @@
       <w:tr>
         <w:tc>
           <w:tcPr>
-            <w:tcW w:w="2412" w:type="dxa"/>
+            <w:tcW w:w="2380" w:type="dxa"/>
           </w:tcPr>
           <w:p>
             <w:pPr>
@@ -4634,7 +4634,7 @@
         </w:tc>
         <w:tc>
           <w:tcPr>
-            <w:tcW w:w="1641" w:type="dxa"/>
+            <w:tcW w:w="1619" w:type="dxa"/>
           </w:tcPr>
           <w:p>
             <w:pPr>
@@ -4648,7 +4648,7 @@
         </w:tc>
         <w:tc>
           <w:tcPr>
-            <w:tcW w:w="3356" w:type="dxa"/>
+            <w:tcW w:w="3310" w:type="dxa"/>
           </w:tcPr>
           <w:p>
             <w:pPr>
@@ -4662,7 +4662,7 @@
         </w:tc>
         <w:tc>
           <w:tcPr>
-            <w:tcW w:w="862" w:type="dxa"/>
+            <w:tcW w:w="900" w:type="dxa"/>
           </w:tcPr>
           <w:p>
             <w:pPr>
@@ -4676,7 +4676,7 @@
         </w:tc>
         <w:tc>
           <w:tcPr>
-            <w:tcW w:w="1085" w:type="dxa"/>
+            <w:tcW w:w="1150" w:type="dxa"/>
           </w:tcPr>
           <w:p>
             <w:pPr>
@@ -4692,7 +4692,7 @@
       <w:tr>
         <w:tc>
           <w:tcPr>
-            <w:tcW w:w="2412" w:type="dxa"/>
+            <w:tcW w:w="2380" w:type="dxa"/>
           </w:tcPr>
           <w:p>
             <w:pPr>
@@ -4706,7 +4706,7 @@
         </w:tc>
         <w:tc>
           <w:tcPr>
-            <w:tcW w:w="1641" w:type="dxa"/>
+            <w:tcW w:w="1619" w:type="dxa"/>
           </w:tcPr>
           <w:p>
             <w:pPr>
@@ -4720,7 +4720,7 @@
         </w:tc>
         <w:tc>
           <w:tcPr>
-            <w:tcW w:w="3356" w:type="dxa"/>
+            <w:tcW w:w="3310" w:type="dxa"/>
           </w:tcPr>
           <w:p>
             <w:pPr>
@@ -4734,7 +4734,7 @@
         </w:tc>
         <w:tc>
           <w:tcPr>
-            <w:tcW w:w="862" w:type="dxa"/>
+            <w:tcW w:w="900" w:type="dxa"/>
           </w:tcPr>
           <w:p>
             <w:pPr>
@@ -4748,7 +4748,7 @@
         </w:tc>
         <w:tc>
           <w:tcPr>
-            <w:tcW w:w="1085" w:type="dxa"/>
+            <w:tcW w:w="1150" w:type="dxa"/>
           </w:tcPr>
           <w:p>
             <w:pPr>
@@ -5084,11 +5084,11 @@
         <w:tblLayout w:type="fixed"/>
       </w:tblPr>
       <w:tblGrid>
-        <w:gridCol w:w="850"/>
-        <w:gridCol w:w="1314"/>
-        <w:gridCol w:w="2827"/>
-        <w:gridCol w:w="2269"/>
-        <w:gridCol w:w="2097"/>
+        <w:gridCol w:w="900"/>
+        <w:gridCol w:w="1840"/>
+        <w:gridCol w:w="2601"/>
+        <w:gridCol w:w="2088"/>
+        <w:gridCol w:w="1929"/>
       </w:tblGrid>
       <w:tr>
         <w:trPr>
@@ -5096,7 +5096,7 @@
         </w:trPr>
         <w:tc>
           <w:tcPr>
-            <w:tcW w:w="850" w:type="dxa"/>
+            <w:tcW w:w="900" w:type="dxa"/>
           </w:tcPr>
           <w:p>
             <w:pPr>
@@ -5110,7 +5110,7 @@
         </w:tc>
         <w:tc>
           <w:tcPr>
-            <w:tcW w:w="1314" w:type="dxa"/>
+            <w:tcW w:w="1840" w:type="dxa"/>
           </w:tcPr>
           <w:p>
             <w:pPr>
@@ -5124,7 +5124,7 @@
         </w:tc>
         <w:tc>
           <w:tcPr>
-            <w:tcW w:w="2827" w:type="dxa"/>
+            <w:tcW w:w="2601" w:type="dxa"/>
           </w:tcPr>
           <w:p>
             <w:pPr>
@@ -5138,7 +5138,7 @@
         </w:tc>
         <w:tc>
           <w:tcPr>
-            <w:tcW w:w="2269" w:type="dxa"/>
+            <w:tcW w:w="2088" w:type="dxa"/>
           </w:tcPr>
           <w:p>
             <w:pPr>
@@ -5152,7 +5152,7 @@
         </w:tc>
         <w:tc>
           <w:tcPr>
-            <w:tcW w:w="2097" w:type="dxa"/>
+            <w:tcW w:w="1929" w:type="dxa"/>
           </w:tcPr>
           <w:p>
             <w:pPr>
@@ -5168,7 +5168,7 @@
       <w:tr>
         <w:tc>
           <w:tcPr>
-            <w:tcW w:w="850" w:type="dxa"/>
+            <w:tcW w:w="900" w:type="dxa"/>
           </w:tcPr>
           <w:p>
             <w:pPr>
@@ -5182,7 +5182,7 @@
         </w:tc>
         <w:tc>
           <w:tcPr>
-            <w:tcW w:w="1314" w:type="dxa"/>
+            <w:tcW w:w="1840" w:type="dxa"/>
           </w:tcPr>
           <w:p>
             <w:pPr>
@@ -5196,7 +5196,7 @@
         </w:tc>
         <w:tc>
           <w:tcPr>
-            <w:tcW w:w="2827" w:type="dxa"/>
+            <w:tcW w:w="2601" w:type="dxa"/>
           </w:tcPr>
           <w:p>
             <w:pPr>
@@ -5210,7 +5210,7 @@
         </w:tc>
         <w:tc>
           <w:tcPr>
-            <w:tcW w:w="2269" w:type="dxa"/>
+            <w:tcW w:w="2088" w:type="dxa"/>
           </w:tcPr>
           <w:p>
             <w:pPr>
@@ -5224,7 +5224,7 @@
         </w:tc>
         <w:tc>
           <w:tcPr>
-            <w:tcW w:w="2097" w:type="dxa"/>
+            <w:tcW w:w="1929" w:type="dxa"/>
           </w:tcPr>
           <w:p>
             <w:pPr>
@@ -5240,7 +5240,7 @@
       <w:tr>
         <w:tc>
           <w:tcPr>
-            <w:tcW w:w="850" w:type="dxa"/>
+            <w:tcW w:w="900" w:type="dxa"/>
           </w:tcPr>
           <w:p>
             <w:pPr>
@@ -5254,7 +5254,7 @@
         </w:tc>
         <w:tc>
           <w:tcPr>
-            <w:tcW w:w="1314" w:type="dxa"/>
+            <w:tcW w:w="1840" w:type="dxa"/>
           </w:tcPr>
           <w:p>
             <w:pPr>
@@ -5268,7 +5268,7 @@
         </w:tc>
         <w:tc>
           <w:tcPr>
-            <w:tcW w:w="2827" w:type="dxa"/>
+            <w:tcW w:w="2601" w:type="dxa"/>
           </w:tcPr>
           <w:p>
             <w:pPr>
@@ -5282,7 +5282,7 @@
         </w:tc>
         <w:tc>
           <w:tcPr>
-            <w:tcW w:w="2269" w:type="dxa"/>
+            <w:tcW w:w="2088" w:type="dxa"/>
           </w:tcPr>
           <w:p>
             <w:pPr>
@@ -5296,7 +5296,7 @@
         </w:tc>
         <w:tc>
           <w:tcPr>
-            <w:tcW w:w="2097" w:type="dxa"/>
+            <w:tcW w:w="1929" w:type="dxa"/>
           </w:tcPr>
           <w:p>
             <w:pPr>
@@ -5312,7 +5312,7 @@
       <w:tr>
         <w:tc>
           <w:tcPr>
-            <w:tcW w:w="850" w:type="dxa"/>
+            <w:tcW w:w="900" w:type="dxa"/>
           </w:tcPr>
           <w:p>
             <w:pPr>
@@ -5326,7 +5326,7 @@
         </w:tc>
         <w:tc>
           <w:tcPr>
-            <w:tcW w:w="1314" w:type="dxa"/>
+            <w:tcW w:w="1840" w:type="dxa"/>
           </w:tcPr>
           <w:p>
             <w:pPr>
@@ -5340,7 +5340,7 @@
         </w:tc>
         <w:tc>
           <w:tcPr>
-            <w:tcW w:w="2827" w:type="dxa"/>
+            <w:tcW w:w="2601" w:type="dxa"/>
           </w:tcPr>
           <w:p>
             <w:pPr>
@@ -5354,7 +5354,7 @@
         </w:tc>
         <w:tc>
           <w:tcPr>
-            <w:tcW w:w="2269" w:type="dxa"/>
+            <w:tcW w:w="2088" w:type="dxa"/>
           </w:tcPr>
           <w:p>
             <w:pPr>
@@ -5368,7 +5368,7 @@
         </w:tc>
         <w:tc>
           <w:tcPr>
-            <w:tcW w:w="2097" w:type="dxa"/>
+            <w:tcW w:w="1929" w:type="dxa"/>
           </w:tcPr>
           <w:p>
             <w:pPr>
@@ -5384,7 +5384,7 @@
       <w:tr>
         <w:tc>
           <w:tcPr>
-            <w:tcW w:w="850" w:type="dxa"/>
+            <w:tcW w:w="900" w:type="dxa"/>
           </w:tcPr>
           <w:p>
             <w:pPr>
@@ -5398,7 +5398,7 @@
         </w:tc>
         <w:tc>
           <w:tcPr>
-            <w:tcW w:w="1314" w:type="dxa"/>
+            <w:tcW w:w="1840" w:type="dxa"/>
           </w:tcPr>
           <w:p>
             <w:pPr>
@@ -5412,7 +5412,7 @@
         </w:tc>
         <w:tc>
           <w:tcPr>
-            <w:tcW w:w="2827" w:type="dxa"/>
+            <w:tcW w:w="2601" w:type="dxa"/>
           </w:tcPr>
           <w:p>
             <w:pPr>
@@ -5426,7 +5426,7 @@
         </w:tc>
         <w:tc>
           <w:tcPr>
-            <w:tcW w:w="2269" w:type="dxa"/>
+            <w:tcW w:w="2088" w:type="dxa"/>
           </w:tcPr>
           <w:p>
             <w:pPr>
@@ -5440,7 +5440,7 @@
         </w:tc>
         <w:tc>
           <w:tcPr>
-            <w:tcW w:w="2097" w:type="dxa"/>
+            <w:tcW w:w="1929" w:type="dxa"/>
           </w:tcPr>
           <w:p>
             <w:pPr>
@@ -5456,7 +5456,7 @@
       <w:tr>
         <w:tc>
           <w:tcPr>
-            <w:tcW w:w="850" w:type="dxa"/>
+            <w:tcW w:w="900" w:type="dxa"/>
           </w:tcPr>
           <w:p>
             <w:pPr>
@@ -5470,7 +5470,7 @@
         </w:tc>
         <w:tc>
           <w:tcPr>
-            <w:tcW w:w="1314" w:type="dxa"/>
+            <w:tcW w:w="1840" w:type="dxa"/>
           </w:tcPr>
           <w:p>
             <w:pPr>
@@ -5484,7 +5484,7 @@
         </w:tc>
         <w:tc>
           <w:tcPr>
-            <w:tcW w:w="2827" w:type="dxa"/>
+            <w:tcW w:w="2601" w:type="dxa"/>
           </w:tcPr>
           <w:p>
             <w:pPr>
@@ -5498,7 +5498,7 @@
         </w:tc>
         <w:tc>
           <w:tcPr>
-            <w:tcW w:w="2269" w:type="dxa"/>
+            <w:tcW w:w="2088" w:type="dxa"/>
           </w:tcPr>
           <w:p>
             <w:pPr>
@@ -5512,7 +5512,7 @@
         </w:tc>
         <w:tc>
           <w:tcPr>
-            <w:tcW w:w="2097" w:type="dxa"/>
+            <w:tcW w:w="1929" w:type="dxa"/>
           </w:tcPr>
           <w:p>
             <w:pPr>
@@ -5528,7 +5528,7 @@
       <w:tr>
         <w:tc>
           <w:tcPr>
-            <w:tcW w:w="850" w:type="dxa"/>
+            <w:tcW w:w="900" w:type="dxa"/>
           </w:tcPr>
           <w:p>
             <w:pPr>
@@ -5542,7 +5542,7 @@
         </w:tc>
         <w:tc>
           <w:tcPr>
-            <w:tcW w:w="1314" w:type="dxa"/>
+            <w:tcW w:w="1840" w:type="dxa"/>
           </w:tcPr>
           <w:p>
             <w:pPr>
@@ -5556,7 +5556,7 @@
         </w:tc>
         <w:tc>
           <w:tcPr>
-            <w:tcW w:w="2827" w:type="dxa"/>
+            <w:tcW w:w="2601" w:type="dxa"/>
           </w:tcPr>
           <w:p>
             <w:pPr>
@@ -5570,7 +5570,7 @@
         </w:tc>
         <w:tc>
           <w:tcPr>
-            <w:tcW w:w="2269" w:type="dxa"/>
+            <w:tcW w:w="2088" w:type="dxa"/>
           </w:tcPr>
           <w:p>
             <w:pPr>
@@ -5584,7 +5584,7 @@
         </w:tc>
         <w:tc>
           <w:tcPr>
-            <w:tcW w:w="2097" w:type="dxa"/>
+            <w:tcW w:w="1929" w:type="dxa"/>
           </w:tcPr>
           <w:p>
             <w:pPr>
@@ -5615,11 +5615,11 @@
         <w:tblLayout w:type="fixed"/>
       </w:tblPr>
       <w:tblGrid>
-        <w:gridCol w:w="829"/>
-        <w:gridCol w:w="3137"/>
-        <w:gridCol w:w="3257"/>
-        <w:gridCol w:w="1305"/>
-        <w:gridCol w:w="829"/>
+        <w:gridCol w:w="900"/>
+        <w:gridCol w:w="2965"/>
+        <w:gridCol w:w="3079"/>
+        <w:gridCol w:w="1265"/>
+        <w:gridCol w:w="1150"/>
       </w:tblGrid>
       <w:tr>
         <w:trPr>
@@ -5627,7 +5627,7 @@
         </w:trPr>
         <w:tc>
           <w:tcPr>
-            <w:tcW w:w="829" w:type="dxa"/>
+            <w:tcW w:w="900" w:type="dxa"/>
           </w:tcPr>
           <w:p>
             <w:pPr>
@@ -5641,7 +5641,7 @@
         </w:tc>
         <w:tc>
           <w:tcPr>
-            <w:tcW w:w="3137" w:type="dxa"/>
+            <w:tcW w:w="2965" w:type="dxa"/>
           </w:tcPr>
           <w:p>
             <w:pPr>
@@ -5655,7 +5655,7 @@
         </w:tc>
         <w:tc>
           <w:tcPr>
-            <w:tcW w:w="3257" w:type="dxa"/>
+            <w:tcW w:w="3079" w:type="dxa"/>
           </w:tcPr>
           <w:p>
             <w:pPr>
@@ -5669,7 +5669,7 @@
         </w:tc>
         <w:tc>
           <w:tcPr>
-            <w:tcW w:w="1305" w:type="dxa"/>
+            <w:tcW w:w="1265" w:type="dxa"/>
           </w:tcPr>
           <w:p>
             <w:pPr>
@@ -5683,7 +5683,7 @@
         </w:tc>
         <w:tc>
           <w:tcPr>
-            <w:tcW w:w="829" w:type="dxa"/>
+            <w:tcW w:w="1150" w:type="dxa"/>
           </w:tcPr>
           <w:p>
             <w:pPr>
@@ -5699,7 +5699,7 @@
       <w:tr>
         <w:tc>
           <w:tcPr>
-            <w:tcW w:w="829" w:type="dxa"/>
+            <w:tcW w:w="900" w:type="dxa"/>
           </w:tcPr>
           <w:p>
             <w:pPr>
@@ -5713,7 +5713,7 @@
         </w:tc>
         <w:tc>
           <w:tcPr>
-            <w:tcW w:w="3137" w:type="dxa"/>
+            <w:tcW w:w="2965" w:type="dxa"/>
           </w:tcPr>
           <w:p>
             <w:pPr>
@@ -5727,7 +5727,7 @@
         </w:tc>
         <w:tc>
           <w:tcPr>
-            <w:tcW w:w="3257" w:type="dxa"/>
+            <w:tcW w:w="3079" w:type="dxa"/>
           </w:tcPr>
           <w:p>
             <w:pPr>
@@ -5741,7 +5741,7 @@
         </w:tc>
         <w:tc>
           <w:tcPr>
-            <w:tcW w:w="1305" w:type="dxa"/>
+            <w:tcW w:w="1265" w:type="dxa"/>
           </w:tcPr>
           <w:p>
             <w:pPr>
@@ -5755,7 +5755,7 @@
         </w:tc>
         <w:tc>
           <w:tcPr>
-            <w:tcW w:w="829" w:type="dxa"/>
+            <w:tcW w:w="1150" w:type="dxa"/>
           </w:tcPr>
           <w:p>
             <w:pPr>
@@ -5771,7 +5771,7 @@
       <w:tr>
         <w:tc>
           <w:tcPr>
-            <w:tcW w:w="829" w:type="dxa"/>
+            <w:tcW w:w="900" w:type="dxa"/>
           </w:tcPr>
           <w:p>
             <w:pPr>
@@ -5785,7 +5785,7 @@
         </w:tc>
         <w:tc>
           <w:tcPr>
-            <w:tcW w:w="3137" w:type="dxa"/>
+            <w:tcW w:w="2965" w:type="dxa"/>
           </w:tcPr>
           <w:p>
             <w:pPr>
@@ -5799,7 +5799,7 @@
         </w:tc>
         <w:tc>
           <w:tcPr>
-            <w:tcW w:w="3257" w:type="dxa"/>
+            <w:tcW w:w="3079" w:type="dxa"/>
           </w:tcPr>
           <w:p>
             <w:pPr>
@@ -5813,7 +5813,7 @@
         </w:tc>
         <w:tc>
           <w:tcPr>
-            <w:tcW w:w="1305" w:type="dxa"/>
+            <w:tcW w:w="1265" w:type="dxa"/>
           </w:tcPr>
           <w:p>
             <w:pPr>
@@ -5827,7 +5827,7 @@
         </w:tc>
         <w:tc>
           <w:tcPr>
-            <w:tcW w:w="829" w:type="dxa"/>
+            <w:tcW w:w="1150" w:type="dxa"/>
           </w:tcPr>
           <w:p>
             <w:pPr>
@@ -5843,7 +5843,7 @@
       <w:tr>
         <w:tc>
           <w:tcPr>
-            <w:tcW w:w="829" w:type="dxa"/>
+            <w:tcW w:w="900" w:type="dxa"/>
           </w:tcPr>
           <w:p>
             <w:pPr>
@@ -5857,7 +5857,7 @@
         </w:tc>
         <w:tc>
           <w:tcPr>
-            <w:tcW w:w="3137" w:type="dxa"/>
+            <w:tcW w:w="2965" w:type="dxa"/>
           </w:tcPr>
           <w:p>
             <w:pPr>
@@ -5871,7 +5871,7 @@
         </w:tc>
         <w:tc>
           <w:tcPr>
-            <w:tcW w:w="3257" w:type="dxa"/>
+            <w:tcW w:w="3079" w:type="dxa"/>
           </w:tcPr>
           <w:p>
             <w:pPr>
@@ -5885,7 +5885,7 @@
         </w:tc>
         <w:tc>
           <w:tcPr>
-            <w:tcW w:w="1305" w:type="dxa"/>
+            <w:tcW w:w="1265" w:type="dxa"/>
           </w:tcPr>
           <w:p>
             <w:pPr>
@@ -5899,7 +5899,7 @@
         </w:tc>
         <w:tc>
           <w:tcPr>
-            <w:tcW w:w="829" w:type="dxa"/>
+            <w:tcW w:w="1150" w:type="dxa"/>
           </w:tcPr>
           <w:p>
             <w:pPr>
@@ -5915,7 +5915,7 @@
       <w:tr>
         <w:tc>
           <w:tcPr>
-            <w:tcW w:w="829" w:type="dxa"/>
+            <w:tcW w:w="900" w:type="dxa"/>
           </w:tcPr>
           <w:p>
             <w:pPr>
@@ -5929,7 +5929,7 @@
         </w:tc>
         <w:tc>
           <w:tcPr>
-            <w:tcW w:w="3137" w:type="dxa"/>
+            <w:tcW w:w="2965" w:type="dxa"/>
           </w:tcPr>
           <w:p>
             <w:pPr>
@@ -5943,7 +5943,7 @@
         </w:tc>
         <w:tc>
           <w:tcPr>
-            <w:tcW w:w="3257" w:type="dxa"/>
+            <w:tcW w:w="3079" w:type="dxa"/>
           </w:tcPr>
           <w:p>
             <w:pPr>
@@ -5957,7 +5957,7 @@
         </w:tc>
         <w:tc>
           <w:tcPr>
-            <w:tcW w:w="1305" w:type="dxa"/>
+            <w:tcW w:w="1265" w:type="dxa"/>
           </w:tcPr>
           <w:p>
             <w:pPr>
@@ -5971,7 +5971,7 @@
         </w:tc>
         <w:tc>
           <w:tcPr>
-            <w:tcW w:w="829" w:type="dxa"/>
+            <w:tcW w:w="1150" w:type="dxa"/>
           </w:tcPr>
           <w:p>
             <w:pPr>
@@ -5987,7 +5987,7 @@
       <w:tr>
         <w:tc>
           <w:tcPr>
-            <w:tcW w:w="829" w:type="dxa"/>
+            <w:tcW w:w="900" w:type="dxa"/>
           </w:tcPr>
           <w:p>
             <w:pPr>
@@ -6001,7 +6001,7 @@
         </w:tc>
         <w:tc>
           <w:tcPr>
-            <w:tcW w:w="3137" w:type="dxa"/>
+            <w:tcW w:w="2965" w:type="dxa"/>
           </w:tcPr>
           <w:p>
             <w:pPr>
@@ -6015,7 +6015,7 @@
         </w:tc>
         <w:tc>
           <w:tcPr>
-            <w:tcW w:w="3257" w:type="dxa"/>
+            <w:tcW w:w="3079" w:type="dxa"/>
           </w:tcPr>
           <w:p>
             <w:pPr>
@@ -6029,7 +6029,7 @@
         </w:tc>
         <w:tc>
           <w:tcPr>
-            <w:tcW w:w="1305" w:type="dxa"/>
+            <w:tcW w:w="1265" w:type="dxa"/>
           </w:tcPr>
           <w:p>
             <w:pPr>
@@ -6043,7 +6043,7 @@
         </w:tc>
         <w:tc>
           <w:tcPr>
-            <w:tcW w:w="829" w:type="dxa"/>
+            <w:tcW w:w="1150" w:type="dxa"/>
           </w:tcPr>
           <w:p>
             <w:pPr>
@@ -6059,7 +6059,7 @@
       <w:tr>
         <w:tc>
           <w:tcPr>
-            <w:tcW w:w="829" w:type="dxa"/>
+            <w:tcW w:w="900" w:type="dxa"/>
           </w:tcPr>
           <w:p>
             <w:pPr>
@@ -6073,7 +6073,7 @@
         </w:tc>
         <w:tc>
           <w:tcPr>
-            <w:tcW w:w="3137" w:type="dxa"/>
+            <w:tcW w:w="2965" w:type="dxa"/>
           </w:tcPr>
           <w:p>
             <w:pPr>
@@ -6087,7 +6087,7 @@
         </w:tc>
         <w:tc>
           <w:tcPr>
-            <w:tcW w:w="3257" w:type="dxa"/>
+            <w:tcW w:w="3079" w:type="dxa"/>
           </w:tcPr>
           <w:p>
             <w:pPr>
@@ -6101,7 +6101,7 @@
         </w:tc>
         <w:tc>
           <w:tcPr>
-            <w:tcW w:w="1305" w:type="dxa"/>
+            <w:tcW w:w="1265" w:type="dxa"/>
           </w:tcPr>
           <w:p>
             <w:pPr>
@@ -6115,7 +6115,7 @@
         </w:tc>
         <w:tc>
           <w:tcPr>
-            <w:tcW w:w="829" w:type="dxa"/>
+            <w:tcW w:w="1150" w:type="dxa"/>
           </w:tcPr>
           <w:p>
             <w:pPr>
@@ -6146,11 +6146,11 @@
         <w:tblLayout w:type="fixed"/>
       </w:tblPr>
       <w:tblGrid>
-        <w:gridCol w:w="819"/>
-        <w:gridCol w:w="819"/>
-        <w:gridCol w:w="2969"/>
-        <w:gridCol w:w="1818"/>
-        <w:gridCol w:w="2933"/>
+        <w:gridCol w:w="900"/>
+        <w:gridCol w:w="920"/>
+        <w:gridCol w:w="2751"/>
+        <w:gridCol w:w="2070"/>
+        <w:gridCol w:w="2718"/>
       </w:tblGrid>
       <w:tr>
         <w:trPr>
@@ -6158,7 +6158,7 @@
         </w:trPr>
         <w:tc>
           <w:tcPr>
-            <w:tcW w:w="819" w:type="dxa"/>
+            <w:tcW w:w="900" w:type="dxa"/>
           </w:tcPr>
           <w:p>
             <w:pPr>
@@ -6172,7 +6172,7 @@
         </w:tc>
         <w:tc>
           <w:tcPr>
-            <w:tcW w:w="819" w:type="dxa"/>
+            <w:tcW w:w="920" w:type="dxa"/>
           </w:tcPr>
           <w:p>
             <w:pPr>
@@ -6186,7 +6186,7 @@
         </w:tc>
         <w:tc>
           <w:tcPr>
-            <w:tcW w:w="2969" w:type="dxa"/>
+            <w:tcW w:w="2751" w:type="dxa"/>
           </w:tcPr>
           <w:p>
             <w:pPr>
@@ -6200,7 +6200,7 @@
         </w:tc>
         <w:tc>
           <w:tcPr>
-            <w:tcW w:w="1818" w:type="dxa"/>
+            <w:tcW w:w="2070" w:type="dxa"/>
           </w:tcPr>
           <w:p>
             <w:pPr>
@@ -6214,7 +6214,7 @@
         </w:tc>
         <w:tc>
           <w:tcPr>
-            <w:tcW w:w="2933" w:type="dxa"/>
+            <w:tcW w:w="2718" w:type="dxa"/>
           </w:tcPr>
           <w:p>
             <w:pPr>
@@ -6230,7 +6230,7 @@
       <w:tr>
         <w:tc>
           <w:tcPr>
-            <w:tcW w:w="819" w:type="dxa"/>
+            <w:tcW w:w="900" w:type="dxa"/>
           </w:tcPr>
           <w:p>
             <w:pPr>
@@ -6244,7 +6244,7 @@
         </w:tc>
         <w:tc>
           <w:tcPr>
-            <w:tcW w:w="819" w:type="dxa"/>
+            <w:tcW w:w="920" w:type="dxa"/>
           </w:tcPr>
           <w:p>
             <w:pPr>
@@ -6258,7 +6258,7 @@
         </w:tc>
         <w:tc>
           <w:tcPr>
-            <w:tcW w:w="2969" w:type="dxa"/>
+            <w:tcW w:w="2751" w:type="dxa"/>
           </w:tcPr>
           <w:p>
             <w:pPr>
@@ -6272,7 +6272,7 @@
         </w:tc>
         <w:tc>
           <w:tcPr>
-            <w:tcW w:w="1818" w:type="dxa"/>
+            <w:tcW w:w="2070" w:type="dxa"/>
           </w:tcPr>
           <w:p>
             <w:pPr>
@@ -6286,7 +6286,7 @@
         </w:tc>
         <w:tc>
           <w:tcPr>
-            <w:tcW w:w="2933" w:type="dxa"/>
+            <w:tcW w:w="2718" w:type="dxa"/>
           </w:tcPr>
           <w:p>
             <w:pPr>
@@ -6302,7 +6302,7 @@
       <w:tr>
         <w:tc>
           <w:tcPr>
-            <w:tcW w:w="819" w:type="dxa"/>
+            <w:tcW w:w="900" w:type="dxa"/>
           </w:tcPr>
           <w:p>
             <w:pPr>
@@ -6316,7 +6316,7 @@
         </w:tc>
         <w:tc>
           <w:tcPr>
-            <w:tcW w:w="819" w:type="dxa"/>
+            <w:tcW w:w="920" w:type="dxa"/>
           </w:tcPr>
           <w:p>
             <w:pPr>
@@ -6330,7 +6330,7 @@
         </w:tc>
         <w:tc>
           <w:tcPr>
-            <w:tcW w:w="2969" w:type="dxa"/>
+            <w:tcW w:w="2751" w:type="dxa"/>
           </w:tcPr>
           <w:p>
             <w:pPr>
@@ -6344,7 +6344,7 @@
         </w:tc>
         <w:tc>
           <w:tcPr>
-            <w:tcW w:w="1818" w:type="dxa"/>
+            <w:tcW w:w="2070" w:type="dxa"/>
           </w:tcPr>
           <w:p>
             <w:pPr>
@@ -6358,7 +6358,7 @@
         </w:tc>
         <w:tc>
           <w:tcPr>
-            <w:tcW w:w="2933" w:type="dxa"/>
+            <w:tcW w:w="2718" w:type="dxa"/>
           </w:tcPr>
           <w:p>
             <w:pPr>
@@ -6374,7 +6374,7 @@
       <w:tr>
         <w:tc>
           <w:tcPr>
-            <w:tcW w:w="819" w:type="dxa"/>
+            <w:tcW w:w="900" w:type="dxa"/>
           </w:tcPr>
           <w:p>
             <w:pPr>
@@ -6388,7 +6388,7 @@
         </w:tc>
         <w:tc>
           <w:tcPr>
-            <w:tcW w:w="819" w:type="dxa"/>
+            <w:tcW w:w="920" w:type="dxa"/>
           </w:tcPr>
           <w:p>
             <w:pPr>
@@ -6402,7 +6402,7 @@
         </w:tc>
         <w:tc>
           <w:tcPr>
-            <w:tcW w:w="2969" w:type="dxa"/>
+            <w:tcW w:w="2751" w:type="dxa"/>
           </w:tcPr>
           <w:p>
             <w:pPr>
@@ -6416,7 +6416,7 @@
         </w:tc>
         <w:tc>
           <w:tcPr>
-            <w:tcW w:w="1818" w:type="dxa"/>
+            <w:tcW w:w="2070" w:type="dxa"/>
           </w:tcPr>
           <w:p>
             <w:pPr>
@@ -6430,7 +6430,7 @@
         </w:tc>
         <w:tc>
           <w:tcPr>
-            <w:tcW w:w="2933" w:type="dxa"/>
+            <w:tcW w:w="2718" w:type="dxa"/>
           </w:tcPr>
           <w:p>
             <w:pPr>
@@ -6446,7 +6446,7 @@
       <w:tr>
         <w:tc>
           <w:tcPr>
-            <w:tcW w:w="819" w:type="dxa"/>
+            <w:tcW w:w="900" w:type="dxa"/>
           </w:tcPr>
           <w:p>
             <w:pPr>
@@ -6460,7 +6460,7 @@
         </w:tc>
         <w:tc>
           <w:tcPr>
-            <w:tcW w:w="819" w:type="dxa"/>
+            <w:tcW w:w="920" w:type="dxa"/>
           </w:tcPr>
           <w:p>
             <w:pPr>
@@ -6474,7 +6474,7 @@
         </w:tc>
         <w:tc>
           <w:tcPr>
-            <w:tcW w:w="2969" w:type="dxa"/>
+            <w:tcW w:w="2751" w:type="dxa"/>
           </w:tcPr>
           <w:p>
             <w:pPr>
@@ -6488,7 +6488,7 @@
         </w:tc>
         <w:tc>
           <w:tcPr>
-            <w:tcW w:w="1818" w:type="dxa"/>
+            <w:tcW w:w="2070" w:type="dxa"/>
           </w:tcPr>
           <w:p>
             <w:pPr>
@@ -6502,7 +6502,7 @@
         </w:tc>
         <w:tc>
           <w:tcPr>
-            <w:tcW w:w="2933" w:type="dxa"/>
+            <w:tcW w:w="2718" w:type="dxa"/>
           </w:tcPr>
           <w:p>
             <w:pPr>
@@ -6533,12 +6533,12 @@
         <w:tblLayout w:type="fixed"/>
       </w:tblPr>
       <w:tblGrid>
-        <w:gridCol w:w="795"/>
-        <w:gridCol w:w="795"/>
-        <w:gridCol w:w="2751"/>
-        <w:gridCol w:w="2850"/>
-        <w:gridCol w:w="1371"/>
-        <w:gridCol w:w="795"/>
+        <w:gridCol w:w="900"/>
+        <w:gridCol w:w="900"/>
+        <w:gridCol w:w="2526"/>
+        <w:gridCol w:w="2618"/>
+        <w:gridCol w:w="1265"/>
+        <w:gridCol w:w="1150"/>
       </w:tblGrid>
       <w:tr>
         <w:trPr>
@@ -6546,7 +6546,7 @@
         </w:trPr>
         <w:tc>
           <w:tcPr>
-            <w:tcW w:w="795" w:type="dxa"/>
+            <w:tcW w:w="900" w:type="dxa"/>
           </w:tcPr>
           <w:p>
             <w:pPr>
@@ -6560,7 +6560,7 @@
         </w:tc>
         <w:tc>
           <w:tcPr>
-            <w:tcW w:w="795" w:type="dxa"/>
+            <w:tcW w:w="900" w:type="dxa"/>
           </w:tcPr>
           <w:p>
             <w:pPr>
@@ -6574,7 +6574,7 @@
         </w:tc>
         <w:tc>
           <w:tcPr>
-            <w:tcW w:w="2751" w:type="dxa"/>
+            <w:tcW w:w="2526" w:type="dxa"/>
           </w:tcPr>
           <w:p>
             <w:pPr>
@@ -6588,7 +6588,7 @@
         </w:tc>
         <w:tc>
           <w:tcPr>
-            <w:tcW w:w="2850" w:type="dxa"/>
+            <w:tcW w:w="2618" w:type="dxa"/>
           </w:tcPr>
           <w:p>
             <w:pPr>
@@ -6602,7 +6602,7 @@
         </w:tc>
         <w:tc>
           <w:tcPr>
-            <w:tcW w:w="1371" w:type="dxa"/>
+            <w:tcW w:w="1265" w:type="dxa"/>
           </w:tcPr>
           <w:p>
             <w:pPr>
@@ -6616,7 +6616,7 @@
         </w:tc>
         <w:tc>
           <w:tcPr>
-            <w:tcW w:w="795" w:type="dxa"/>
+            <w:tcW w:w="1150" w:type="dxa"/>
           </w:tcPr>
           <w:p>
             <w:pPr>
@@ -6632,7 +6632,7 @@
       <w:tr>
         <w:tc>
           <w:tcPr>
-            <w:tcW w:w="795" w:type="dxa"/>
+            <w:tcW w:w="900" w:type="dxa"/>
           </w:tcPr>
           <w:p>
             <w:pPr>
@@ -6646,7 +6646,7 @@
         </w:tc>
         <w:tc>
           <w:tcPr>
-            <w:tcW w:w="795" w:type="dxa"/>
+            <w:tcW w:w="900" w:type="dxa"/>
           </w:tcPr>
           <w:p>
             <w:pPr>
@@ -6660,7 +6660,7 @@
         </w:tc>
         <w:tc>
           <w:tcPr>
-            <w:tcW w:w="2751" w:type="dxa"/>
+            <w:tcW w:w="2526" w:type="dxa"/>
           </w:tcPr>
           <w:p>
             <w:pPr>
@@ -6674,7 +6674,7 @@
         </w:tc>
         <w:tc>
           <w:tcPr>
-            <w:tcW w:w="2850" w:type="dxa"/>
+            <w:tcW w:w="2618" w:type="dxa"/>
           </w:tcPr>
           <w:p>
             <w:pPr>
@@ -6688,7 +6688,7 @@
         </w:tc>
         <w:tc>
           <w:tcPr>
-            <w:tcW w:w="1371" w:type="dxa"/>
+            <w:tcW w:w="1265" w:type="dxa"/>
           </w:tcPr>
           <w:p>
             <w:pPr>
@@ -6702,7 +6702,7 @@
         </w:tc>
         <w:tc>
           <w:tcPr>
-            <w:tcW w:w="795" w:type="dxa"/>
+            <w:tcW w:w="1150" w:type="dxa"/>
           </w:tcPr>
           <w:p>
             <w:pPr>
@@ -6718,7 +6718,7 @@
       <w:tr>
         <w:tc>
           <w:tcPr>
-            <w:tcW w:w="795" w:type="dxa"/>
+            <w:tcW w:w="900" w:type="dxa"/>
           </w:tcPr>
           <w:p>
             <w:pPr>
@@ -6732,7 +6732,7 @@
         </w:tc>
         <w:tc>
           <w:tcPr>
-            <w:tcW w:w="795" w:type="dxa"/>
+            <w:tcW w:w="900" w:type="dxa"/>
           </w:tcPr>
           <w:p>
             <w:pPr>
@@ -6746,7 +6746,7 @@
         </w:tc>
         <w:tc>
           <w:tcPr>
-            <w:tcW w:w="2751" w:type="dxa"/>
+            <w:tcW w:w="2526" w:type="dxa"/>
           </w:tcPr>
           <w:p>
             <w:pPr>
@@ -6760,7 +6760,7 @@
         </w:tc>
         <w:tc>
           <w:tcPr>
-            <w:tcW w:w="2850" w:type="dxa"/>
+            <w:tcW w:w="2618" w:type="dxa"/>
           </w:tcPr>
           <w:p>
             <w:pPr>
@@ -6774,7 +6774,7 @@
         </w:tc>
         <w:tc>
           <w:tcPr>
-            <w:tcW w:w="1371" w:type="dxa"/>
+            <w:tcW w:w="1265" w:type="dxa"/>
           </w:tcPr>
           <w:p>
             <w:pPr>
@@ -6788,7 +6788,7 @@
         </w:tc>
         <w:tc>
           <w:tcPr>
-            <w:tcW w:w="795" w:type="dxa"/>
+            <w:tcW w:w="1150" w:type="dxa"/>
           </w:tcPr>
           <w:p>
             <w:pPr>
@@ -6804,7 +6804,7 @@
       <w:tr>
         <w:tc>
           <w:tcPr>
-            <w:tcW w:w="795" w:type="dxa"/>
+            <w:tcW w:w="900" w:type="dxa"/>
           </w:tcPr>
           <w:p>
             <w:pPr>
@@ -6818,7 +6818,7 @@
         </w:tc>
         <w:tc>
           <w:tcPr>
-            <w:tcW w:w="795" w:type="dxa"/>
+            <w:tcW w:w="900" w:type="dxa"/>
           </w:tcPr>
           <w:p>
             <w:pPr>
@@ -6832,7 +6832,7 @@
         </w:tc>
         <w:tc>
           <w:tcPr>
-            <w:tcW w:w="2751" w:type="dxa"/>
+            <w:tcW w:w="2526" w:type="dxa"/>
           </w:tcPr>
           <w:p>
             <w:pPr>
@@ -6846,7 +6846,7 @@
         </w:tc>
         <w:tc>
           <w:tcPr>
-            <w:tcW w:w="2850" w:type="dxa"/>
+            <w:tcW w:w="2618" w:type="dxa"/>
           </w:tcPr>
           <w:p>
             <w:pPr>
@@ -6860,7 +6860,7 @@
         </w:tc>
         <w:tc>
           <w:tcPr>
-            <w:tcW w:w="1371" w:type="dxa"/>
+            <w:tcW w:w="1265" w:type="dxa"/>
           </w:tcPr>
           <w:p>
             <w:pPr>
@@ -6874,7 +6874,7 @@
         </w:tc>
         <w:tc>
           <w:tcPr>
-            <w:tcW w:w="795" w:type="dxa"/>
+            <w:tcW w:w="1150" w:type="dxa"/>
           </w:tcPr>
           <w:p>
             <w:pPr>
@@ -6890,7 +6890,7 @@
       <w:tr>
         <w:tc>
           <w:tcPr>
-            <w:tcW w:w="795" w:type="dxa"/>
+            <w:tcW w:w="900" w:type="dxa"/>
           </w:tcPr>
           <w:p>
             <w:pPr>
@@ -6904,7 +6904,7 @@
         </w:tc>
         <w:tc>
           <w:tcPr>
-            <w:tcW w:w="795" w:type="dxa"/>
+            <w:tcW w:w="900" w:type="dxa"/>
           </w:tcPr>
           <w:p>
             <w:pPr>
@@ -6918,7 +6918,7 @@
         </w:tc>
         <w:tc>
           <w:tcPr>
-            <w:tcW w:w="2751" w:type="dxa"/>
+            <w:tcW w:w="2526" w:type="dxa"/>
           </w:tcPr>
           <w:p>
             <w:pPr>
@@ -6932,7 +6932,7 @@
         </w:tc>
         <w:tc>
           <w:tcPr>
-            <w:tcW w:w="2850" w:type="dxa"/>
+            <w:tcW w:w="2618" w:type="dxa"/>
           </w:tcPr>
           <w:p>
             <w:pPr>
@@ -6946,7 +6946,7 @@
         </w:tc>
         <w:tc>
           <w:tcPr>
-            <w:tcW w:w="1371" w:type="dxa"/>
+            <w:tcW w:w="1265" w:type="dxa"/>
           </w:tcPr>
           <w:p>
             <w:pPr>
@@ -6960,7 +6960,7 @@
         </w:tc>
         <w:tc>
           <w:tcPr>
-            <w:tcW w:w="795" w:type="dxa"/>
+            <w:tcW w:w="1150" w:type="dxa"/>
           </w:tcPr>
           <w:p>
             <w:pPr>
@@ -6991,12 +6991,12 @@
         <w:tblLayout w:type="fixed"/>
       </w:tblPr>
       <w:tblGrid>
-        <w:gridCol w:w="2434"/>
-        <w:gridCol w:w="876"/>
-        <w:gridCol w:w="876"/>
-        <w:gridCol w:w="876"/>
-        <w:gridCol w:w="1097"/>
-        <w:gridCol w:w="3200"/>
+        <w:gridCol w:w="2106"/>
+        <w:gridCol w:w="919"/>
+        <w:gridCol w:w="919"/>
+        <w:gridCol w:w="1379"/>
+        <w:gridCol w:w="1264"/>
+        <w:gridCol w:w="2768"/>
       </w:tblGrid>
       <w:tr>
         <w:trPr>
@@ -7004,7 +7004,7 @@
         </w:trPr>
         <w:tc>
           <w:tcPr>
-            <w:tcW w:w="2434" w:type="dxa"/>
+            <w:tcW w:w="2106" w:type="dxa"/>
           </w:tcPr>
           <w:p>
             <w:pPr>
@@ -7018,7 +7018,7 @@
         </w:tc>
         <w:tc>
           <w:tcPr>
-            <w:tcW w:w="876" w:type="dxa"/>
+            <w:tcW w:w="919" w:type="dxa"/>
           </w:tcPr>
           <w:p>
             <w:pPr>
@@ -7032,7 +7032,7 @@
         </w:tc>
         <w:tc>
           <w:tcPr>
-            <w:tcW w:w="876" w:type="dxa"/>
+            <w:tcW w:w="919" w:type="dxa"/>
           </w:tcPr>
           <w:p>
             <w:pPr>
@@ -7046,7 +7046,7 @@
         </w:tc>
         <w:tc>
           <w:tcPr>
-            <w:tcW w:w="876" w:type="dxa"/>
+            <w:tcW w:w="1379" w:type="dxa"/>
           </w:tcPr>
           <w:p>
             <w:pPr>
@@ -7060,7 +7060,7 @@
         </w:tc>
         <w:tc>
           <w:tcPr>
-            <w:tcW w:w="1097" w:type="dxa"/>
+            <w:tcW w:w="1264" w:type="dxa"/>
           </w:tcPr>
           <w:p>
             <w:pPr>
@@ -7074,7 +7074,7 @@
         </w:tc>
         <w:tc>
           <w:tcPr>
-            <w:tcW w:w="3200" w:type="dxa"/>
+            <w:tcW w:w="2768" w:type="dxa"/>
           </w:tcPr>
           <w:p>
             <w:pPr>
@@ -7090,7 +7090,7 @@
       <w:tr>
         <w:tc>
           <w:tcPr>
-            <w:tcW w:w="2434" w:type="dxa"/>
+            <w:tcW w:w="2106" w:type="dxa"/>
           </w:tcPr>
           <w:p>
             <w:pPr>
@@ -7104,7 +7104,7 @@
         </w:tc>
         <w:tc>
           <w:tcPr>
-            <w:tcW w:w="876" w:type="dxa"/>
+            <w:tcW w:w="919" w:type="dxa"/>
           </w:tcPr>
           <w:p>
             <w:pPr>
@@ -7118,7 +7118,7 @@
         </w:tc>
         <w:tc>
           <w:tcPr>
-            <w:tcW w:w="876" w:type="dxa"/>
+            <w:tcW w:w="919" w:type="dxa"/>
           </w:tcPr>
           <w:p>
             <w:pPr>
@@ -7132,7 +7132,7 @@
         </w:tc>
         <w:tc>
           <w:tcPr>
-            <w:tcW w:w="876" w:type="dxa"/>
+            <w:tcW w:w="1379" w:type="dxa"/>
           </w:tcPr>
           <w:p>
             <w:pPr>
@@ -7146,7 +7146,7 @@
         </w:tc>
         <w:tc>
           <w:tcPr>
-            <w:tcW w:w="1097" w:type="dxa"/>
+            <w:tcW w:w="1264" w:type="dxa"/>
           </w:tcPr>
           <w:p>
             <w:pPr>
@@ -7160,7 +7160,7 @@
         </w:tc>
         <w:tc>
           <w:tcPr>
-            <w:tcW w:w="3200" w:type="dxa"/>
+            <w:tcW w:w="2768" w:type="dxa"/>
           </w:tcPr>
           <w:p>
             <w:pPr>
@@ -7176,7 +7176,7 @@
       <w:tr>
         <w:tc>
           <w:tcPr>
-            <w:tcW w:w="2434" w:type="dxa"/>
+            <w:tcW w:w="2106" w:type="dxa"/>
           </w:tcPr>
           <w:p>
             <w:pPr>
@@ -7190,7 +7190,7 @@
         </w:tc>
         <w:tc>
           <w:tcPr>
-            <w:tcW w:w="876" w:type="dxa"/>
+            <w:tcW w:w="919" w:type="dxa"/>
           </w:tcPr>
           <w:p>
             <w:pPr>
@@ -7204,7 +7204,7 @@
         </w:tc>
         <w:tc>
           <w:tcPr>
-            <w:tcW w:w="876" w:type="dxa"/>
+            <w:tcW w:w="919" w:type="dxa"/>
           </w:tcPr>
           <w:p>
             <w:pPr>
@@ -7218,7 +7218,7 @@
         </w:tc>
         <w:tc>
           <w:tcPr>
-            <w:tcW w:w="876" w:type="dxa"/>
+            <w:tcW w:w="1379" w:type="dxa"/>
           </w:tcPr>
           <w:p>
             <w:pPr>
@@ -7232,7 +7232,7 @@
         </w:tc>
         <w:tc>
           <w:tcPr>
-            <w:tcW w:w="1097" w:type="dxa"/>
+            <w:tcW w:w="1264" w:type="dxa"/>
           </w:tcPr>
           <w:p>
             <w:pPr>
@@ -7246,7 +7246,7 @@
         </w:tc>
         <w:tc>
           <w:tcPr>
-            <w:tcW w:w="3200" w:type="dxa"/>
+            <w:tcW w:w="2768" w:type="dxa"/>
           </w:tcPr>
           <w:p>
             <w:pPr>
@@ -7262,7 +7262,7 @@
       <w:tr>
         <w:tc>
           <w:tcPr>
-            <w:tcW w:w="2434" w:type="dxa"/>
+            <w:tcW w:w="2106" w:type="dxa"/>
           </w:tcPr>
           <w:p>
             <w:pPr>
@@ -7276,7 +7276,7 @@
         </w:tc>
         <w:tc>
           <w:tcPr>
-            <w:tcW w:w="876" w:type="dxa"/>
+            <w:tcW w:w="919" w:type="dxa"/>
           </w:tcPr>
           <w:p>
             <w:pPr>
@@ -7290,7 +7290,7 @@
         </w:tc>
         <w:tc>
           <w:tcPr>
-            <w:tcW w:w="876" w:type="dxa"/>
+            <w:tcW w:w="919" w:type="dxa"/>
           </w:tcPr>
           <w:p>
             <w:pPr>
@@ -7304,7 +7304,7 @@
         </w:tc>
         <w:tc>
           <w:tcPr>
-            <w:tcW w:w="876" w:type="dxa"/>
+            <w:tcW w:w="1379" w:type="dxa"/>
           </w:tcPr>
           <w:p>
             <w:pPr>
@@ -7318,7 +7318,7 @@
         </w:tc>
         <w:tc>
           <w:tcPr>
-            <w:tcW w:w="1097" w:type="dxa"/>
+            <w:tcW w:w="1264" w:type="dxa"/>
           </w:tcPr>
           <w:p>
             <w:pPr>
@@ -7332,7 +7332,7 @@
         </w:tc>
         <w:tc>
           <w:tcPr>
-            <w:tcW w:w="3200" w:type="dxa"/>
+            <w:tcW w:w="2768" w:type="dxa"/>
           </w:tcPr>
           <w:p>
             <w:pPr>
@@ -7348,7 +7348,7 @@
       <w:tr>
         <w:tc>
           <w:tcPr>
-            <w:tcW w:w="2434" w:type="dxa"/>
+            <w:tcW w:w="2106" w:type="dxa"/>
           </w:tcPr>
           <w:p>
             <w:pPr>
@@ -7362,7 +7362,7 @@
         </w:tc>
         <w:tc>
           <w:tcPr>
-            <w:tcW w:w="876" w:type="dxa"/>
+            <w:tcW w:w="919" w:type="dxa"/>
           </w:tcPr>
           <w:p>
             <w:pPr>
@@ -7376,7 +7376,7 @@
         </w:tc>
         <w:tc>
           <w:tcPr>
-            <w:tcW w:w="876" w:type="dxa"/>
+            <w:tcW w:w="919" w:type="dxa"/>
           </w:tcPr>
           <w:p>
             <w:pPr>
@@ -7390,7 +7390,7 @@
         </w:tc>
         <w:tc>
           <w:tcPr>
-            <w:tcW w:w="876" w:type="dxa"/>
+            <w:tcW w:w="1379" w:type="dxa"/>
           </w:tcPr>
           <w:p>
             <w:pPr>
@@ -7404,7 +7404,7 @@
         </w:tc>
         <w:tc>
           <w:tcPr>
-            <w:tcW w:w="1097" w:type="dxa"/>
+            <w:tcW w:w="1264" w:type="dxa"/>
           </w:tcPr>
           <w:p>
             <w:pPr>
@@ -7418,7 +7418,7 @@
         </w:tc>
         <w:tc>
           <w:tcPr>
-            <w:tcW w:w="3200" w:type="dxa"/>
+            <w:tcW w:w="2768" w:type="dxa"/>
           </w:tcPr>
           <w:p>
             <w:pPr>
